--- a/exercises/Bài tập 032 - Few Little.docx
+++ b/exercises/Bài tập 032 - Few Little.docx
@@ -1,1275 +1,7670 @@
 
 <file path=word/document.xml><?xml version="1.0" encoding="utf-8"?>
-<w:document xmlns:wpc="http://schemas.microsoft.com/office/word/2010/wordprocessingCanvas" xmlns:cx="http://schemas.microsoft.com/office/drawing/2014/chartex" xmlns:cx1="http://schemas.microsoft.com/office/drawing/2015/9/8/chartex" xmlns:cx2="http://schemas.microsoft.com/office/drawing/2015/10/21/chartex" xmlns:cx3="http://schemas.microsoft.com/office/drawing/2016/5/9/chartex" xmlns:cx4="http://schemas.microsoft.com/office/drawing/2016/5/10/chartex" xmlns:cx5="http://schemas.microsoft.com/office/drawing/2016/5/11/chartex" xmlns:cx6="http://schemas.microsoft.com/office/drawing/2016/5/12/chartex" xmlns:cx7="http://schemas.microsoft.com/office/drawing/2016/5/13/chartex" xmlns:cx8="http://schemas.microsoft.com/office/drawing/2016/5/14/chartex" xmlns:mc="http://schemas.openxmlformats.org/markup-compatibility/2006" xmlns:aink="http://schemas.microsoft.com/office/drawing/2016/ink" xmlns:am3d="http://schemas.microsoft.com/office/drawing/2017/model3d" xmlns:o="urn:schemas-microsoft-com:office:office" xmlns:oel="http://schemas.microsoft.com/office/2019/extlst" xmlns:r="http://schemas.openxmlformats.org/officeDocument/2006/relationships" xmlns:m="http://schemas.openxmlformats.org/officeDocument/2006/math" xmlns:v="urn:schemas-microsoft-com:vml" xmlns:wp14="http://schemas.microsoft.com/office/word/2010/wordprocessingDrawing" xmlns:wp="http://schemas.openxmlformats.org/drawingml/2006/wordprocessingDrawing" xmlns:w10="urn:schemas-microsoft-com:office:word" xmlns:w="http://schemas.openxmlformats.org/wordprocessingml/2006/main" xmlns:w14="http://schemas.microsoft.com/office/word/2010/wordml" xmlns:w15="http://schemas.microsoft.com/office/word/2012/wordml" xmlns:w16cei="http://schemas.microsoft.com/office/word/2026/wordml/cei" xmlns:w16cex="http://schemas.microsoft.com/office/word/2018/wordml/cex" xmlns:w16cid="http://schemas.microsoft.com/office/word/2016/wordml/cid" xmlns:w16="http://schemas.microsoft.com/office/word/2018/wordml" xmlns:w16du="http://schemas.microsoft.com/office/word/2023/wordml/word16du" xmlns:w16sdtdh="http://schemas.microsoft.com/office/word/2020/wordml/sdtdatahash" xmlns:w16sdtfl="http://schemas.microsoft.com/office/word/2024/wordml/sdtformatlock" xmlns:w16se="http://schemas.microsoft.com/office/word/2015/wordml/symex" xmlns:wpg="http://schemas.microsoft.com/office/word/2010/wordprocessingGroup" xmlns:wpi="http://schemas.microsoft.com/office/word/2010/wordprocessingInk" xmlns:wne="http://schemas.microsoft.com/office/word/2006/wordml" xmlns:wps="http://schemas.microsoft.com/office/word/2010/wordprocessingShape" mc:Ignorable="w14 w15 w16se w16cid w16 w16cex w16sdtdh w16sdtfl w16du wp14">
+<w:document xmlns:wpc="http://schemas.microsoft.com/office/word/2010/wordprocessingCanvas" xmlns:cx="http://schemas.microsoft.com/office/drawing/2014/chartex" xmlns:cx1="http://schemas.microsoft.com/office/drawing/2015/9/8/chartex" xmlns:cx2="http://schemas.microsoft.com/office/drawing/2015/10/21/chartex" xmlns:cx3="http://schemas.microsoft.com/office/drawing/2016/5/9/chartex" xmlns:cx4="http://schemas.microsoft.com/office/drawing/2016/5/10/chartex" xmlns:cx5="http://schemas.microsoft.com/office/drawing/2016/5/11/chartex" xmlns:cx6="http://schemas.microsoft.com/office/drawing/2016/5/12/chartex" xmlns:cx7="http://schemas.microsoft.com/office/drawing/2016/5/13/chartex" xmlns:cx8="http://schemas.microsoft.com/office/drawing/2016/5/14/chartex" xmlns:mc="http://schemas.openxmlformats.org/markup-compatibility/2006" xmlns:aink="http://schemas.microsoft.com/office/drawing/2016/ink" xmlns:am3d="http://schemas.microsoft.com/office/drawing/2017/model3d" xmlns:o="urn:schemas-microsoft-com:office:office" xmlns:oel="http://schemas.microsoft.com/office/2019/extlst" xmlns:r="http://schemas.openxmlformats.org/officeDocument/2006/relationships" xmlns:m="http://schemas.openxmlformats.org/officeDocument/2006/math" xmlns:v="urn:schemas-microsoft-com:vml" xmlns:wp14="http://schemas.microsoft.com/office/word/2010/wordprocessingDrawing" xmlns:wp="http://schemas.openxmlformats.org/drawingml/2006/wordprocessingDrawing" xmlns:w10="urn:schemas-microsoft-com:office:word" xmlns:w="http://schemas.openxmlformats.org/wordprocessingml/2006/main" xmlns:w14="http://schemas.microsoft.com/office/word/2010/wordml" xmlns:w15="http://schemas.microsoft.com/office/word/2012/wordml" xmlns:w16cex="http://schemas.microsoft.com/office/word/2018/wordml/cex" xmlns:w16cid="http://schemas.microsoft.com/office/word/2016/wordml/cid" xmlns:w16="http://schemas.microsoft.com/office/word/2018/wordml" xmlns:w16du="http://schemas.microsoft.com/office/word/2023/wordml/word16du" xmlns:w16sdtdh="http://schemas.microsoft.com/office/word/2020/wordml/sdtdatahash" xmlns:w16sdtfl="http://schemas.microsoft.com/office/word/2024/wordml/sdtformatlock" xmlns:w16se="http://schemas.microsoft.com/office/word/2015/wordml/symex" xmlns:wpg="http://schemas.microsoft.com/office/word/2010/wordprocessingGroup" xmlns:wpi="http://schemas.microsoft.com/office/word/2010/wordprocessingInk" xmlns:wne="http://schemas.microsoft.com/office/word/2006/wordml" xmlns:wps="http://schemas.microsoft.com/office/word/2010/wordprocessingShape" mc:Ignorable="w14 w15 w16se w16cid w16 w16cex w16sdtdh w16sdtfl w16du wp14">
   <w:body>
     <w:p>
       <w:pPr>
-        <w:pStyle w:val="Title"/>
+        <w:keepNext/>
+        <w:shd w:val="clear" w:color="000000" w:fill="auto"/>
+        <w:spacing w:after="240"/>
         <w:jc w:val="center"/>
         <w:rPr>
-          <w:rFonts w:ascii="Arial" w:hAnsi="Arial" w:cs="Arial"/>
+          <w:rFonts w:eastAsiaTheme="majorEastAsia"/>
           <w:b/>
+          <w:color w:val="000000"/>
+          <w:spacing w:val="-10"/>
+          <w:kern w:val="28"/>
           <w:sz w:val="32"/>
-        </w:rPr>
-      </w:pPr>
-      <w:r>
-        <w:rPr>
-          <w:rFonts w:ascii="Arial" w:hAnsi="Arial" w:cs="Arial"/>
+          <w:szCs w:val="56"/>
+        </w:rPr>
+      </w:pPr>
+      <w:r>
+        <w:rPr>
+          <w:rFonts w:eastAsiaTheme="majorEastAsia"/>
           <w:b/>
+          <w:color w:val="000000"/>
+          <w:spacing w:val="-10"/>
+          <w:kern w:val="28"/>
           <w:sz w:val="32"/>
+          <w:szCs w:val="56"/>
         </w:rPr>
         <w:t>BÀI TẬP NGÀY 32</w:t>
       </w:r>
     </w:p>
     <w:p>
       <w:pPr>
-        <w:pStyle w:val="Title"/>
+        <w:keepNext/>
+        <w:shd w:val="clear" w:color="000000" w:fill="auto"/>
+        <w:spacing w:after="200"/>
         <w:jc w:val="center"/>
         <w:rPr>
-          <w:rFonts w:ascii="Arial" w:hAnsi="Arial" w:cs="Arial"/>
+          <w:rFonts w:eastAsiaTheme="majorEastAsia"/>
           <w:b/>
-          <w:sz w:val="36"/>
-        </w:rPr>
-      </w:pPr>
-      <w:r>
-        <w:rPr>
-          <w:rFonts w:ascii="Arial" w:hAnsi="Arial" w:cs="Arial"/>
+          <w:color w:val="000000"/>
+          <w:spacing w:val="-10"/>
+          <w:kern w:val="28"/>
+          <w:sz w:val="26"/>
+          <w:szCs w:val="56"/>
+        </w:rPr>
+      </w:pPr>
+      <w:r>
+        <w:rPr>
+          <w:rFonts w:eastAsiaTheme="majorEastAsia"/>
           <w:b/>
-          <w:sz w:val="36"/>
+          <w:color w:val="000000"/>
+          <w:spacing w:val="-10"/>
+          <w:kern w:val="28"/>
+          <w:sz w:val="26"/>
+          <w:szCs w:val="56"/>
         </w:rPr>
         <w:t>FEW / LITTLE</w:t>
       </w:r>
     </w:p>
     <w:p>
-      <w:r>
-        <w:t>Họ và tên: __________________________                         Điểm: ________/100</w:t>
-      </w:r>
-    </w:p>
-    <w:p>
-      <w:pPr>
-        <w:pStyle w:val="Heading1"/>
-      </w:pPr>
-      <w:r>
+      <w:pPr>
+        <w:keepNext/>
+        <w:shd w:val="clear" w:color="000000" w:fill="auto"/>
+        <w:spacing w:after="60"/>
+        <w:rPr>
+          <w:rFonts w:eastAsiaTheme="majorEastAsia"/>
+          <w:color w:val="000000"/>
+          <w:spacing w:val="-10"/>
+          <w:kern w:val="28"/>
+          <w:sz w:val="22"/>
+          <w:szCs w:val="56"/>
+        </w:rPr>
+      </w:pPr>
+      <w:r>
+        <w:rPr>
+          <w:rFonts w:eastAsiaTheme="majorEastAsia"/>
+          <w:color w:val="000000"/>
+          <w:spacing w:val="-10"/>
+          <w:kern w:val="28"/>
+          <w:sz w:val="22"/>
+          <w:szCs w:val="56"/>
+        </w:rPr>
+        <w:t>Họ và tên: __________________________    Điểm: ________/100</w:t>
+      </w:r>
+    </w:p>
+    <w:p>
+      <w:pPr>
+        <w:keepNext/>
+        <w:shd w:val="clear" w:color="000000" w:fill="auto"/>
+        <w:spacing w:after="60"/>
+        <w:rPr>
+          <w:rFonts w:eastAsiaTheme="majorEastAsia"/>
+          <w:color w:val="000000"/>
+          <w:spacing w:val="-10"/>
+          <w:kern w:val="28"/>
+          <w:sz w:val="22"/>
+          <w:szCs w:val="56"/>
+        </w:rPr>
+      </w:pPr>
+      <w:r>
+        <w:rPr>
+          <w:rFonts w:eastAsiaTheme="majorEastAsia"/>
+          <w:color w:val="000000"/>
+          <w:spacing w:val="-10"/>
+          <w:kern w:val="28"/>
+          <w:sz w:val="22"/>
+          <w:szCs w:val="56"/>
+        </w:rPr>
+        <w:t>Phạm vi kiến thức: Bài học ngày 32.</w:t>
+      </w:r>
+    </w:p>
+    <w:p>
+      <w:pPr>
+        <w:keepNext/>
+        <w:shd w:val="clear" w:color="000000" w:fill="auto"/>
+        <w:spacing w:after="60"/>
+        <w:rPr>
+          <w:rFonts w:eastAsiaTheme="majorEastAsia"/>
+          <w:color w:val="000000"/>
+          <w:spacing w:val="-10"/>
+          <w:kern w:val="28"/>
+          <w:sz w:val="22"/>
+          <w:szCs w:val="56"/>
+        </w:rPr>
+      </w:pPr>
+      <w:r>
+        <w:rPr>
+          <w:rFonts w:eastAsiaTheme="majorEastAsia"/>
+          <w:color w:val="000000"/>
+          <w:spacing w:val="-10"/>
+          <w:kern w:val="28"/>
+          <w:sz w:val="22"/>
+          <w:szCs w:val="56"/>
+        </w:rPr>
+        <w:t>Thời gian làm bài dự kiến: 75 phút. Tổng số: 100 câu/ý — 100 điểm.</w:t>
+      </w:r>
+    </w:p>
+    <w:p>
+      <w:pPr>
+        <w:keepNext/>
+        <w:shd w:val="clear" w:color="000000" w:fill="auto"/>
+        <w:spacing w:after="60"/>
+        <w:rPr>
+          <w:rFonts w:eastAsiaTheme="majorEastAsia"/>
+          <w:i/>
+          <w:color w:val="000000"/>
+          <w:spacing w:val="-10"/>
+          <w:kern w:val="28"/>
+          <w:sz w:val="22"/>
+          <w:szCs w:val="56"/>
+        </w:rPr>
+      </w:pPr>
+      <w:r>
+        <w:rPr>
+          <w:rFonts w:eastAsiaTheme="majorEastAsia"/>
+          <w:i/>
+          <w:color w:val="000000"/>
+          <w:spacing w:val="-10"/>
+          <w:kern w:val="28"/>
+          <w:sz w:val="22"/>
+          <w:szCs w:val="56"/>
+        </w:rPr>
+        <w:t>Hướng dẫn chung: Làm lần lượt từng phần, viết rõ ràng và kiểm tra lại đáp án trước khi nộp.</w:t>
+      </w:r>
+    </w:p>
+    <w:p>
+      <w:pPr>
+        <w:keepNext/>
+        <w:shd w:val="clear" w:color="000000" w:fill="auto"/>
+        <w:spacing w:before="80" w:after="80"/>
+        <w:rPr>
+          <w:rFonts w:eastAsiaTheme="majorEastAsia"/>
+          <w:b/>
+          <w:color w:val="000000"/>
+          <w:spacing w:val="-10"/>
+          <w:kern w:val="28"/>
+          <w:szCs w:val="56"/>
+        </w:rPr>
+      </w:pPr>
+      <w:r>
+        <w:rPr>
+          <w:rFonts w:eastAsiaTheme="majorEastAsia"/>
+          <w:b/>
+          <w:color w:val="000000"/>
+          <w:spacing w:val="-10"/>
+          <w:kern w:val="28"/>
+          <w:szCs w:val="56"/>
+        </w:rPr>
         <w:t>PHẦN 1. CHỌN ĐÁP ÁN ĐÚNG (10 điểm)</w:t>
       </w:r>
     </w:p>
     <w:p>
-      <w:r>
-        <w:t>1. I have ______ good friends in this city.   A. a few   B. a little   C. little</w:t>
-      </w:r>
-    </w:p>
-    <w:p>
-      <w:r>
-        <w:t>2. There is ______ milk in the fridge.   A. a few   B. a little   C. few</w:t>
-      </w:r>
-    </w:p>
-    <w:p>
-      <w:r>
-        <w:t>3. ______ students understood the difficult question.   A. Few   B. Little   C. A little</w:t>
-      </w:r>
-    </w:p>
-    <w:p>
-      <w:r>
-        <w:t>4. We have ______ time, so hurry up.   A. few   B. little   C. a few</w:t>
-      </w:r>
-    </w:p>
-    <w:p>
-      <w:r>
-        <w:t>5. She bought ______ apples.   A. a little   B. a few   C. little</w:t>
-      </w:r>
-    </w:p>
-    <w:p>
-      <w:r>
-        <w:t>6. I can speak ______ French.   A. a few   B. a little   C. few</w:t>
-      </w:r>
-    </w:p>
-    <w:p>
-      <w:r>
-        <w:t>7. He has ______ money and cannot buy lunch.   A. little   B. a little   C. a few</w:t>
-      </w:r>
-    </w:p>
-    <w:p>
-      <w:r>
-        <w:t>8. There are ______ chairs, but they are enough for us.   A. little   B. a few   C. a little</w:t>
-      </w:r>
-    </w:p>
-    <w:p>
-      <w:r>
-        <w:t>9. Very ______ people know the secret.   A. little   B. few   C. a little</w:t>
-      </w:r>
-    </w:p>
-    <w:p>
-      <w:r>
-        <w:t>10. Add ______ salt to the soup.   A. a little   B. a few   C. few</w:t>
-      </w:r>
-    </w:p>
-    <w:p>
-      <w:pPr>
-        <w:pStyle w:val="Heading1"/>
-      </w:pPr>
-      <w:r>
+      <w:pPr>
+        <w:keepNext/>
+        <w:shd w:val="clear" w:color="000000" w:fill="auto"/>
+        <w:spacing w:after="80"/>
+        <w:rPr>
+          <w:rFonts w:eastAsiaTheme="majorEastAsia"/>
+          <w:i/>
+          <w:color w:val="000000"/>
+          <w:spacing w:val="-10"/>
+          <w:kern w:val="28"/>
+          <w:sz w:val="22"/>
+          <w:szCs w:val="56"/>
+        </w:rPr>
+      </w:pPr>
+      <w:r>
+        <w:rPr>
+          <w:rFonts w:eastAsiaTheme="majorEastAsia"/>
+          <w:i/>
+          <w:color w:val="000000"/>
+          <w:spacing w:val="-10"/>
+          <w:kern w:val="28"/>
+          <w:sz w:val="22"/>
+          <w:szCs w:val="56"/>
+        </w:rPr>
+        <w:t>Hướng dẫn: Chọn phương án đúng nhất cho mỗi câu.</w:t>
+      </w:r>
+    </w:p>
+    <w:p>
+      <w:pPr>
+        <w:keepNext/>
+        <w:shd w:val="clear" w:color="000000" w:fill="auto"/>
+        <w:spacing w:before="120" w:after="60"/>
+        <w:rPr>
+          <w:rFonts w:eastAsiaTheme="majorEastAsia"/>
+          <w:color w:val="000000"/>
+          <w:spacing w:val="-10"/>
+          <w:kern w:val="28"/>
+          <w:sz w:val="22"/>
+          <w:szCs w:val="56"/>
+        </w:rPr>
+      </w:pPr>
+      <w:r>
+        <w:rPr>
+          <w:rFonts w:eastAsiaTheme="majorEastAsia"/>
+          <w:color w:val="000000"/>
+          <w:spacing w:val="-10"/>
+          <w:kern w:val="28"/>
+          <w:sz w:val="22"/>
+          <w:szCs w:val="56"/>
+        </w:rPr>
+        <w:t>1. I have ______ good friends in this city.</w:t>
+      </w:r>
+    </w:p>
+    <w:p>
+      <w:pPr>
+        <w:keepNext/>
+        <w:shd w:val="clear" w:color="000000" w:fill="auto"/>
+        <w:spacing w:after="40"/>
+        <w:ind w:left="340"/>
+        <w:rPr>
+          <w:rFonts w:eastAsiaTheme="majorEastAsia"/>
+          <w:color w:val="000000"/>
+          <w:spacing w:val="-10"/>
+          <w:kern w:val="28"/>
+          <w:sz w:val="22"/>
+          <w:szCs w:val="56"/>
+        </w:rPr>
+      </w:pPr>
+      <w:r>
+        <w:rPr>
+          <w:rFonts w:eastAsiaTheme="majorEastAsia"/>
+          <w:color w:val="000000"/>
+          <w:spacing w:val="-10"/>
+          <w:kern w:val="28"/>
+          <w:sz w:val="22"/>
+          <w:szCs w:val="56"/>
+        </w:rPr>
+        <w:t>A. a few</w:t>
+      </w:r>
+    </w:p>
+    <w:p>
+      <w:pPr>
+        <w:keepNext/>
+        <w:shd w:val="clear" w:color="000000" w:fill="auto"/>
+        <w:spacing w:after="40"/>
+        <w:ind w:left="340"/>
+        <w:rPr>
+          <w:rFonts w:eastAsiaTheme="majorEastAsia"/>
+          <w:color w:val="000000"/>
+          <w:spacing w:val="-10"/>
+          <w:kern w:val="28"/>
+          <w:sz w:val="22"/>
+          <w:szCs w:val="56"/>
+        </w:rPr>
+      </w:pPr>
+      <w:r>
+        <w:rPr>
+          <w:rFonts w:eastAsiaTheme="majorEastAsia"/>
+          <w:color w:val="000000"/>
+          <w:spacing w:val="-10"/>
+          <w:kern w:val="28"/>
+          <w:sz w:val="22"/>
+          <w:szCs w:val="56"/>
+        </w:rPr>
+        <w:t>B. a little</w:t>
+      </w:r>
+    </w:p>
+    <w:p>
+      <w:pPr>
+        <w:keepNext/>
+        <w:shd w:val="clear" w:color="000000" w:fill="auto"/>
+        <w:spacing w:after="40"/>
+        <w:ind w:left="340"/>
+        <w:rPr>
+          <w:rFonts w:eastAsiaTheme="majorEastAsia"/>
+          <w:color w:val="000000"/>
+          <w:spacing w:val="-10"/>
+          <w:kern w:val="28"/>
+          <w:sz w:val="22"/>
+          <w:szCs w:val="56"/>
+        </w:rPr>
+      </w:pPr>
+      <w:r>
+        <w:rPr>
+          <w:rFonts w:eastAsiaTheme="majorEastAsia"/>
+          <w:color w:val="000000"/>
+          <w:spacing w:val="-10"/>
+          <w:kern w:val="28"/>
+          <w:sz w:val="22"/>
+          <w:szCs w:val="56"/>
+        </w:rPr>
+        <w:t>C. little</w:t>
+      </w:r>
+    </w:p>
+    <w:p>
+      <w:pPr>
+        <w:keepNext/>
+        <w:shd w:val="clear" w:color="000000" w:fill="auto"/>
+        <w:spacing w:before="120" w:after="60"/>
+        <w:rPr>
+          <w:rFonts w:eastAsiaTheme="majorEastAsia"/>
+          <w:color w:val="000000"/>
+          <w:spacing w:val="-10"/>
+          <w:kern w:val="28"/>
+          <w:sz w:val="22"/>
+          <w:szCs w:val="56"/>
+        </w:rPr>
+      </w:pPr>
+      <w:r>
+        <w:rPr>
+          <w:rFonts w:eastAsiaTheme="majorEastAsia"/>
+          <w:color w:val="000000"/>
+          <w:spacing w:val="-10"/>
+          <w:kern w:val="28"/>
+          <w:sz w:val="22"/>
+          <w:szCs w:val="56"/>
+        </w:rPr>
+        <w:t>2. There is ______ milk in the fridge.</w:t>
+      </w:r>
+    </w:p>
+    <w:p>
+      <w:pPr>
+        <w:keepNext/>
+        <w:shd w:val="clear" w:color="000000" w:fill="auto"/>
+        <w:spacing w:after="40"/>
+        <w:ind w:left="340"/>
+        <w:rPr>
+          <w:rFonts w:eastAsiaTheme="majorEastAsia"/>
+          <w:color w:val="000000"/>
+          <w:spacing w:val="-10"/>
+          <w:kern w:val="28"/>
+          <w:sz w:val="22"/>
+          <w:szCs w:val="56"/>
+        </w:rPr>
+      </w:pPr>
+      <w:r>
+        <w:rPr>
+          <w:rFonts w:eastAsiaTheme="majorEastAsia"/>
+          <w:color w:val="000000"/>
+          <w:spacing w:val="-10"/>
+          <w:kern w:val="28"/>
+          <w:sz w:val="22"/>
+          <w:szCs w:val="56"/>
+        </w:rPr>
+        <w:t>A. a few</w:t>
+      </w:r>
+    </w:p>
+    <w:p>
+      <w:pPr>
+        <w:keepNext/>
+        <w:shd w:val="clear" w:color="000000" w:fill="auto"/>
+        <w:spacing w:after="40"/>
+        <w:ind w:left="340"/>
+        <w:rPr>
+          <w:rFonts w:eastAsiaTheme="majorEastAsia"/>
+          <w:color w:val="000000"/>
+          <w:spacing w:val="-10"/>
+          <w:kern w:val="28"/>
+          <w:sz w:val="22"/>
+          <w:szCs w:val="56"/>
+        </w:rPr>
+      </w:pPr>
+      <w:r>
+        <w:rPr>
+          <w:rFonts w:eastAsiaTheme="majorEastAsia"/>
+          <w:color w:val="000000"/>
+          <w:spacing w:val="-10"/>
+          <w:kern w:val="28"/>
+          <w:sz w:val="22"/>
+          <w:szCs w:val="56"/>
+        </w:rPr>
+        <w:t>B. a little</w:t>
+      </w:r>
+    </w:p>
+    <w:p>
+      <w:pPr>
+        <w:keepNext/>
+        <w:shd w:val="clear" w:color="000000" w:fill="auto"/>
+        <w:spacing w:after="40"/>
+        <w:ind w:left="340"/>
+        <w:rPr>
+          <w:rFonts w:eastAsiaTheme="majorEastAsia"/>
+          <w:color w:val="000000"/>
+          <w:spacing w:val="-10"/>
+          <w:kern w:val="28"/>
+          <w:sz w:val="22"/>
+          <w:szCs w:val="56"/>
+        </w:rPr>
+      </w:pPr>
+      <w:r>
+        <w:rPr>
+          <w:rFonts w:eastAsiaTheme="majorEastAsia"/>
+          <w:color w:val="000000"/>
+          <w:spacing w:val="-10"/>
+          <w:kern w:val="28"/>
+          <w:sz w:val="22"/>
+          <w:szCs w:val="56"/>
+        </w:rPr>
+        <w:t>C. few</w:t>
+      </w:r>
+    </w:p>
+    <w:p>
+      <w:pPr>
+        <w:keepNext/>
+        <w:shd w:val="clear" w:color="000000" w:fill="auto"/>
+        <w:spacing w:before="120" w:after="60"/>
+        <w:rPr>
+          <w:rFonts w:eastAsiaTheme="majorEastAsia"/>
+          <w:color w:val="000000"/>
+          <w:spacing w:val="-10"/>
+          <w:kern w:val="28"/>
+          <w:sz w:val="22"/>
+          <w:szCs w:val="56"/>
+        </w:rPr>
+      </w:pPr>
+      <w:r>
+        <w:rPr>
+          <w:rFonts w:eastAsiaTheme="majorEastAsia"/>
+          <w:color w:val="000000"/>
+          <w:spacing w:val="-10"/>
+          <w:kern w:val="28"/>
+          <w:sz w:val="22"/>
+          <w:szCs w:val="56"/>
+        </w:rPr>
+        <w:t>3. ______ students understood the difficult question.</w:t>
+      </w:r>
+    </w:p>
+    <w:p>
+      <w:pPr>
+        <w:keepNext/>
+        <w:shd w:val="clear" w:color="000000" w:fill="auto"/>
+        <w:spacing w:after="40"/>
+        <w:ind w:left="340"/>
+        <w:rPr>
+          <w:rFonts w:eastAsiaTheme="majorEastAsia"/>
+          <w:color w:val="000000"/>
+          <w:spacing w:val="-10"/>
+          <w:kern w:val="28"/>
+          <w:sz w:val="22"/>
+          <w:szCs w:val="56"/>
+        </w:rPr>
+      </w:pPr>
+      <w:r>
+        <w:rPr>
+          <w:rFonts w:eastAsiaTheme="majorEastAsia"/>
+          <w:color w:val="000000"/>
+          <w:spacing w:val="-10"/>
+          <w:kern w:val="28"/>
+          <w:sz w:val="22"/>
+          <w:szCs w:val="56"/>
+        </w:rPr>
+        <w:t>A. Few</w:t>
+      </w:r>
+    </w:p>
+    <w:p>
+      <w:pPr>
+        <w:keepNext/>
+        <w:shd w:val="clear" w:color="000000" w:fill="auto"/>
+        <w:spacing w:after="40"/>
+        <w:ind w:left="340"/>
+        <w:rPr>
+          <w:rFonts w:eastAsiaTheme="majorEastAsia"/>
+          <w:color w:val="000000"/>
+          <w:spacing w:val="-10"/>
+          <w:kern w:val="28"/>
+          <w:sz w:val="22"/>
+          <w:szCs w:val="56"/>
+        </w:rPr>
+      </w:pPr>
+      <w:r>
+        <w:rPr>
+          <w:rFonts w:eastAsiaTheme="majorEastAsia"/>
+          <w:color w:val="000000"/>
+          <w:spacing w:val="-10"/>
+          <w:kern w:val="28"/>
+          <w:sz w:val="22"/>
+          <w:szCs w:val="56"/>
+        </w:rPr>
+        <w:t>B. Little</w:t>
+      </w:r>
+    </w:p>
+    <w:p>
+      <w:pPr>
+        <w:keepNext/>
+        <w:shd w:val="clear" w:color="000000" w:fill="auto"/>
+        <w:spacing w:after="40"/>
+        <w:ind w:left="340"/>
+        <w:rPr>
+          <w:rFonts w:eastAsiaTheme="majorEastAsia"/>
+          <w:color w:val="000000"/>
+          <w:spacing w:val="-10"/>
+          <w:kern w:val="28"/>
+          <w:sz w:val="22"/>
+          <w:szCs w:val="56"/>
+        </w:rPr>
+      </w:pPr>
+      <w:r>
+        <w:rPr>
+          <w:rFonts w:eastAsiaTheme="majorEastAsia"/>
+          <w:color w:val="000000"/>
+          <w:spacing w:val="-10"/>
+          <w:kern w:val="28"/>
+          <w:sz w:val="22"/>
+          <w:szCs w:val="56"/>
+        </w:rPr>
+        <w:t>C. A little</w:t>
+      </w:r>
+    </w:p>
+    <w:p>
+      <w:pPr>
+        <w:keepNext/>
+        <w:shd w:val="clear" w:color="000000" w:fill="auto"/>
+        <w:spacing w:before="120" w:after="60"/>
+        <w:rPr>
+          <w:rFonts w:eastAsiaTheme="majorEastAsia"/>
+          <w:color w:val="000000"/>
+          <w:spacing w:val="-10"/>
+          <w:kern w:val="28"/>
+          <w:sz w:val="22"/>
+          <w:szCs w:val="56"/>
+        </w:rPr>
+      </w:pPr>
+      <w:r>
+        <w:rPr>
+          <w:rFonts w:eastAsiaTheme="majorEastAsia"/>
+          <w:color w:val="000000"/>
+          <w:spacing w:val="-10"/>
+          <w:kern w:val="28"/>
+          <w:sz w:val="22"/>
+          <w:szCs w:val="56"/>
+        </w:rPr>
+        <w:t>4. We have ______ time, so hurry up.</w:t>
+      </w:r>
+    </w:p>
+    <w:p>
+      <w:pPr>
+        <w:keepNext/>
+        <w:shd w:val="clear" w:color="000000" w:fill="auto"/>
+        <w:spacing w:after="40"/>
+        <w:ind w:left="340"/>
+        <w:rPr>
+          <w:rFonts w:eastAsiaTheme="majorEastAsia"/>
+          <w:color w:val="000000"/>
+          <w:spacing w:val="-10"/>
+          <w:kern w:val="28"/>
+          <w:sz w:val="22"/>
+          <w:szCs w:val="56"/>
+        </w:rPr>
+      </w:pPr>
+      <w:r>
+        <w:rPr>
+          <w:rFonts w:eastAsiaTheme="majorEastAsia"/>
+          <w:color w:val="000000"/>
+          <w:spacing w:val="-10"/>
+          <w:kern w:val="28"/>
+          <w:sz w:val="22"/>
+          <w:szCs w:val="56"/>
+        </w:rPr>
+        <w:t>A. few</w:t>
+      </w:r>
+    </w:p>
+    <w:p>
+      <w:pPr>
+        <w:keepNext/>
+        <w:shd w:val="clear" w:color="000000" w:fill="auto"/>
+        <w:spacing w:after="40"/>
+        <w:ind w:left="340"/>
+        <w:rPr>
+          <w:rFonts w:eastAsiaTheme="majorEastAsia"/>
+          <w:color w:val="000000"/>
+          <w:spacing w:val="-10"/>
+          <w:kern w:val="28"/>
+          <w:sz w:val="22"/>
+          <w:szCs w:val="56"/>
+        </w:rPr>
+      </w:pPr>
+      <w:r>
+        <w:rPr>
+          <w:rFonts w:eastAsiaTheme="majorEastAsia"/>
+          <w:color w:val="000000"/>
+          <w:spacing w:val="-10"/>
+          <w:kern w:val="28"/>
+          <w:sz w:val="22"/>
+          <w:szCs w:val="56"/>
+        </w:rPr>
+        <w:t>B. little</w:t>
+      </w:r>
+    </w:p>
+    <w:p>
+      <w:pPr>
+        <w:keepNext/>
+        <w:shd w:val="clear" w:color="000000" w:fill="auto"/>
+        <w:spacing w:after="40"/>
+        <w:ind w:left="340"/>
+        <w:rPr>
+          <w:rFonts w:eastAsiaTheme="majorEastAsia"/>
+          <w:color w:val="000000"/>
+          <w:spacing w:val="-10"/>
+          <w:kern w:val="28"/>
+          <w:sz w:val="22"/>
+          <w:szCs w:val="56"/>
+        </w:rPr>
+      </w:pPr>
+      <w:r>
+        <w:rPr>
+          <w:rFonts w:eastAsiaTheme="majorEastAsia"/>
+          <w:color w:val="000000"/>
+          <w:spacing w:val="-10"/>
+          <w:kern w:val="28"/>
+          <w:sz w:val="22"/>
+          <w:szCs w:val="56"/>
+        </w:rPr>
+        <w:t>C. a few</w:t>
+      </w:r>
+    </w:p>
+    <w:p>
+      <w:pPr>
+        <w:keepNext/>
+        <w:shd w:val="clear" w:color="000000" w:fill="auto"/>
+        <w:spacing w:before="120" w:after="60"/>
+        <w:rPr>
+          <w:rFonts w:eastAsiaTheme="majorEastAsia"/>
+          <w:color w:val="000000"/>
+          <w:spacing w:val="-10"/>
+          <w:kern w:val="28"/>
+          <w:sz w:val="22"/>
+          <w:szCs w:val="56"/>
+        </w:rPr>
+      </w:pPr>
+      <w:r>
+        <w:rPr>
+          <w:rFonts w:eastAsiaTheme="majorEastAsia"/>
+          <w:color w:val="000000"/>
+          <w:spacing w:val="-10"/>
+          <w:kern w:val="28"/>
+          <w:sz w:val="22"/>
+          <w:szCs w:val="56"/>
+        </w:rPr>
+        <w:t>5. She bought ______ apples.</w:t>
+      </w:r>
+    </w:p>
+    <w:p>
+      <w:pPr>
+        <w:keepNext/>
+        <w:shd w:val="clear" w:color="000000" w:fill="auto"/>
+        <w:spacing w:after="40"/>
+        <w:ind w:left="340"/>
+        <w:rPr>
+          <w:rFonts w:eastAsiaTheme="majorEastAsia"/>
+          <w:color w:val="000000"/>
+          <w:spacing w:val="-10"/>
+          <w:kern w:val="28"/>
+          <w:sz w:val="22"/>
+          <w:szCs w:val="56"/>
+        </w:rPr>
+      </w:pPr>
+      <w:r>
+        <w:rPr>
+          <w:rFonts w:eastAsiaTheme="majorEastAsia"/>
+          <w:color w:val="000000"/>
+          <w:spacing w:val="-10"/>
+          <w:kern w:val="28"/>
+          <w:sz w:val="22"/>
+          <w:szCs w:val="56"/>
+        </w:rPr>
+        <w:t>A. a little</w:t>
+      </w:r>
+    </w:p>
+    <w:p>
+      <w:pPr>
+        <w:keepNext/>
+        <w:shd w:val="clear" w:color="000000" w:fill="auto"/>
+        <w:spacing w:after="40"/>
+        <w:ind w:left="340"/>
+        <w:rPr>
+          <w:rFonts w:eastAsiaTheme="majorEastAsia"/>
+          <w:color w:val="000000"/>
+          <w:spacing w:val="-10"/>
+          <w:kern w:val="28"/>
+          <w:sz w:val="22"/>
+          <w:szCs w:val="56"/>
+        </w:rPr>
+      </w:pPr>
+      <w:r>
+        <w:rPr>
+          <w:rFonts w:eastAsiaTheme="majorEastAsia"/>
+          <w:color w:val="000000"/>
+          <w:spacing w:val="-10"/>
+          <w:kern w:val="28"/>
+          <w:sz w:val="22"/>
+          <w:szCs w:val="56"/>
+        </w:rPr>
+        <w:t>B. a few</w:t>
+      </w:r>
+    </w:p>
+    <w:p>
+      <w:pPr>
+        <w:keepNext/>
+        <w:shd w:val="clear" w:color="000000" w:fill="auto"/>
+        <w:spacing w:after="40"/>
+        <w:ind w:left="340"/>
+        <w:rPr>
+          <w:rFonts w:eastAsiaTheme="majorEastAsia"/>
+          <w:color w:val="000000"/>
+          <w:spacing w:val="-10"/>
+          <w:kern w:val="28"/>
+          <w:sz w:val="22"/>
+          <w:szCs w:val="56"/>
+        </w:rPr>
+      </w:pPr>
+      <w:r>
+        <w:rPr>
+          <w:rFonts w:eastAsiaTheme="majorEastAsia"/>
+          <w:color w:val="000000"/>
+          <w:spacing w:val="-10"/>
+          <w:kern w:val="28"/>
+          <w:sz w:val="22"/>
+          <w:szCs w:val="56"/>
+        </w:rPr>
+        <w:t>C. little</w:t>
+      </w:r>
+    </w:p>
+    <w:p>
+      <w:pPr>
+        <w:keepNext/>
+        <w:shd w:val="clear" w:color="000000" w:fill="auto"/>
+        <w:spacing w:before="120" w:after="60"/>
+        <w:rPr>
+          <w:rFonts w:eastAsiaTheme="majorEastAsia"/>
+          <w:color w:val="000000"/>
+          <w:spacing w:val="-10"/>
+          <w:kern w:val="28"/>
+          <w:sz w:val="22"/>
+          <w:szCs w:val="56"/>
+        </w:rPr>
+      </w:pPr>
+      <w:r>
+        <w:rPr>
+          <w:rFonts w:eastAsiaTheme="majorEastAsia"/>
+          <w:color w:val="000000"/>
+          <w:spacing w:val="-10"/>
+          <w:kern w:val="28"/>
+          <w:sz w:val="22"/>
+          <w:szCs w:val="56"/>
+        </w:rPr>
+        <w:t>6. I can speak ______ French.</w:t>
+      </w:r>
+    </w:p>
+    <w:p>
+      <w:pPr>
+        <w:keepNext/>
+        <w:shd w:val="clear" w:color="000000" w:fill="auto"/>
+        <w:spacing w:after="40"/>
+        <w:ind w:left="340"/>
+        <w:rPr>
+          <w:rFonts w:eastAsiaTheme="majorEastAsia"/>
+          <w:color w:val="000000"/>
+          <w:spacing w:val="-10"/>
+          <w:kern w:val="28"/>
+          <w:sz w:val="22"/>
+          <w:szCs w:val="56"/>
+        </w:rPr>
+      </w:pPr>
+      <w:r>
+        <w:rPr>
+          <w:rFonts w:eastAsiaTheme="majorEastAsia"/>
+          <w:color w:val="000000"/>
+          <w:spacing w:val="-10"/>
+          <w:kern w:val="28"/>
+          <w:sz w:val="22"/>
+          <w:szCs w:val="56"/>
+        </w:rPr>
+        <w:t>A. a few</w:t>
+      </w:r>
+    </w:p>
+    <w:p>
+      <w:pPr>
+        <w:keepNext/>
+        <w:shd w:val="clear" w:color="000000" w:fill="auto"/>
+        <w:spacing w:after="40"/>
+        <w:ind w:left="340"/>
+        <w:rPr>
+          <w:rFonts w:eastAsiaTheme="majorEastAsia"/>
+          <w:color w:val="000000"/>
+          <w:spacing w:val="-10"/>
+          <w:kern w:val="28"/>
+          <w:sz w:val="22"/>
+          <w:szCs w:val="56"/>
+        </w:rPr>
+      </w:pPr>
+      <w:r>
+        <w:rPr>
+          <w:rFonts w:eastAsiaTheme="majorEastAsia"/>
+          <w:color w:val="000000"/>
+          <w:spacing w:val="-10"/>
+          <w:kern w:val="28"/>
+          <w:sz w:val="22"/>
+          <w:szCs w:val="56"/>
+        </w:rPr>
+        <w:t>B. a little</w:t>
+      </w:r>
+    </w:p>
+    <w:p>
+      <w:pPr>
+        <w:keepNext/>
+        <w:shd w:val="clear" w:color="000000" w:fill="auto"/>
+        <w:spacing w:after="40"/>
+        <w:ind w:left="340"/>
+        <w:rPr>
+          <w:rFonts w:eastAsiaTheme="majorEastAsia"/>
+          <w:color w:val="000000"/>
+          <w:spacing w:val="-10"/>
+          <w:kern w:val="28"/>
+          <w:sz w:val="22"/>
+          <w:szCs w:val="56"/>
+        </w:rPr>
+      </w:pPr>
+      <w:r>
+        <w:rPr>
+          <w:rFonts w:eastAsiaTheme="majorEastAsia"/>
+          <w:color w:val="000000"/>
+          <w:spacing w:val="-10"/>
+          <w:kern w:val="28"/>
+          <w:sz w:val="22"/>
+          <w:szCs w:val="56"/>
+        </w:rPr>
+        <w:t>C. few</w:t>
+      </w:r>
+    </w:p>
+    <w:p>
+      <w:pPr>
+        <w:keepNext/>
+        <w:shd w:val="clear" w:color="000000" w:fill="auto"/>
+        <w:spacing w:before="120" w:after="60"/>
+        <w:rPr>
+          <w:rFonts w:eastAsiaTheme="majorEastAsia"/>
+          <w:color w:val="000000"/>
+          <w:spacing w:val="-10"/>
+          <w:kern w:val="28"/>
+          <w:sz w:val="22"/>
+          <w:szCs w:val="56"/>
+        </w:rPr>
+      </w:pPr>
+      <w:r>
+        <w:rPr>
+          <w:rFonts w:eastAsiaTheme="majorEastAsia"/>
+          <w:color w:val="000000"/>
+          <w:spacing w:val="-10"/>
+          <w:kern w:val="28"/>
+          <w:sz w:val="22"/>
+          <w:szCs w:val="56"/>
+        </w:rPr>
+        <w:t>7. He has ______ money and cannot buy lunch.</w:t>
+      </w:r>
+    </w:p>
+    <w:p>
+      <w:pPr>
+        <w:keepNext/>
+        <w:shd w:val="clear" w:color="000000" w:fill="auto"/>
+        <w:spacing w:after="40"/>
+        <w:ind w:left="340"/>
+        <w:rPr>
+          <w:rFonts w:eastAsiaTheme="majorEastAsia"/>
+          <w:color w:val="000000"/>
+          <w:spacing w:val="-10"/>
+          <w:kern w:val="28"/>
+          <w:sz w:val="22"/>
+          <w:szCs w:val="56"/>
+        </w:rPr>
+      </w:pPr>
+      <w:r>
+        <w:rPr>
+          <w:rFonts w:eastAsiaTheme="majorEastAsia"/>
+          <w:color w:val="000000"/>
+          <w:spacing w:val="-10"/>
+          <w:kern w:val="28"/>
+          <w:sz w:val="22"/>
+          <w:szCs w:val="56"/>
+        </w:rPr>
+        <w:t>A. little</w:t>
+      </w:r>
+    </w:p>
+    <w:p>
+      <w:pPr>
+        <w:keepNext/>
+        <w:shd w:val="clear" w:color="000000" w:fill="auto"/>
+        <w:spacing w:after="40"/>
+        <w:ind w:left="340"/>
+        <w:rPr>
+          <w:rFonts w:eastAsiaTheme="majorEastAsia"/>
+          <w:color w:val="000000"/>
+          <w:spacing w:val="-10"/>
+          <w:kern w:val="28"/>
+          <w:sz w:val="22"/>
+          <w:szCs w:val="56"/>
+        </w:rPr>
+      </w:pPr>
+      <w:r>
+        <w:rPr>
+          <w:rFonts w:eastAsiaTheme="majorEastAsia"/>
+          <w:color w:val="000000"/>
+          <w:spacing w:val="-10"/>
+          <w:kern w:val="28"/>
+          <w:sz w:val="22"/>
+          <w:szCs w:val="56"/>
+        </w:rPr>
+        <w:t>B. a little</w:t>
+      </w:r>
+    </w:p>
+    <w:p>
+      <w:pPr>
+        <w:keepNext/>
+        <w:shd w:val="clear" w:color="000000" w:fill="auto"/>
+        <w:spacing w:after="40"/>
+        <w:ind w:left="340"/>
+        <w:rPr>
+          <w:rFonts w:eastAsiaTheme="majorEastAsia"/>
+          <w:color w:val="000000"/>
+          <w:spacing w:val="-10"/>
+          <w:kern w:val="28"/>
+          <w:sz w:val="22"/>
+          <w:szCs w:val="56"/>
+        </w:rPr>
+      </w:pPr>
+      <w:r>
+        <w:rPr>
+          <w:rFonts w:eastAsiaTheme="majorEastAsia"/>
+          <w:color w:val="000000"/>
+          <w:spacing w:val="-10"/>
+          <w:kern w:val="28"/>
+          <w:sz w:val="22"/>
+          <w:szCs w:val="56"/>
+        </w:rPr>
+        <w:t>C. a few</w:t>
+      </w:r>
+    </w:p>
+    <w:p>
+      <w:pPr>
+        <w:keepNext/>
+        <w:shd w:val="clear" w:color="000000" w:fill="auto"/>
+        <w:spacing w:before="120" w:after="60"/>
+        <w:rPr>
+          <w:rFonts w:eastAsiaTheme="majorEastAsia"/>
+          <w:color w:val="000000"/>
+          <w:spacing w:val="-10"/>
+          <w:kern w:val="28"/>
+          <w:sz w:val="22"/>
+          <w:szCs w:val="56"/>
+        </w:rPr>
+      </w:pPr>
+      <w:r>
+        <w:rPr>
+          <w:rFonts w:eastAsiaTheme="majorEastAsia"/>
+          <w:color w:val="000000"/>
+          <w:spacing w:val="-10"/>
+          <w:kern w:val="28"/>
+          <w:sz w:val="22"/>
+          <w:szCs w:val="56"/>
+        </w:rPr>
+        <w:lastRenderedPageBreak/>
+        <w:t>8. There are ______ chairs, but they are enough for us.</w:t>
+      </w:r>
+    </w:p>
+    <w:p>
+      <w:pPr>
+        <w:keepNext/>
+        <w:shd w:val="clear" w:color="000000" w:fill="auto"/>
+        <w:spacing w:after="40"/>
+        <w:ind w:left="340"/>
+        <w:rPr>
+          <w:rFonts w:eastAsiaTheme="majorEastAsia"/>
+          <w:color w:val="000000"/>
+          <w:spacing w:val="-10"/>
+          <w:kern w:val="28"/>
+          <w:sz w:val="22"/>
+          <w:szCs w:val="56"/>
+        </w:rPr>
+      </w:pPr>
+      <w:r>
+        <w:rPr>
+          <w:rFonts w:eastAsiaTheme="majorEastAsia"/>
+          <w:color w:val="000000"/>
+          <w:spacing w:val="-10"/>
+          <w:kern w:val="28"/>
+          <w:sz w:val="22"/>
+          <w:szCs w:val="56"/>
+        </w:rPr>
+        <w:t>A. little</w:t>
+      </w:r>
+    </w:p>
+    <w:p>
+      <w:pPr>
+        <w:keepNext/>
+        <w:shd w:val="clear" w:color="000000" w:fill="auto"/>
+        <w:spacing w:after="40"/>
+        <w:ind w:left="340"/>
+        <w:rPr>
+          <w:rFonts w:eastAsiaTheme="majorEastAsia"/>
+          <w:color w:val="000000"/>
+          <w:spacing w:val="-10"/>
+          <w:kern w:val="28"/>
+          <w:sz w:val="22"/>
+          <w:szCs w:val="56"/>
+        </w:rPr>
+      </w:pPr>
+      <w:r>
+        <w:rPr>
+          <w:rFonts w:eastAsiaTheme="majorEastAsia"/>
+          <w:color w:val="000000"/>
+          <w:spacing w:val="-10"/>
+          <w:kern w:val="28"/>
+          <w:sz w:val="22"/>
+          <w:szCs w:val="56"/>
+        </w:rPr>
+        <w:t>B. a few</w:t>
+      </w:r>
+    </w:p>
+    <w:p>
+      <w:pPr>
+        <w:keepNext/>
+        <w:shd w:val="clear" w:color="000000" w:fill="auto"/>
+        <w:spacing w:after="40"/>
+        <w:ind w:left="340"/>
+        <w:rPr>
+          <w:rFonts w:eastAsiaTheme="majorEastAsia"/>
+          <w:color w:val="000000"/>
+          <w:spacing w:val="-10"/>
+          <w:kern w:val="28"/>
+          <w:sz w:val="22"/>
+          <w:szCs w:val="56"/>
+        </w:rPr>
+      </w:pPr>
+      <w:r>
+        <w:rPr>
+          <w:rFonts w:eastAsiaTheme="majorEastAsia"/>
+          <w:color w:val="000000"/>
+          <w:spacing w:val="-10"/>
+          <w:kern w:val="28"/>
+          <w:sz w:val="22"/>
+          <w:szCs w:val="56"/>
+        </w:rPr>
+        <w:t>C. a little</w:t>
+      </w:r>
+    </w:p>
+    <w:p>
+      <w:pPr>
+        <w:keepNext/>
+        <w:shd w:val="clear" w:color="000000" w:fill="auto"/>
+        <w:spacing w:before="120" w:after="60"/>
+        <w:rPr>
+          <w:rFonts w:eastAsiaTheme="majorEastAsia"/>
+          <w:color w:val="000000"/>
+          <w:spacing w:val="-10"/>
+          <w:kern w:val="28"/>
+          <w:sz w:val="22"/>
+          <w:szCs w:val="56"/>
+        </w:rPr>
+      </w:pPr>
+      <w:r>
+        <w:rPr>
+          <w:rFonts w:eastAsiaTheme="majorEastAsia"/>
+          <w:color w:val="000000"/>
+          <w:spacing w:val="-10"/>
+          <w:kern w:val="28"/>
+          <w:sz w:val="22"/>
+          <w:szCs w:val="56"/>
+        </w:rPr>
+        <w:t>9. Very ______ people know the secret.</w:t>
+      </w:r>
+    </w:p>
+    <w:p>
+      <w:pPr>
+        <w:keepNext/>
+        <w:shd w:val="clear" w:color="000000" w:fill="auto"/>
+        <w:spacing w:after="40"/>
+        <w:ind w:left="340"/>
+        <w:rPr>
+          <w:rFonts w:eastAsiaTheme="majorEastAsia"/>
+          <w:color w:val="000000"/>
+          <w:spacing w:val="-10"/>
+          <w:kern w:val="28"/>
+          <w:sz w:val="22"/>
+          <w:szCs w:val="56"/>
+        </w:rPr>
+      </w:pPr>
+      <w:r>
+        <w:rPr>
+          <w:rFonts w:eastAsiaTheme="majorEastAsia"/>
+          <w:color w:val="000000"/>
+          <w:spacing w:val="-10"/>
+          <w:kern w:val="28"/>
+          <w:sz w:val="22"/>
+          <w:szCs w:val="56"/>
+        </w:rPr>
+        <w:t>A. little</w:t>
+      </w:r>
+    </w:p>
+    <w:p>
+      <w:pPr>
+        <w:keepNext/>
+        <w:shd w:val="clear" w:color="000000" w:fill="auto"/>
+        <w:spacing w:after="40"/>
+        <w:ind w:left="340"/>
+        <w:rPr>
+          <w:rFonts w:eastAsiaTheme="majorEastAsia"/>
+          <w:color w:val="000000"/>
+          <w:spacing w:val="-10"/>
+          <w:kern w:val="28"/>
+          <w:sz w:val="22"/>
+          <w:szCs w:val="56"/>
+        </w:rPr>
+      </w:pPr>
+      <w:r>
+        <w:rPr>
+          <w:rFonts w:eastAsiaTheme="majorEastAsia"/>
+          <w:color w:val="000000"/>
+          <w:spacing w:val="-10"/>
+          <w:kern w:val="28"/>
+          <w:sz w:val="22"/>
+          <w:szCs w:val="56"/>
+        </w:rPr>
+        <w:t>B. few</w:t>
+      </w:r>
+    </w:p>
+    <w:p>
+      <w:pPr>
+        <w:keepNext/>
+        <w:shd w:val="clear" w:color="000000" w:fill="auto"/>
+        <w:spacing w:after="40"/>
+        <w:ind w:left="340"/>
+        <w:rPr>
+          <w:rFonts w:eastAsiaTheme="majorEastAsia"/>
+          <w:color w:val="000000"/>
+          <w:spacing w:val="-10"/>
+          <w:kern w:val="28"/>
+          <w:sz w:val="22"/>
+          <w:szCs w:val="56"/>
+        </w:rPr>
+      </w:pPr>
+      <w:r>
+        <w:rPr>
+          <w:rFonts w:eastAsiaTheme="majorEastAsia"/>
+          <w:color w:val="000000"/>
+          <w:spacing w:val="-10"/>
+          <w:kern w:val="28"/>
+          <w:sz w:val="22"/>
+          <w:szCs w:val="56"/>
+        </w:rPr>
+        <w:t>C. a little</w:t>
+      </w:r>
+    </w:p>
+    <w:p>
+      <w:pPr>
+        <w:keepNext/>
+        <w:shd w:val="clear" w:color="000000" w:fill="auto"/>
+        <w:spacing w:before="120" w:after="60"/>
+        <w:rPr>
+          <w:rFonts w:eastAsiaTheme="majorEastAsia"/>
+          <w:color w:val="000000"/>
+          <w:spacing w:val="-10"/>
+          <w:kern w:val="28"/>
+          <w:sz w:val="22"/>
+          <w:szCs w:val="56"/>
+        </w:rPr>
+      </w:pPr>
+      <w:r>
+        <w:rPr>
+          <w:rFonts w:eastAsiaTheme="majorEastAsia"/>
+          <w:color w:val="000000"/>
+          <w:spacing w:val="-10"/>
+          <w:kern w:val="28"/>
+          <w:sz w:val="22"/>
+          <w:szCs w:val="56"/>
+        </w:rPr>
+        <w:t>10. Add ______ salt to the soup.</w:t>
+      </w:r>
+    </w:p>
+    <w:p>
+      <w:pPr>
+        <w:keepNext/>
+        <w:shd w:val="clear" w:color="000000" w:fill="auto"/>
+        <w:spacing w:after="40"/>
+        <w:ind w:left="340"/>
+        <w:rPr>
+          <w:rFonts w:eastAsiaTheme="majorEastAsia"/>
+          <w:color w:val="000000"/>
+          <w:spacing w:val="-10"/>
+          <w:kern w:val="28"/>
+          <w:sz w:val="22"/>
+          <w:szCs w:val="56"/>
+        </w:rPr>
+      </w:pPr>
+      <w:r>
+        <w:rPr>
+          <w:rFonts w:eastAsiaTheme="majorEastAsia"/>
+          <w:color w:val="000000"/>
+          <w:spacing w:val="-10"/>
+          <w:kern w:val="28"/>
+          <w:sz w:val="22"/>
+          <w:szCs w:val="56"/>
+        </w:rPr>
+        <w:t>A. a little</w:t>
+      </w:r>
+    </w:p>
+    <w:p>
+      <w:pPr>
+        <w:keepNext/>
+        <w:shd w:val="clear" w:color="000000" w:fill="auto"/>
+        <w:spacing w:after="40"/>
+        <w:ind w:left="340"/>
+        <w:rPr>
+          <w:rFonts w:eastAsiaTheme="majorEastAsia"/>
+          <w:color w:val="000000"/>
+          <w:spacing w:val="-10"/>
+          <w:kern w:val="28"/>
+          <w:sz w:val="22"/>
+          <w:szCs w:val="56"/>
+        </w:rPr>
+      </w:pPr>
+      <w:r>
+        <w:rPr>
+          <w:rFonts w:eastAsiaTheme="majorEastAsia"/>
+          <w:color w:val="000000"/>
+          <w:spacing w:val="-10"/>
+          <w:kern w:val="28"/>
+          <w:sz w:val="22"/>
+          <w:szCs w:val="56"/>
+        </w:rPr>
+        <w:t>B. a few</w:t>
+      </w:r>
+    </w:p>
+    <w:p>
+      <w:pPr>
+        <w:keepNext/>
+        <w:shd w:val="clear" w:color="000000" w:fill="auto"/>
+        <w:spacing w:after="40"/>
+        <w:ind w:left="340"/>
+        <w:rPr>
+          <w:rFonts w:eastAsiaTheme="majorEastAsia"/>
+          <w:color w:val="000000"/>
+          <w:spacing w:val="-10"/>
+          <w:kern w:val="28"/>
+          <w:sz w:val="22"/>
+          <w:szCs w:val="56"/>
+        </w:rPr>
+      </w:pPr>
+      <w:r>
+        <w:rPr>
+          <w:rFonts w:eastAsiaTheme="majorEastAsia"/>
+          <w:color w:val="000000"/>
+          <w:spacing w:val="-10"/>
+          <w:kern w:val="28"/>
+          <w:sz w:val="22"/>
+          <w:szCs w:val="56"/>
+        </w:rPr>
+        <w:t>C. few</w:t>
+      </w:r>
+    </w:p>
+    <w:p>
+      <w:pPr>
+        <w:keepNext/>
+        <w:shd w:val="clear" w:color="000000" w:fill="auto"/>
+        <w:spacing w:before="280" w:after="80"/>
+        <w:rPr>
+          <w:rFonts w:eastAsiaTheme="majorEastAsia"/>
+          <w:b/>
+          <w:color w:val="000000"/>
+          <w:spacing w:val="-10"/>
+          <w:kern w:val="28"/>
+          <w:szCs w:val="56"/>
+        </w:rPr>
+      </w:pPr>
+      <w:r>
+        <w:rPr>
+          <w:rFonts w:eastAsiaTheme="majorEastAsia"/>
+          <w:b/>
+          <w:color w:val="000000"/>
+          <w:spacing w:val="-10"/>
+          <w:kern w:val="28"/>
+          <w:szCs w:val="56"/>
+        </w:rPr>
         <w:t>PHẦN 2. ĐIỀN FEW HOẶC LITTLE (10 điểm)</w:t>
       </w:r>
     </w:p>
     <w:p>
-      <w:r>
+      <w:pPr>
+        <w:keepNext/>
+        <w:shd w:val="clear" w:color="000000" w:fill="auto"/>
+        <w:spacing w:after="80"/>
+        <w:rPr>
+          <w:rFonts w:eastAsiaTheme="majorEastAsia"/>
+          <w:i/>
+          <w:color w:val="000000"/>
+          <w:spacing w:val="-10"/>
+          <w:kern w:val="28"/>
+          <w:sz w:val="22"/>
+          <w:szCs w:val="56"/>
+        </w:rPr>
+      </w:pPr>
+      <w:r>
+        <w:rPr>
+          <w:rFonts w:eastAsiaTheme="majorEastAsia"/>
+          <w:i/>
+          <w:color w:val="000000"/>
+          <w:spacing w:val="-10"/>
+          <w:kern w:val="28"/>
+          <w:sz w:val="22"/>
+          <w:szCs w:val="56"/>
+        </w:rPr>
+        <w:t>Hướng dẫn: Điền từ hoặc cụm từ phù hợp vào mỗi chỗ trống.</w:t>
+      </w:r>
+    </w:p>
+    <w:p>
+      <w:pPr>
+        <w:keepNext/>
+        <w:shd w:val="clear" w:color="000000" w:fill="auto"/>
+        <w:spacing w:before="120" w:after="60"/>
+        <w:rPr>
+          <w:rFonts w:eastAsiaTheme="majorEastAsia"/>
+          <w:color w:val="000000"/>
+          <w:spacing w:val="-10"/>
+          <w:kern w:val="28"/>
+          <w:sz w:val="22"/>
+          <w:szCs w:val="56"/>
+        </w:rPr>
+      </w:pPr>
+      <w:r>
+        <w:rPr>
+          <w:rFonts w:eastAsiaTheme="majorEastAsia"/>
+          <w:color w:val="000000"/>
+          <w:spacing w:val="-10"/>
+          <w:kern w:val="28"/>
+          <w:sz w:val="22"/>
+          <w:szCs w:val="56"/>
+        </w:rPr>
         <w:t>1. There are ______ buses after midnight.</w:t>
       </w:r>
     </w:p>
     <w:p>
-      <w:r>
+      <w:pPr>
+        <w:keepNext/>
+        <w:shd w:val="clear" w:color="000000" w:fill="auto"/>
+        <w:spacing w:before="120" w:after="60"/>
+        <w:rPr>
+          <w:rFonts w:eastAsiaTheme="majorEastAsia"/>
+          <w:color w:val="000000"/>
+          <w:spacing w:val="-10"/>
+          <w:kern w:val="28"/>
+          <w:sz w:val="22"/>
+          <w:szCs w:val="56"/>
+        </w:rPr>
+      </w:pPr>
+      <w:r>
+        <w:rPr>
+          <w:rFonts w:eastAsiaTheme="majorEastAsia"/>
+          <w:color w:val="000000"/>
+          <w:spacing w:val="-10"/>
+          <w:kern w:val="28"/>
+          <w:sz w:val="22"/>
+          <w:szCs w:val="56"/>
+        </w:rPr>
         <w:t>2. We have ______ information about the problem.</w:t>
       </w:r>
     </w:p>
     <w:p>
-      <w:r>
+      <w:pPr>
+        <w:keepNext/>
+        <w:shd w:val="clear" w:color="000000" w:fill="auto"/>
+        <w:spacing w:before="120" w:after="60"/>
+        <w:rPr>
+          <w:rFonts w:eastAsiaTheme="majorEastAsia"/>
+          <w:color w:val="000000"/>
+          <w:spacing w:val="-10"/>
+          <w:kern w:val="28"/>
+          <w:sz w:val="22"/>
+          <w:szCs w:val="56"/>
+        </w:rPr>
+      </w:pPr>
+      <w:r>
+        <w:rPr>
+          <w:rFonts w:eastAsiaTheme="majorEastAsia"/>
+          <w:color w:val="000000"/>
+          <w:spacing w:val="-10"/>
+          <w:kern w:val="28"/>
+          <w:sz w:val="22"/>
+          <w:szCs w:val="56"/>
+        </w:rPr>
         <w:t>3. ______ people attended the meeting.</w:t>
       </w:r>
     </w:p>
     <w:p>
-      <w:r>
+      <w:pPr>
+        <w:keepNext/>
+        <w:shd w:val="clear" w:color="000000" w:fill="auto"/>
+        <w:spacing w:before="120" w:after="60"/>
+        <w:rPr>
+          <w:rFonts w:eastAsiaTheme="majorEastAsia"/>
+          <w:color w:val="000000"/>
+          <w:spacing w:val="-10"/>
+          <w:kern w:val="28"/>
+          <w:sz w:val="22"/>
+          <w:szCs w:val="56"/>
+        </w:rPr>
+      </w:pPr>
+      <w:r>
+        <w:rPr>
+          <w:rFonts w:eastAsiaTheme="majorEastAsia"/>
+          <w:color w:val="000000"/>
+          <w:spacing w:val="-10"/>
+          <w:kern w:val="28"/>
+          <w:sz w:val="22"/>
+          <w:szCs w:val="56"/>
+        </w:rPr>
         <w:t>4. She has ______ experience in teaching.</w:t>
       </w:r>
     </w:p>
     <w:p>
-      <w:r>
+      <w:pPr>
+        <w:keepNext/>
+        <w:shd w:val="clear" w:color="000000" w:fill="auto"/>
+        <w:spacing w:before="120" w:after="60"/>
+        <w:rPr>
+          <w:rFonts w:eastAsiaTheme="majorEastAsia"/>
+          <w:color w:val="000000"/>
+          <w:spacing w:val="-10"/>
+          <w:kern w:val="28"/>
+          <w:sz w:val="22"/>
+          <w:szCs w:val="56"/>
+        </w:rPr>
+      </w:pPr>
+      <w:r>
+        <w:rPr>
+          <w:rFonts w:eastAsiaTheme="majorEastAsia"/>
+          <w:color w:val="000000"/>
+          <w:spacing w:val="-10"/>
+          <w:kern w:val="28"/>
+          <w:sz w:val="22"/>
+          <w:szCs w:val="56"/>
+        </w:rPr>
         <w:t>5. There is ______ hope of finding the lost key.</w:t>
       </w:r>
     </w:p>
     <w:p>
-      <w:r>
+      <w:pPr>
+        <w:keepNext/>
+        <w:shd w:val="clear" w:color="000000" w:fill="auto"/>
+        <w:spacing w:before="120" w:after="60"/>
+        <w:rPr>
+          <w:rFonts w:eastAsiaTheme="majorEastAsia"/>
+          <w:color w:val="000000"/>
+          <w:spacing w:val="-10"/>
+          <w:kern w:val="28"/>
+          <w:sz w:val="22"/>
+          <w:szCs w:val="56"/>
+        </w:rPr>
+      </w:pPr>
+      <w:r>
+        <w:rPr>
+          <w:rFonts w:eastAsiaTheme="majorEastAsia"/>
+          <w:color w:val="000000"/>
+          <w:spacing w:val="-10"/>
+          <w:kern w:val="28"/>
+          <w:sz w:val="22"/>
+          <w:szCs w:val="56"/>
+        </w:rPr>
         <w:t>6. He made ______ mistakes in the test.</w:t>
       </w:r>
     </w:p>
     <w:p>
-      <w:r>
+      <w:pPr>
+        <w:keepNext/>
+        <w:shd w:val="clear" w:color="000000" w:fill="auto"/>
+        <w:spacing w:before="120" w:after="60"/>
+        <w:rPr>
+          <w:rFonts w:eastAsiaTheme="majorEastAsia"/>
+          <w:color w:val="000000"/>
+          <w:spacing w:val="-10"/>
+          <w:kern w:val="28"/>
+          <w:sz w:val="22"/>
+          <w:szCs w:val="56"/>
+        </w:rPr>
+      </w:pPr>
+      <w:r>
+        <w:rPr>
+          <w:rFonts w:eastAsiaTheme="majorEastAsia"/>
+          <w:color w:val="000000"/>
+          <w:spacing w:val="-10"/>
+          <w:kern w:val="28"/>
+          <w:sz w:val="22"/>
+          <w:szCs w:val="56"/>
+        </w:rPr>
         <w:t>7. I have ______ money left.</w:t>
       </w:r>
     </w:p>
     <w:p>
-      <w:r>
+      <w:pPr>
+        <w:keepNext/>
+        <w:shd w:val="clear" w:color="000000" w:fill="auto"/>
+        <w:spacing w:before="120" w:after="60"/>
+        <w:rPr>
+          <w:rFonts w:eastAsiaTheme="majorEastAsia"/>
+          <w:color w:val="000000"/>
+          <w:spacing w:val="-10"/>
+          <w:kern w:val="28"/>
+          <w:sz w:val="22"/>
+          <w:szCs w:val="56"/>
+        </w:rPr>
+      </w:pPr>
+      <w:r>
+        <w:rPr>
+          <w:rFonts w:eastAsiaTheme="majorEastAsia"/>
+          <w:color w:val="000000"/>
+          <w:spacing w:val="-10"/>
+          <w:kern w:val="28"/>
+          <w:sz w:val="22"/>
+          <w:szCs w:val="56"/>
+        </w:rPr>
         <w:t>8. ______ shops are open on Sunday.</w:t>
       </w:r>
     </w:p>
     <w:p>
-      <w:r>
+      <w:pPr>
+        <w:keepNext/>
+        <w:shd w:val="clear" w:color="000000" w:fill="auto"/>
+        <w:spacing w:before="120" w:after="60"/>
+        <w:rPr>
+          <w:rFonts w:eastAsiaTheme="majorEastAsia"/>
+          <w:color w:val="000000"/>
+          <w:spacing w:val="-10"/>
+          <w:kern w:val="28"/>
+          <w:sz w:val="22"/>
+          <w:szCs w:val="56"/>
+        </w:rPr>
+      </w:pPr>
+      <w:r>
+        <w:rPr>
+          <w:rFonts w:eastAsiaTheme="majorEastAsia"/>
+          <w:color w:val="000000"/>
+          <w:spacing w:val="-10"/>
+          <w:kern w:val="28"/>
+          <w:sz w:val="22"/>
+          <w:szCs w:val="56"/>
+        </w:rPr>
         <w:t>9. They showed ______ interest in the plan.</w:t>
       </w:r>
     </w:p>
     <w:p>
-      <w:r>
+      <w:pPr>
+        <w:keepNext/>
+        <w:shd w:val="clear" w:color="000000" w:fill="auto"/>
+        <w:spacing w:before="120" w:after="60"/>
+        <w:rPr>
+          <w:rFonts w:eastAsiaTheme="majorEastAsia"/>
+          <w:color w:val="000000"/>
+          <w:spacing w:val="-10"/>
+          <w:kern w:val="28"/>
+          <w:sz w:val="22"/>
+          <w:szCs w:val="56"/>
+        </w:rPr>
+      </w:pPr>
+      <w:r>
+        <w:rPr>
+          <w:rFonts w:eastAsiaTheme="majorEastAsia"/>
+          <w:color w:val="000000"/>
+          <w:spacing w:val="-10"/>
+          <w:kern w:val="28"/>
+          <w:sz w:val="22"/>
+          <w:szCs w:val="56"/>
+        </w:rPr>
         <w:t>10. We received ______ complaints this week.</w:t>
       </w:r>
     </w:p>
     <w:p>
       <w:pPr>
-        <w:pStyle w:val="Heading1"/>
-      </w:pPr>
-      <w:r>
+        <w:keepNext/>
+        <w:shd w:val="clear" w:color="000000" w:fill="auto"/>
+        <w:spacing w:before="280" w:after="80"/>
+        <w:rPr>
+          <w:rFonts w:eastAsiaTheme="majorEastAsia"/>
+          <w:b/>
+          <w:color w:val="000000"/>
+          <w:spacing w:val="-10"/>
+          <w:kern w:val="28"/>
+          <w:szCs w:val="56"/>
+        </w:rPr>
+      </w:pPr>
+      <w:r>
+        <w:rPr>
+          <w:rFonts w:eastAsiaTheme="majorEastAsia"/>
+          <w:b/>
+          <w:color w:val="000000"/>
+          <w:spacing w:val="-10"/>
+          <w:kern w:val="28"/>
+          <w:szCs w:val="56"/>
+        </w:rPr>
         <w:t>PHẦN 3. ĐIỀN A FEW HOẶC A LITTLE (10 điểm)</w:t>
       </w:r>
     </w:p>
     <w:p>
-      <w:r>
+      <w:pPr>
+        <w:keepNext/>
+        <w:shd w:val="clear" w:color="000000" w:fill="auto"/>
+        <w:spacing w:after="80"/>
+        <w:rPr>
+          <w:rFonts w:eastAsiaTheme="majorEastAsia"/>
+          <w:i/>
+          <w:color w:val="000000"/>
+          <w:spacing w:val="-10"/>
+          <w:kern w:val="28"/>
+          <w:sz w:val="22"/>
+          <w:szCs w:val="56"/>
+        </w:rPr>
+      </w:pPr>
+      <w:r>
+        <w:rPr>
+          <w:rFonts w:eastAsiaTheme="majorEastAsia"/>
+          <w:i/>
+          <w:color w:val="000000"/>
+          <w:spacing w:val="-10"/>
+          <w:kern w:val="28"/>
+          <w:sz w:val="22"/>
+          <w:szCs w:val="56"/>
+        </w:rPr>
+        <w:t>Hướng dẫn: Hoàn thành mỗi câu bằng cấu trúc được yêu cầu.</w:t>
+      </w:r>
+    </w:p>
+    <w:p>
+      <w:pPr>
+        <w:keepNext/>
+        <w:shd w:val="clear" w:color="000000" w:fill="auto"/>
+        <w:spacing w:before="120" w:after="60"/>
+        <w:rPr>
+          <w:rFonts w:eastAsiaTheme="majorEastAsia"/>
+          <w:color w:val="000000"/>
+          <w:spacing w:val="-10"/>
+          <w:kern w:val="28"/>
+          <w:sz w:val="22"/>
+          <w:szCs w:val="56"/>
+        </w:rPr>
+      </w:pPr>
+      <w:r>
+        <w:rPr>
+          <w:rFonts w:eastAsiaTheme="majorEastAsia"/>
+          <w:color w:val="000000"/>
+          <w:spacing w:val="-10"/>
+          <w:kern w:val="28"/>
+          <w:sz w:val="22"/>
+          <w:szCs w:val="56"/>
+        </w:rPr>
         <w:t>1. I need ______ minutes to finish.</w:t>
       </w:r>
     </w:p>
     <w:p>
-      <w:r>
+      <w:pPr>
+        <w:keepNext/>
+        <w:shd w:val="clear" w:color="000000" w:fill="auto"/>
+        <w:spacing w:before="120" w:after="60"/>
+        <w:rPr>
+          <w:rFonts w:eastAsiaTheme="majorEastAsia"/>
+          <w:color w:val="000000"/>
+          <w:spacing w:val="-10"/>
+          <w:kern w:val="28"/>
+          <w:sz w:val="22"/>
+          <w:szCs w:val="56"/>
+        </w:rPr>
+      </w:pPr>
+      <w:r>
+        <w:rPr>
+          <w:rFonts w:eastAsiaTheme="majorEastAsia"/>
+          <w:color w:val="000000"/>
+          <w:spacing w:val="-10"/>
+          <w:kern w:val="28"/>
+          <w:sz w:val="22"/>
+          <w:szCs w:val="56"/>
+        </w:rPr>
         <w:t>2. Would you like ______ coffee?</w:t>
       </w:r>
     </w:p>
     <w:p>
-      <w:r>
+      <w:pPr>
+        <w:keepNext/>
+        <w:shd w:val="clear" w:color="000000" w:fill="auto"/>
+        <w:spacing w:before="120" w:after="60"/>
+        <w:rPr>
+          <w:rFonts w:eastAsiaTheme="majorEastAsia"/>
+          <w:color w:val="000000"/>
+          <w:spacing w:val="-10"/>
+          <w:kern w:val="28"/>
+          <w:sz w:val="22"/>
+          <w:szCs w:val="56"/>
+        </w:rPr>
+      </w:pPr>
+      <w:r>
+        <w:rPr>
+          <w:rFonts w:eastAsiaTheme="majorEastAsia"/>
+          <w:color w:val="000000"/>
+          <w:spacing w:val="-10"/>
+          <w:kern w:val="28"/>
+          <w:sz w:val="22"/>
+          <w:szCs w:val="56"/>
+        </w:rPr>
         <w:t>3. She invited ______ friends to dinner.</w:t>
       </w:r>
     </w:p>
     <w:p>
-      <w:r>
+      <w:pPr>
+        <w:keepNext/>
+        <w:shd w:val="clear" w:color="000000" w:fill="auto"/>
+        <w:spacing w:before="120" w:after="60"/>
+        <w:rPr>
+          <w:rFonts w:eastAsiaTheme="majorEastAsia"/>
+          <w:color w:val="000000"/>
+          <w:spacing w:val="-10"/>
+          <w:kern w:val="28"/>
+          <w:sz w:val="22"/>
+          <w:szCs w:val="56"/>
+        </w:rPr>
+      </w:pPr>
+      <w:r>
+        <w:rPr>
+          <w:rFonts w:eastAsiaTheme="majorEastAsia"/>
+          <w:color w:val="000000"/>
+          <w:spacing w:val="-10"/>
+          <w:kern w:val="28"/>
+          <w:sz w:val="22"/>
+          <w:szCs w:val="56"/>
+        </w:rPr>
         <w:t>4. We still have ______ time.</w:t>
       </w:r>
     </w:p>
     <w:p>
-      <w:r>
+      <w:pPr>
+        <w:keepNext/>
+        <w:shd w:val="clear" w:color="000000" w:fill="auto"/>
+        <w:spacing w:before="120" w:after="60"/>
+        <w:rPr>
+          <w:rFonts w:eastAsiaTheme="majorEastAsia"/>
+          <w:color w:val="000000"/>
+          <w:spacing w:val="-10"/>
+          <w:kern w:val="28"/>
+          <w:sz w:val="22"/>
+          <w:szCs w:val="56"/>
+        </w:rPr>
+      </w:pPr>
+      <w:r>
+        <w:rPr>
+          <w:rFonts w:eastAsiaTheme="majorEastAsia"/>
+          <w:color w:val="000000"/>
+          <w:spacing w:val="-10"/>
+          <w:kern w:val="28"/>
+          <w:sz w:val="22"/>
+          <w:szCs w:val="56"/>
+        </w:rPr>
         <w:t>5. Please buy ______ eggs.</w:t>
       </w:r>
     </w:p>
     <w:p>
-      <w:r>
+      <w:pPr>
+        <w:keepNext/>
+        <w:shd w:val="clear" w:color="000000" w:fill="auto"/>
+        <w:spacing w:before="120" w:after="60"/>
+        <w:rPr>
+          <w:rFonts w:eastAsiaTheme="majorEastAsia"/>
+          <w:color w:val="000000"/>
+          <w:spacing w:val="-10"/>
+          <w:kern w:val="28"/>
+          <w:sz w:val="22"/>
+          <w:szCs w:val="56"/>
+        </w:rPr>
+      </w:pPr>
+      <w:r>
+        <w:rPr>
+          <w:rFonts w:eastAsiaTheme="majorEastAsia"/>
+          <w:color w:val="000000"/>
+          <w:spacing w:val="-10"/>
+          <w:kern w:val="28"/>
+          <w:sz w:val="22"/>
+          <w:szCs w:val="56"/>
+        </w:rPr>
         <w:t>6. He gave me ______ useful advice.</w:t>
       </w:r>
     </w:p>
     <w:p>
-      <w:r>
+      <w:pPr>
+        <w:keepNext/>
+        <w:shd w:val="clear" w:color="000000" w:fill="auto"/>
+        <w:spacing w:before="120" w:after="60"/>
+        <w:rPr>
+          <w:rFonts w:eastAsiaTheme="majorEastAsia"/>
+          <w:color w:val="000000"/>
+          <w:spacing w:val="-10"/>
+          <w:kern w:val="28"/>
+          <w:sz w:val="22"/>
+          <w:szCs w:val="56"/>
+        </w:rPr>
+      </w:pPr>
+      <w:r>
+        <w:rPr>
+          <w:rFonts w:eastAsiaTheme="majorEastAsia"/>
+          <w:color w:val="000000"/>
+          <w:spacing w:val="-10"/>
+          <w:kern w:val="28"/>
+          <w:sz w:val="22"/>
+          <w:szCs w:val="56"/>
+        </w:rPr>
         <w:t>7. There are ______ cookies in the box.</w:t>
       </w:r>
     </w:p>
     <w:p>
-      <w:r>
+      <w:pPr>
+        <w:keepNext/>
+        <w:shd w:val="clear" w:color="000000" w:fill="auto"/>
+        <w:spacing w:before="120" w:after="60"/>
+        <w:rPr>
+          <w:rFonts w:eastAsiaTheme="majorEastAsia"/>
+          <w:color w:val="000000"/>
+          <w:spacing w:val="-10"/>
+          <w:kern w:val="28"/>
+          <w:sz w:val="22"/>
+          <w:szCs w:val="56"/>
+        </w:rPr>
+      </w:pPr>
+      <w:r>
+        <w:rPr>
+          <w:rFonts w:eastAsiaTheme="majorEastAsia"/>
+          <w:color w:val="000000"/>
+          <w:spacing w:val="-10"/>
+          <w:kern w:val="28"/>
+          <w:sz w:val="22"/>
+          <w:szCs w:val="56"/>
+        </w:rPr>
         <w:t>8. I speak ______ Japanese.</w:t>
       </w:r>
     </w:p>
     <w:p>
-      <w:r>
+      <w:pPr>
+        <w:keepNext/>
+        <w:shd w:val="clear" w:color="000000" w:fill="auto"/>
+        <w:spacing w:before="120" w:after="60"/>
+        <w:rPr>
+          <w:rFonts w:eastAsiaTheme="majorEastAsia"/>
+          <w:color w:val="000000"/>
+          <w:spacing w:val="-10"/>
+          <w:kern w:val="28"/>
+          <w:sz w:val="22"/>
+          <w:szCs w:val="56"/>
+        </w:rPr>
+      </w:pPr>
+      <w:r>
+        <w:rPr>
+          <w:rFonts w:eastAsiaTheme="majorEastAsia"/>
+          <w:color w:val="000000"/>
+          <w:spacing w:val="-10"/>
+          <w:kern w:val="28"/>
+          <w:sz w:val="22"/>
+          <w:szCs w:val="56"/>
+        </w:rPr>
+        <w:lastRenderedPageBreak/>
         <w:t>9. Add ______ water to the soup.</w:t>
       </w:r>
     </w:p>
     <w:p>
-      <w:r>
+      <w:pPr>
+        <w:keepNext/>
+        <w:shd w:val="clear" w:color="000000" w:fill="auto"/>
+        <w:spacing w:before="120" w:after="60"/>
+        <w:rPr>
+          <w:rFonts w:eastAsiaTheme="majorEastAsia"/>
+          <w:color w:val="000000"/>
+          <w:spacing w:val="-10"/>
+          <w:kern w:val="28"/>
+          <w:sz w:val="22"/>
+          <w:szCs w:val="56"/>
+        </w:rPr>
+      </w:pPr>
+      <w:r>
+        <w:rPr>
+          <w:rFonts w:eastAsiaTheme="majorEastAsia"/>
+          <w:color w:val="000000"/>
+          <w:spacing w:val="-10"/>
+          <w:kern w:val="28"/>
+          <w:sz w:val="22"/>
+          <w:szCs w:val="56"/>
+        </w:rPr>
         <w:t>10. They asked ______ questions.</w:t>
       </w:r>
     </w:p>
     <w:p>
       <w:pPr>
-        <w:pStyle w:val="Heading1"/>
-      </w:pPr>
-      <w:r>
+        <w:keepNext/>
+        <w:shd w:val="clear" w:color="000000" w:fill="auto"/>
+        <w:spacing w:before="280" w:after="80"/>
+        <w:rPr>
+          <w:rFonts w:eastAsiaTheme="majorEastAsia"/>
+          <w:b/>
+          <w:color w:val="000000"/>
+          <w:spacing w:val="-10"/>
+          <w:kern w:val="28"/>
+          <w:szCs w:val="56"/>
+        </w:rPr>
+      </w:pPr>
+      <w:r>
+        <w:rPr>
+          <w:rFonts w:eastAsiaTheme="majorEastAsia"/>
+          <w:b/>
+          <w:color w:val="000000"/>
+          <w:spacing w:val="-10"/>
+          <w:kern w:val="28"/>
+          <w:szCs w:val="56"/>
+        </w:rPr>
         <w:t>PHẦN 4. CHỌN FEW, A FEW, LITTLE HOẶC A LITTLE (10 điểm)</w:t>
       </w:r>
     </w:p>
     <w:p>
-      <w:r>
+      <w:pPr>
+        <w:keepNext/>
+        <w:shd w:val="clear" w:color="000000" w:fill="auto"/>
+        <w:spacing w:after="80"/>
+        <w:rPr>
+          <w:rFonts w:eastAsiaTheme="majorEastAsia"/>
+          <w:i/>
+          <w:color w:val="000000"/>
+          <w:spacing w:val="-10"/>
+          <w:kern w:val="28"/>
+          <w:sz w:val="22"/>
+          <w:szCs w:val="56"/>
+        </w:rPr>
+      </w:pPr>
+      <w:r>
+        <w:rPr>
+          <w:rFonts w:eastAsiaTheme="majorEastAsia"/>
+          <w:i/>
+          <w:color w:val="000000"/>
+          <w:spacing w:val="-10"/>
+          <w:kern w:val="28"/>
+          <w:sz w:val="22"/>
+          <w:szCs w:val="56"/>
+        </w:rPr>
+        <w:t>Hướng dẫn: Hoàn thành hoặc sắp xếp từng câu theo yêu cầu.</w:t>
+      </w:r>
+    </w:p>
+    <w:p>
+      <w:pPr>
+        <w:keepNext/>
+        <w:shd w:val="clear" w:color="000000" w:fill="auto"/>
+        <w:spacing w:before="120" w:after="60"/>
+        <w:rPr>
+          <w:rFonts w:eastAsiaTheme="majorEastAsia"/>
+          <w:color w:val="000000"/>
+          <w:spacing w:val="-10"/>
+          <w:kern w:val="28"/>
+          <w:sz w:val="22"/>
+          <w:szCs w:val="56"/>
+        </w:rPr>
+      </w:pPr>
+      <w:r>
+        <w:rPr>
+          <w:rFonts w:eastAsiaTheme="majorEastAsia"/>
+          <w:color w:val="000000"/>
+          <w:spacing w:val="-10"/>
+          <w:kern w:val="28"/>
+          <w:sz w:val="22"/>
+          <w:szCs w:val="56"/>
+        </w:rPr>
         <w:t>1. We have ______ food; it is not enough for dinner.</w:t>
       </w:r>
     </w:p>
     <w:p>
-      <w:r>
+      <w:pPr>
+        <w:keepNext/>
+        <w:shd w:val="clear" w:color="000000" w:fill="auto"/>
+        <w:spacing w:before="120" w:after="60"/>
+        <w:rPr>
+          <w:rFonts w:eastAsiaTheme="majorEastAsia"/>
+          <w:color w:val="000000"/>
+          <w:spacing w:val="-10"/>
+          <w:kern w:val="28"/>
+          <w:sz w:val="22"/>
+          <w:szCs w:val="56"/>
+        </w:rPr>
+      </w:pPr>
+      <w:r>
+        <w:rPr>
+          <w:rFonts w:eastAsiaTheme="majorEastAsia"/>
+          <w:color w:val="000000"/>
+          <w:spacing w:val="-10"/>
+          <w:kern w:val="28"/>
+          <w:sz w:val="22"/>
+          <w:szCs w:val="56"/>
+        </w:rPr>
         <w:t>2. We have ______ food, so we can make a simple meal.</w:t>
       </w:r>
     </w:p>
     <w:p>
-      <w:r>
+      <w:pPr>
+        <w:keepNext/>
+        <w:shd w:val="clear" w:color="000000" w:fill="auto"/>
+        <w:spacing w:before="120" w:after="60"/>
+        <w:rPr>
+          <w:rFonts w:eastAsiaTheme="majorEastAsia"/>
+          <w:color w:val="000000"/>
+          <w:spacing w:val="-10"/>
+          <w:kern w:val="28"/>
+          <w:sz w:val="22"/>
+          <w:szCs w:val="56"/>
+        </w:rPr>
+      </w:pPr>
+      <w:r>
+        <w:rPr>
+          <w:rFonts w:eastAsiaTheme="majorEastAsia"/>
+          <w:color w:val="000000"/>
+          <w:spacing w:val="-10"/>
+          <w:kern w:val="28"/>
+          <w:sz w:val="22"/>
+          <w:szCs w:val="56"/>
+        </w:rPr>
         <w:t>3. He has ______ friends and often feels lonely.</w:t>
       </w:r>
     </w:p>
     <w:p>
-      <w:r>
+      <w:pPr>
+        <w:keepNext/>
+        <w:shd w:val="clear" w:color="000000" w:fill="auto"/>
+        <w:spacing w:before="120" w:after="60"/>
+        <w:rPr>
+          <w:rFonts w:eastAsiaTheme="majorEastAsia"/>
+          <w:color w:val="000000"/>
+          <w:spacing w:val="-10"/>
+          <w:kern w:val="28"/>
+          <w:sz w:val="22"/>
+          <w:szCs w:val="56"/>
+        </w:rPr>
+      </w:pPr>
+      <w:r>
+        <w:rPr>
+          <w:rFonts w:eastAsiaTheme="majorEastAsia"/>
+          <w:color w:val="000000"/>
+          <w:spacing w:val="-10"/>
+          <w:kern w:val="28"/>
+          <w:sz w:val="22"/>
+          <w:szCs w:val="56"/>
+        </w:rPr>
         <w:t>4. He has ______ friends who can help him.</w:t>
       </w:r>
     </w:p>
     <w:p>
-      <w:r>
+      <w:pPr>
+        <w:keepNext/>
+        <w:shd w:val="clear" w:color="000000" w:fill="auto"/>
+        <w:spacing w:before="120" w:after="60"/>
+        <w:rPr>
+          <w:rFonts w:eastAsiaTheme="majorEastAsia"/>
+          <w:color w:val="000000"/>
+          <w:spacing w:val="-10"/>
+          <w:kern w:val="28"/>
+          <w:sz w:val="22"/>
+          <w:szCs w:val="56"/>
+        </w:rPr>
+      </w:pPr>
+      <w:r>
+        <w:rPr>
+          <w:rFonts w:eastAsiaTheme="majorEastAsia"/>
+          <w:color w:val="000000"/>
+          <w:spacing w:val="-10"/>
+          <w:kern w:val="28"/>
+          <w:sz w:val="22"/>
+          <w:szCs w:val="56"/>
+        </w:rPr>
         <w:t>5. ______ students passed the exam; most failed.</w:t>
       </w:r>
     </w:p>
     <w:p>
-      <w:r>
+      <w:pPr>
+        <w:keepNext/>
+        <w:shd w:val="clear" w:color="000000" w:fill="auto"/>
+        <w:spacing w:before="120" w:after="60"/>
+        <w:rPr>
+          <w:rFonts w:eastAsiaTheme="majorEastAsia"/>
+          <w:color w:val="000000"/>
+          <w:spacing w:val="-10"/>
+          <w:kern w:val="28"/>
+          <w:sz w:val="22"/>
+          <w:szCs w:val="56"/>
+        </w:rPr>
+      </w:pPr>
+      <w:r>
+        <w:rPr>
+          <w:rFonts w:eastAsiaTheme="majorEastAsia"/>
+          <w:color w:val="000000"/>
+          <w:spacing w:val="-10"/>
+          <w:kern w:val="28"/>
+          <w:sz w:val="22"/>
+          <w:szCs w:val="56"/>
+        </w:rPr>
         <w:t>6. ______ students stayed to help the teacher.</w:t>
       </w:r>
     </w:p>
     <w:p>
-      <w:r>
+      <w:pPr>
+        <w:keepNext/>
+        <w:shd w:val="clear" w:color="000000" w:fill="auto"/>
+        <w:spacing w:before="120" w:after="60"/>
+        <w:rPr>
+          <w:rFonts w:eastAsiaTheme="majorEastAsia"/>
+          <w:color w:val="000000"/>
+          <w:spacing w:val="-10"/>
+          <w:kern w:val="28"/>
+          <w:sz w:val="22"/>
+          <w:szCs w:val="56"/>
+        </w:rPr>
+      </w:pPr>
+      <w:r>
+        <w:rPr>
+          <w:rFonts w:eastAsiaTheme="majorEastAsia"/>
+          <w:color w:val="000000"/>
+          <w:spacing w:val="-10"/>
+          <w:kern w:val="28"/>
+          <w:sz w:val="22"/>
+          <w:szCs w:val="56"/>
+        </w:rPr>
         <w:t>7. There is ______ petrol left; we must find a station now.</w:t>
       </w:r>
     </w:p>
     <w:p>
-      <w:r>
+      <w:pPr>
+        <w:keepNext/>
+        <w:shd w:val="clear" w:color="000000" w:fill="auto"/>
+        <w:spacing w:before="120" w:after="60"/>
+        <w:rPr>
+          <w:rFonts w:eastAsiaTheme="majorEastAsia"/>
+          <w:color w:val="000000"/>
+          <w:spacing w:val="-10"/>
+          <w:kern w:val="28"/>
+          <w:sz w:val="22"/>
+          <w:szCs w:val="56"/>
+        </w:rPr>
+      </w:pPr>
+      <w:r>
+        <w:rPr>
+          <w:rFonts w:eastAsiaTheme="majorEastAsia"/>
+          <w:color w:val="000000"/>
+          <w:spacing w:val="-10"/>
+          <w:kern w:val="28"/>
+          <w:sz w:val="22"/>
+          <w:szCs w:val="56"/>
+        </w:rPr>
         <w:t>8. There is ______ petrol left, enough to reach the next town.</w:t>
       </w:r>
     </w:p>
     <w:p>
-      <w:r>
+      <w:pPr>
+        <w:keepNext/>
+        <w:shd w:val="clear" w:color="000000" w:fill="auto"/>
+        <w:spacing w:before="120" w:after="60"/>
+        <w:rPr>
+          <w:rFonts w:eastAsiaTheme="majorEastAsia"/>
+          <w:color w:val="000000"/>
+          <w:spacing w:val="-10"/>
+          <w:kern w:val="28"/>
+          <w:sz w:val="22"/>
+          <w:szCs w:val="56"/>
+        </w:rPr>
+      </w:pPr>
+      <w:r>
+        <w:rPr>
+          <w:rFonts w:eastAsiaTheme="majorEastAsia"/>
+          <w:color w:val="000000"/>
+          <w:spacing w:val="-10"/>
+          <w:kern w:val="28"/>
+          <w:sz w:val="22"/>
+          <w:szCs w:val="56"/>
+        </w:rPr>
         <w:t>9. She knows ______ English, so communication is difficult.</w:t>
       </w:r>
     </w:p>
     <w:p>
-      <w:r>
+      <w:pPr>
+        <w:keepNext/>
+        <w:shd w:val="clear" w:color="000000" w:fill="auto"/>
+        <w:spacing w:before="120" w:after="60"/>
+        <w:rPr>
+          <w:rFonts w:eastAsiaTheme="majorEastAsia"/>
+          <w:color w:val="000000"/>
+          <w:spacing w:val="-10"/>
+          <w:kern w:val="28"/>
+          <w:sz w:val="22"/>
+          <w:szCs w:val="56"/>
+        </w:rPr>
+      </w:pPr>
+      <w:r>
+        <w:rPr>
+          <w:rFonts w:eastAsiaTheme="majorEastAsia"/>
+          <w:color w:val="000000"/>
+          <w:spacing w:val="-10"/>
+          <w:kern w:val="28"/>
+          <w:sz w:val="22"/>
+          <w:szCs w:val="56"/>
+        </w:rPr>
         <w:t>10. She knows ______ English and can order food.</w:t>
       </w:r>
     </w:p>
     <w:p>
       <w:pPr>
-        <w:pStyle w:val="Heading1"/>
-      </w:pPr>
-      <w:r>
+        <w:keepNext/>
+        <w:shd w:val="clear" w:color="000000" w:fill="auto"/>
+        <w:spacing w:before="280" w:after="80"/>
+        <w:rPr>
+          <w:rFonts w:eastAsiaTheme="majorEastAsia"/>
+          <w:b/>
+          <w:color w:val="000000"/>
+          <w:spacing w:val="-10"/>
+          <w:kern w:val="28"/>
+          <w:szCs w:val="56"/>
+        </w:rPr>
+      </w:pPr>
+      <w:r>
+        <w:rPr>
+          <w:rFonts w:eastAsiaTheme="majorEastAsia"/>
+          <w:b/>
+          <w:color w:val="000000"/>
+          <w:spacing w:val="-10"/>
+          <w:kern w:val="28"/>
+          <w:szCs w:val="56"/>
+        </w:rPr>
         <w:t>PHẦN 5. CHỌN DANH TỪ ĐÚNG (10 điểm)</w:t>
       </w:r>
     </w:p>
     <w:p>
-      <w:r>
-        <w:t>1. a few ______   A. book   B. books</w:t>
-      </w:r>
-    </w:p>
-    <w:p>
-      <w:r>
-        <w:t>2. a little ______   A. water   B. waters</w:t>
-      </w:r>
-    </w:p>
-    <w:p>
-      <w:r>
-        <w:t>3. few ______   A. child   B. children</w:t>
-      </w:r>
-    </w:p>
-    <w:p>
-      <w:r>
-        <w:t>4. little ______   A. information   B. informations</w:t>
-      </w:r>
-    </w:p>
-    <w:p>
-      <w:r>
-        <w:t>5. a few ______   A. city   B. cities</w:t>
-      </w:r>
-    </w:p>
-    <w:p>
-      <w:r>
-        <w:t>6. a little ______   A. homework   B. homeworks</w:t>
-      </w:r>
-    </w:p>
-    <w:p>
-      <w:r>
-        <w:t>7. few ______   A. bus   B. buses</w:t>
-      </w:r>
-    </w:p>
-    <w:p>
-      <w:r>
-        <w:t>8. little ______   A. traffic   B. traffics</w:t>
-      </w:r>
-    </w:p>
-    <w:p>
-      <w:r>
-        <w:t>9. a few ______   A. suggestions   B. advice</w:t>
-      </w:r>
-    </w:p>
-    <w:p>
-      <w:r>
-        <w:t>10. a little ______   A. furniture   B. chairs</w:t>
-      </w:r>
-    </w:p>
-    <w:p>
-      <w:pPr>
-        <w:pStyle w:val="Heading1"/>
-      </w:pPr>
-      <w:r>
+      <w:pPr>
+        <w:keepNext/>
+        <w:shd w:val="clear" w:color="000000" w:fill="auto"/>
+        <w:spacing w:after="80"/>
+        <w:rPr>
+          <w:rFonts w:eastAsiaTheme="majorEastAsia"/>
+          <w:i/>
+          <w:color w:val="000000"/>
+          <w:spacing w:val="-10"/>
+          <w:kern w:val="28"/>
+          <w:sz w:val="22"/>
+          <w:szCs w:val="56"/>
+        </w:rPr>
+      </w:pPr>
+      <w:r>
+        <w:rPr>
+          <w:rFonts w:eastAsiaTheme="majorEastAsia"/>
+          <w:i/>
+          <w:color w:val="000000"/>
+          <w:spacing w:val="-10"/>
+          <w:kern w:val="28"/>
+          <w:sz w:val="22"/>
+          <w:szCs w:val="56"/>
+        </w:rPr>
+        <w:t>Hướng dẫn: Chọn dạng danh từ hoặc đặt câu hỏi phù hợp với phần được nhấn mạnh.</w:t>
+      </w:r>
+    </w:p>
+    <w:p>
+      <w:pPr>
+        <w:keepNext/>
+        <w:shd w:val="clear" w:color="000000" w:fill="auto"/>
+        <w:spacing w:before="120" w:after="60"/>
+        <w:rPr>
+          <w:rFonts w:eastAsiaTheme="majorEastAsia"/>
+          <w:color w:val="000000"/>
+          <w:spacing w:val="-10"/>
+          <w:kern w:val="28"/>
+          <w:sz w:val="22"/>
+          <w:szCs w:val="56"/>
+        </w:rPr>
+      </w:pPr>
+      <w:r>
+        <w:rPr>
+          <w:rFonts w:eastAsiaTheme="majorEastAsia"/>
+          <w:color w:val="000000"/>
+          <w:spacing w:val="-10"/>
+          <w:kern w:val="28"/>
+          <w:sz w:val="22"/>
+          <w:szCs w:val="56"/>
+        </w:rPr>
+        <w:t>1. a few ______</w:t>
+      </w:r>
+    </w:p>
+    <w:p>
+      <w:pPr>
+        <w:keepNext/>
+        <w:shd w:val="clear" w:color="000000" w:fill="auto"/>
+        <w:spacing w:after="40"/>
+        <w:ind w:left="340"/>
+        <w:rPr>
+          <w:rFonts w:eastAsiaTheme="majorEastAsia"/>
+          <w:color w:val="000000"/>
+          <w:spacing w:val="-10"/>
+          <w:kern w:val="28"/>
+          <w:sz w:val="22"/>
+          <w:szCs w:val="56"/>
+        </w:rPr>
+      </w:pPr>
+      <w:r>
+        <w:rPr>
+          <w:rFonts w:eastAsiaTheme="majorEastAsia"/>
+          <w:color w:val="000000"/>
+          <w:spacing w:val="-10"/>
+          <w:kern w:val="28"/>
+          <w:sz w:val="22"/>
+          <w:szCs w:val="56"/>
+        </w:rPr>
+        <w:t>A. book</w:t>
+      </w:r>
+    </w:p>
+    <w:p>
+      <w:pPr>
+        <w:keepNext/>
+        <w:shd w:val="clear" w:color="000000" w:fill="auto"/>
+        <w:spacing w:after="40"/>
+        <w:ind w:left="340"/>
+        <w:rPr>
+          <w:rFonts w:eastAsiaTheme="majorEastAsia"/>
+          <w:color w:val="000000"/>
+          <w:spacing w:val="-10"/>
+          <w:kern w:val="28"/>
+          <w:sz w:val="22"/>
+          <w:szCs w:val="56"/>
+        </w:rPr>
+      </w:pPr>
+      <w:r>
+        <w:rPr>
+          <w:rFonts w:eastAsiaTheme="majorEastAsia"/>
+          <w:color w:val="000000"/>
+          <w:spacing w:val="-10"/>
+          <w:kern w:val="28"/>
+          <w:sz w:val="22"/>
+          <w:szCs w:val="56"/>
+        </w:rPr>
+        <w:t>B. books</w:t>
+      </w:r>
+    </w:p>
+    <w:p>
+      <w:pPr>
+        <w:keepNext/>
+        <w:shd w:val="clear" w:color="000000" w:fill="auto"/>
+        <w:spacing w:before="120" w:after="60"/>
+        <w:rPr>
+          <w:rFonts w:eastAsiaTheme="majorEastAsia"/>
+          <w:color w:val="000000"/>
+          <w:spacing w:val="-10"/>
+          <w:kern w:val="28"/>
+          <w:sz w:val="22"/>
+          <w:szCs w:val="56"/>
+        </w:rPr>
+      </w:pPr>
+      <w:r>
+        <w:rPr>
+          <w:rFonts w:eastAsiaTheme="majorEastAsia"/>
+          <w:color w:val="000000"/>
+          <w:spacing w:val="-10"/>
+          <w:kern w:val="28"/>
+          <w:sz w:val="22"/>
+          <w:szCs w:val="56"/>
+        </w:rPr>
+        <w:t>2. a little ______</w:t>
+      </w:r>
+    </w:p>
+    <w:p>
+      <w:pPr>
+        <w:keepNext/>
+        <w:shd w:val="clear" w:color="000000" w:fill="auto"/>
+        <w:spacing w:after="40"/>
+        <w:ind w:left="340"/>
+        <w:rPr>
+          <w:rFonts w:eastAsiaTheme="majorEastAsia"/>
+          <w:color w:val="000000"/>
+          <w:spacing w:val="-10"/>
+          <w:kern w:val="28"/>
+          <w:sz w:val="22"/>
+          <w:szCs w:val="56"/>
+        </w:rPr>
+      </w:pPr>
+      <w:r>
+        <w:rPr>
+          <w:rFonts w:eastAsiaTheme="majorEastAsia"/>
+          <w:color w:val="000000"/>
+          <w:spacing w:val="-10"/>
+          <w:kern w:val="28"/>
+          <w:sz w:val="22"/>
+          <w:szCs w:val="56"/>
+        </w:rPr>
+        <w:t>A. water</w:t>
+      </w:r>
+    </w:p>
+    <w:p>
+      <w:pPr>
+        <w:keepNext/>
+        <w:shd w:val="clear" w:color="000000" w:fill="auto"/>
+        <w:spacing w:after="40"/>
+        <w:ind w:left="340"/>
+        <w:rPr>
+          <w:rFonts w:eastAsiaTheme="majorEastAsia"/>
+          <w:color w:val="000000"/>
+          <w:spacing w:val="-10"/>
+          <w:kern w:val="28"/>
+          <w:sz w:val="22"/>
+          <w:szCs w:val="56"/>
+        </w:rPr>
+      </w:pPr>
+      <w:r>
+        <w:rPr>
+          <w:rFonts w:eastAsiaTheme="majorEastAsia"/>
+          <w:color w:val="000000"/>
+          <w:spacing w:val="-10"/>
+          <w:kern w:val="28"/>
+          <w:sz w:val="22"/>
+          <w:szCs w:val="56"/>
+        </w:rPr>
+        <w:t>B. waters</w:t>
+      </w:r>
+    </w:p>
+    <w:p>
+      <w:pPr>
+        <w:keepNext/>
+        <w:shd w:val="clear" w:color="000000" w:fill="auto"/>
+        <w:spacing w:before="120" w:after="60"/>
+        <w:rPr>
+          <w:rFonts w:eastAsiaTheme="majorEastAsia"/>
+          <w:color w:val="000000"/>
+          <w:spacing w:val="-10"/>
+          <w:kern w:val="28"/>
+          <w:sz w:val="22"/>
+          <w:szCs w:val="56"/>
+        </w:rPr>
+      </w:pPr>
+      <w:r>
+        <w:rPr>
+          <w:rFonts w:eastAsiaTheme="majorEastAsia"/>
+          <w:color w:val="000000"/>
+          <w:spacing w:val="-10"/>
+          <w:kern w:val="28"/>
+          <w:sz w:val="22"/>
+          <w:szCs w:val="56"/>
+        </w:rPr>
+        <w:t>3. few ______</w:t>
+      </w:r>
+    </w:p>
+    <w:p>
+      <w:pPr>
+        <w:keepNext/>
+        <w:shd w:val="clear" w:color="000000" w:fill="auto"/>
+        <w:spacing w:after="40"/>
+        <w:ind w:left="340"/>
+        <w:rPr>
+          <w:rFonts w:eastAsiaTheme="majorEastAsia"/>
+          <w:color w:val="000000"/>
+          <w:spacing w:val="-10"/>
+          <w:kern w:val="28"/>
+          <w:sz w:val="22"/>
+          <w:szCs w:val="56"/>
+        </w:rPr>
+      </w:pPr>
+      <w:r>
+        <w:rPr>
+          <w:rFonts w:eastAsiaTheme="majorEastAsia"/>
+          <w:color w:val="000000"/>
+          <w:spacing w:val="-10"/>
+          <w:kern w:val="28"/>
+          <w:sz w:val="22"/>
+          <w:szCs w:val="56"/>
+        </w:rPr>
+        <w:t>A. child</w:t>
+      </w:r>
+    </w:p>
+    <w:p>
+      <w:pPr>
+        <w:keepNext/>
+        <w:shd w:val="clear" w:color="000000" w:fill="auto"/>
+        <w:spacing w:after="40"/>
+        <w:ind w:left="340"/>
+        <w:rPr>
+          <w:rFonts w:eastAsiaTheme="majorEastAsia"/>
+          <w:color w:val="000000"/>
+          <w:spacing w:val="-10"/>
+          <w:kern w:val="28"/>
+          <w:sz w:val="22"/>
+          <w:szCs w:val="56"/>
+        </w:rPr>
+      </w:pPr>
+      <w:r>
+        <w:rPr>
+          <w:rFonts w:eastAsiaTheme="majorEastAsia"/>
+          <w:color w:val="000000"/>
+          <w:spacing w:val="-10"/>
+          <w:kern w:val="28"/>
+          <w:sz w:val="22"/>
+          <w:szCs w:val="56"/>
+        </w:rPr>
+        <w:t>B. children</w:t>
+      </w:r>
+    </w:p>
+    <w:p>
+      <w:pPr>
+        <w:keepNext/>
+        <w:shd w:val="clear" w:color="000000" w:fill="auto"/>
+        <w:spacing w:before="120" w:after="60"/>
+        <w:rPr>
+          <w:rFonts w:eastAsiaTheme="majorEastAsia"/>
+          <w:color w:val="000000"/>
+          <w:spacing w:val="-10"/>
+          <w:kern w:val="28"/>
+          <w:sz w:val="22"/>
+          <w:szCs w:val="56"/>
+        </w:rPr>
+      </w:pPr>
+      <w:r>
+        <w:rPr>
+          <w:rFonts w:eastAsiaTheme="majorEastAsia"/>
+          <w:color w:val="000000"/>
+          <w:spacing w:val="-10"/>
+          <w:kern w:val="28"/>
+          <w:sz w:val="22"/>
+          <w:szCs w:val="56"/>
+        </w:rPr>
+        <w:t>4. little ______</w:t>
+      </w:r>
+    </w:p>
+    <w:p>
+      <w:pPr>
+        <w:keepNext/>
+        <w:shd w:val="clear" w:color="000000" w:fill="auto"/>
+        <w:spacing w:after="40"/>
+        <w:ind w:left="340"/>
+        <w:rPr>
+          <w:rFonts w:eastAsiaTheme="majorEastAsia"/>
+          <w:color w:val="000000"/>
+          <w:spacing w:val="-10"/>
+          <w:kern w:val="28"/>
+          <w:sz w:val="22"/>
+          <w:szCs w:val="56"/>
+        </w:rPr>
+      </w:pPr>
+      <w:r>
+        <w:rPr>
+          <w:rFonts w:eastAsiaTheme="majorEastAsia"/>
+          <w:color w:val="000000"/>
+          <w:spacing w:val="-10"/>
+          <w:kern w:val="28"/>
+          <w:sz w:val="22"/>
+          <w:szCs w:val="56"/>
+        </w:rPr>
+        <w:t>A. information</w:t>
+      </w:r>
+    </w:p>
+    <w:p>
+      <w:pPr>
+        <w:keepNext/>
+        <w:shd w:val="clear" w:color="000000" w:fill="auto"/>
+        <w:spacing w:after="40"/>
+        <w:ind w:left="340"/>
+        <w:rPr>
+          <w:rFonts w:eastAsiaTheme="majorEastAsia"/>
+          <w:color w:val="000000"/>
+          <w:spacing w:val="-10"/>
+          <w:kern w:val="28"/>
+          <w:sz w:val="22"/>
+          <w:szCs w:val="56"/>
+        </w:rPr>
+      </w:pPr>
+      <w:r>
+        <w:rPr>
+          <w:rFonts w:eastAsiaTheme="majorEastAsia"/>
+          <w:color w:val="000000"/>
+          <w:spacing w:val="-10"/>
+          <w:kern w:val="28"/>
+          <w:sz w:val="22"/>
+          <w:szCs w:val="56"/>
+        </w:rPr>
+        <w:t>B. informations</w:t>
+      </w:r>
+    </w:p>
+    <w:p>
+      <w:pPr>
+        <w:keepNext/>
+        <w:shd w:val="clear" w:color="000000" w:fill="auto"/>
+        <w:spacing w:before="120" w:after="60"/>
+        <w:rPr>
+          <w:rFonts w:eastAsiaTheme="majorEastAsia"/>
+          <w:color w:val="000000"/>
+          <w:spacing w:val="-10"/>
+          <w:kern w:val="28"/>
+          <w:sz w:val="22"/>
+          <w:szCs w:val="56"/>
+        </w:rPr>
+      </w:pPr>
+      <w:r>
+        <w:rPr>
+          <w:rFonts w:eastAsiaTheme="majorEastAsia"/>
+          <w:color w:val="000000"/>
+          <w:spacing w:val="-10"/>
+          <w:kern w:val="28"/>
+          <w:sz w:val="22"/>
+          <w:szCs w:val="56"/>
+        </w:rPr>
+        <w:t>5. a few ______</w:t>
+      </w:r>
+    </w:p>
+    <w:p>
+      <w:pPr>
+        <w:keepNext/>
+        <w:shd w:val="clear" w:color="000000" w:fill="auto"/>
+        <w:spacing w:after="40"/>
+        <w:ind w:left="340"/>
+        <w:rPr>
+          <w:rFonts w:eastAsiaTheme="majorEastAsia"/>
+          <w:color w:val="000000"/>
+          <w:spacing w:val="-10"/>
+          <w:kern w:val="28"/>
+          <w:sz w:val="22"/>
+          <w:szCs w:val="56"/>
+        </w:rPr>
+      </w:pPr>
+      <w:r>
+        <w:rPr>
+          <w:rFonts w:eastAsiaTheme="majorEastAsia"/>
+          <w:color w:val="000000"/>
+          <w:spacing w:val="-10"/>
+          <w:kern w:val="28"/>
+          <w:sz w:val="22"/>
+          <w:szCs w:val="56"/>
+        </w:rPr>
+        <w:t>A. city</w:t>
+      </w:r>
+    </w:p>
+    <w:p>
+      <w:pPr>
+        <w:keepNext/>
+        <w:shd w:val="clear" w:color="000000" w:fill="auto"/>
+        <w:spacing w:after="40"/>
+        <w:ind w:left="340"/>
+        <w:rPr>
+          <w:rFonts w:eastAsiaTheme="majorEastAsia"/>
+          <w:color w:val="000000"/>
+          <w:spacing w:val="-10"/>
+          <w:kern w:val="28"/>
+          <w:sz w:val="22"/>
+          <w:szCs w:val="56"/>
+        </w:rPr>
+      </w:pPr>
+      <w:r>
+        <w:rPr>
+          <w:rFonts w:eastAsiaTheme="majorEastAsia"/>
+          <w:color w:val="000000"/>
+          <w:spacing w:val="-10"/>
+          <w:kern w:val="28"/>
+          <w:sz w:val="22"/>
+          <w:szCs w:val="56"/>
+        </w:rPr>
+        <w:t>B. cities</w:t>
+      </w:r>
+    </w:p>
+    <w:p>
+      <w:pPr>
+        <w:keepNext/>
+        <w:shd w:val="clear" w:color="000000" w:fill="auto"/>
+        <w:spacing w:before="120" w:after="60"/>
+        <w:rPr>
+          <w:rFonts w:eastAsiaTheme="majorEastAsia"/>
+          <w:color w:val="000000"/>
+          <w:spacing w:val="-10"/>
+          <w:kern w:val="28"/>
+          <w:sz w:val="22"/>
+          <w:szCs w:val="56"/>
+        </w:rPr>
+      </w:pPr>
+      <w:r>
+        <w:rPr>
+          <w:rFonts w:eastAsiaTheme="majorEastAsia"/>
+          <w:color w:val="000000"/>
+          <w:spacing w:val="-10"/>
+          <w:kern w:val="28"/>
+          <w:sz w:val="22"/>
+          <w:szCs w:val="56"/>
+        </w:rPr>
+        <w:t>6. a little ______</w:t>
+      </w:r>
+    </w:p>
+    <w:p>
+      <w:pPr>
+        <w:keepNext/>
+        <w:shd w:val="clear" w:color="000000" w:fill="auto"/>
+        <w:spacing w:after="40"/>
+        <w:ind w:left="340"/>
+        <w:rPr>
+          <w:rFonts w:eastAsiaTheme="majorEastAsia"/>
+          <w:color w:val="000000"/>
+          <w:spacing w:val="-10"/>
+          <w:kern w:val="28"/>
+          <w:sz w:val="22"/>
+          <w:szCs w:val="56"/>
+        </w:rPr>
+      </w:pPr>
+      <w:r>
+        <w:rPr>
+          <w:rFonts w:eastAsiaTheme="majorEastAsia"/>
+          <w:color w:val="000000"/>
+          <w:spacing w:val="-10"/>
+          <w:kern w:val="28"/>
+          <w:sz w:val="22"/>
+          <w:szCs w:val="56"/>
+        </w:rPr>
+        <w:t>A. homework</w:t>
+      </w:r>
+    </w:p>
+    <w:p>
+      <w:pPr>
+        <w:keepNext/>
+        <w:shd w:val="clear" w:color="000000" w:fill="auto"/>
+        <w:spacing w:after="40"/>
+        <w:ind w:left="340"/>
+        <w:rPr>
+          <w:rFonts w:eastAsiaTheme="majorEastAsia"/>
+          <w:color w:val="000000"/>
+          <w:spacing w:val="-10"/>
+          <w:kern w:val="28"/>
+          <w:sz w:val="22"/>
+          <w:szCs w:val="56"/>
+        </w:rPr>
+      </w:pPr>
+      <w:r>
+        <w:rPr>
+          <w:rFonts w:eastAsiaTheme="majorEastAsia"/>
+          <w:color w:val="000000"/>
+          <w:spacing w:val="-10"/>
+          <w:kern w:val="28"/>
+          <w:sz w:val="22"/>
+          <w:szCs w:val="56"/>
+        </w:rPr>
+        <w:t>B. homeworks</w:t>
+      </w:r>
+    </w:p>
+    <w:p>
+      <w:pPr>
+        <w:keepNext/>
+        <w:shd w:val="clear" w:color="000000" w:fill="auto"/>
+        <w:spacing w:before="120" w:after="60"/>
+        <w:rPr>
+          <w:rFonts w:eastAsiaTheme="majorEastAsia"/>
+          <w:color w:val="000000"/>
+          <w:spacing w:val="-10"/>
+          <w:kern w:val="28"/>
+          <w:sz w:val="22"/>
+          <w:szCs w:val="56"/>
+        </w:rPr>
+      </w:pPr>
+      <w:r>
+        <w:rPr>
+          <w:rFonts w:eastAsiaTheme="majorEastAsia"/>
+          <w:color w:val="000000"/>
+          <w:spacing w:val="-10"/>
+          <w:kern w:val="28"/>
+          <w:sz w:val="22"/>
+          <w:szCs w:val="56"/>
+        </w:rPr>
+        <w:t>7. few ______</w:t>
+      </w:r>
+    </w:p>
+    <w:p>
+      <w:pPr>
+        <w:keepNext/>
+        <w:shd w:val="clear" w:color="000000" w:fill="auto"/>
+        <w:spacing w:after="40"/>
+        <w:ind w:left="340"/>
+        <w:rPr>
+          <w:rFonts w:eastAsiaTheme="majorEastAsia"/>
+          <w:color w:val="000000"/>
+          <w:spacing w:val="-10"/>
+          <w:kern w:val="28"/>
+          <w:sz w:val="22"/>
+          <w:szCs w:val="56"/>
+        </w:rPr>
+      </w:pPr>
+      <w:r>
+        <w:rPr>
+          <w:rFonts w:eastAsiaTheme="majorEastAsia"/>
+          <w:color w:val="000000"/>
+          <w:spacing w:val="-10"/>
+          <w:kern w:val="28"/>
+          <w:sz w:val="22"/>
+          <w:szCs w:val="56"/>
+        </w:rPr>
+        <w:t>A. bus</w:t>
+      </w:r>
+    </w:p>
+    <w:p>
+      <w:pPr>
+        <w:keepNext/>
+        <w:shd w:val="clear" w:color="000000" w:fill="auto"/>
+        <w:spacing w:after="40"/>
+        <w:ind w:left="340"/>
+        <w:rPr>
+          <w:rFonts w:eastAsiaTheme="majorEastAsia"/>
+          <w:color w:val="000000"/>
+          <w:spacing w:val="-10"/>
+          <w:kern w:val="28"/>
+          <w:sz w:val="22"/>
+          <w:szCs w:val="56"/>
+        </w:rPr>
+      </w:pPr>
+      <w:r>
+        <w:rPr>
+          <w:rFonts w:eastAsiaTheme="majorEastAsia"/>
+          <w:color w:val="000000"/>
+          <w:spacing w:val="-10"/>
+          <w:kern w:val="28"/>
+          <w:sz w:val="22"/>
+          <w:szCs w:val="56"/>
+        </w:rPr>
+        <w:t>B. buses</w:t>
+      </w:r>
+    </w:p>
+    <w:p>
+      <w:pPr>
+        <w:keepNext/>
+        <w:shd w:val="clear" w:color="000000" w:fill="auto"/>
+        <w:spacing w:before="120" w:after="60"/>
+        <w:rPr>
+          <w:rFonts w:eastAsiaTheme="majorEastAsia"/>
+          <w:color w:val="000000"/>
+          <w:spacing w:val="-10"/>
+          <w:kern w:val="28"/>
+          <w:sz w:val="22"/>
+          <w:szCs w:val="56"/>
+        </w:rPr>
+      </w:pPr>
+      <w:r>
+        <w:rPr>
+          <w:rFonts w:eastAsiaTheme="majorEastAsia"/>
+          <w:color w:val="000000"/>
+          <w:spacing w:val="-10"/>
+          <w:kern w:val="28"/>
+          <w:sz w:val="22"/>
+          <w:szCs w:val="56"/>
+        </w:rPr>
+        <w:t>8. little ______</w:t>
+      </w:r>
+    </w:p>
+    <w:p>
+      <w:pPr>
+        <w:keepNext/>
+        <w:shd w:val="clear" w:color="000000" w:fill="auto"/>
+        <w:spacing w:after="40"/>
+        <w:ind w:left="340"/>
+        <w:rPr>
+          <w:rFonts w:eastAsiaTheme="majorEastAsia"/>
+          <w:color w:val="000000"/>
+          <w:spacing w:val="-10"/>
+          <w:kern w:val="28"/>
+          <w:sz w:val="22"/>
+          <w:szCs w:val="56"/>
+        </w:rPr>
+      </w:pPr>
+      <w:r>
+        <w:rPr>
+          <w:rFonts w:eastAsiaTheme="majorEastAsia"/>
+          <w:color w:val="000000"/>
+          <w:spacing w:val="-10"/>
+          <w:kern w:val="28"/>
+          <w:sz w:val="22"/>
+          <w:szCs w:val="56"/>
+        </w:rPr>
+        <w:t>A. traffic</w:t>
+      </w:r>
+    </w:p>
+    <w:p>
+      <w:pPr>
+        <w:keepNext/>
+        <w:shd w:val="clear" w:color="000000" w:fill="auto"/>
+        <w:spacing w:after="40"/>
+        <w:ind w:left="340"/>
+        <w:rPr>
+          <w:rFonts w:eastAsiaTheme="majorEastAsia"/>
+          <w:color w:val="000000"/>
+          <w:spacing w:val="-10"/>
+          <w:kern w:val="28"/>
+          <w:sz w:val="22"/>
+          <w:szCs w:val="56"/>
+        </w:rPr>
+      </w:pPr>
+      <w:r>
+        <w:rPr>
+          <w:rFonts w:eastAsiaTheme="majorEastAsia"/>
+          <w:color w:val="000000"/>
+          <w:spacing w:val="-10"/>
+          <w:kern w:val="28"/>
+          <w:sz w:val="22"/>
+          <w:szCs w:val="56"/>
+        </w:rPr>
+        <w:t>B. traffics</w:t>
+      </w:r>
+    </w:p>
+    <w:p>
+      <w:pPr>
+        <w:keepNext/>
+        <w:shd w:val="clear" w:color="000000" w:fill="auto"/>
+        <w:spacing w:before="120" w:after="60"/>
+        <w:rPr>
+          <w:rFonts w:eastAsiaTheme="majorEastAsia"/>
+          <w:color w:val="000000"/>
+          <w:spacing w:val="-10"/>
+          <w:kern w:val="28"/>
+          <w:sz w:val="22"/>
+          <w:szCs w:val="56"/>
+        </w:rPr>
+      </w:pPr>
+      <w:r>
+        <w:rPr>
+          <w:rFonts w:eastAsiaTheme="majorEastAsia"/>
+          <w:color w:val="000000"/>
+          <w:spacing w:val="-10"/>
+          <w:kern w:val="28"/>
+          <w:sz w:val="22"/>
+          <w:szCs w:val="56"/>
+        </w:rPr>
+        <w:t>9. a few ______</w:t>
+      </w:r>
+    </w:p>
+    <w:p>
+      <w:pPr>
+        <w:keepNext/>
+        <w:shd w:val="clear" w:color="000000" w:fill="auto"/>
+        <w:spacing w:after="40"/>
+        <w:ind w:left="340"/>
+        <w:rPr>
+          <w:rFonts w:eastAsiaTheme="majorEastAsia"/>
+          <w:color w:val="000000"/>
+          <w:spacing w:val="-10"/>
+          <w:kern w:val="28"/>
+          <w:sz w:val="22"/>
+          <w:szCs w:val="56"/>
+        </w:rPr>
+      </w:pPr>
+      <w:r>
+        <w:rPr>
+          <w:rFonts w:eastAsiaTheme="majorEastAsia"/>
+          <w:color w:val="000000"/>
+          <w:spacing w:val="-10"/>
+          <w:kern w:val="28"/>
+          <w:sz w:val="22"/>
+          <w:szCs w:val="56"/>
+        </w:rPr>
+        <w:t>A. suggestions</w:t>
+      </w:r>
+    </w:p>
+    <w:p>
+      <w:pPr>
+        <w:keepNext/>
+        <w:shd w:val="clear" w:color="000000" w:fill="auto"/>
+        <w:spacing w:after="40"/>
+        <w:ind w:left="340"/>
+        <w:rPr>
+          <w:rFonts w:eastAsiaTheme="majorEastAsia"/>
+          <w:color w:val="000000"/>
+          <w:spacing w:val="-10"/>
+          <w:kern w:val="28"/>
+          <w:sz w:val="22"/>
+          <w:szCs w:val="56"/>
+        </w:rPr>
+      </w:pPr>
+      <w:r>
+        <w:rPr>
+          <w:rFonts w:eastAsiaTheme="majorEastAsia"/>
+          <w:color w:val="000000"/>
+          <w:spacing w:val="-10"/>
+          <w:kern w:val="28"/>
+          <w:sz w:val="22"/>
+          <w:szCs w:val="56"/>
+        </w:rPr>
+        <w:t>B. advice</w:t>
+      </w:r>
+    </w:p>
+    <w:p>
+      <w:pPr>
+        <w:keepNext/>
+        <w:shd w:val="clear" w:color="000000" w:fill="auto"/>
+        <w:spacing w:before="120" w:after="60"/>
+        <w:rPr>
+          <w:rFonts w:eastAsiaTheme="majorEastAsia"/>
+          <w:color w:val="000000"/>
+          <w:spacing w:val="-10"/>
+          <w:kern w:val="28"/>
+          <w:sz w:val="22"/>
+          <w:szCs w:val="56"/>
+        </w:rPr>
+      </w:pPr>
+      <w:r>
+        <w:rPr>
+          <w:rFonts w:eastAsiaTheme="majorEastAsia"/>
+          <w:color w:val="000000"/>
+          <w:spacing w:val="-10"/>
+          <w:kern w:val="28"/>
+          <w:sz w:val="22"/>
+          <w:szCs w:val="56"/>
+        </w:rPr>
+        <w:t>10. a little ______</w:t>
+      </w:r>
+    </w:p>
+    <w:p>
+      <w:pPr>
+        <w:keepNext/>
+        <w:shd w:val="clear" w:color="000000" w:fill="auto"/>
+        <w:spacing w:after="40"/>
+        <w:ind w:left="340"/>
+        <w:rPr>
+          <w:rFonts w:eastAsiaTheme="majorEastAsia"/>
+          <w:color w:val="000000"/>
+          <w:spacing w:val="-10"/>
+          <w:kern w:val="28"/>
+          <w:sz w:val="22"/>
+          <w:szCs w:val="56"/>
+        </w:rPr>
+      </w:pPr>
+      <w:r>
+        <w:rPr>
+          <w:rFonts w:eastAsiaTheme="majorEastAsia"/>
+          <w:color w:val="000000"/>
+          <w:spacing w:val="-10"/>
+          <w:kern w:val="28"/>
+          <w:sz w:val="22"/>
+          <w:szCs w:val="56"/>
+        </w:rPr>
+        <w:t>A. furniture</w:t>
+      </w:r>
+    </w:p>
+    <w:p>
+      <w:pPr>
+        <w:keepNext/>
+        <w:shd w:val="clear" w:color="000000" w:fill="auto"/>
+        <w:spacing w:after="40"/>
+        <w:ind w:left="340"/>
+        <w:rPr>
+          <w:rFonts w:eastAsiaTheme="majorEastAsia"/>
+          <w:color w:val="000000"/>
+          <w:spacing w:val="-10"/>
+          <w:kern w:val="28"/>
+          <w:sz w:val="22"/>
+          <w:szCs w:val="56"/>
+        </w:rPr>
+      </w:pPr>
+      <w:r>
+        <w:rPr>
+          <w:rFonts w:eastAsiaTheme="majorEastAsia"/>
+          <w:color w:val="000000"/>
+          <w:spacing w:val="-10"/>
+          <w:kern w:val="28"/>
+          <w:sz w:val="22"/>
+          <w:szCs w:val="56"/>
+        </w:rPr>
+        <w:t>B. chairs</w:t>
+      </w:r>
+    </w:p>
+    <w:p>
+      <w:pPr>
+        <w:keepNext/>
+        <w:shd w:val="clear" w:color="000000" w:fill="auto"/>
+        <w:spacing w:before="280" w:after="80"/>
+        <w:rPr>
+          <w:rFonts w:eastAsiaTheme="majorEastAsia"/>
+          <w:b/>
+          <w:color w:val="000000"/>
+          <w:spacing w:val="-10"/>
+          <w:kern w:val="28"/>
+          <w:szCs w:val="56"/>
+        </w:rPr>
+      </w:pPr>
+      <w:r>
+        <w:rPr>
+          <w:rFonts w:eastAsiaTheme="majorEastAsia"/>
+          <w:b/>
+          <w:color w:val="000000"/>
+          <w:spacing w:val="-10"/>
+          <w:kern w:val="28"/>
+          <w:szCs w:val="56"/>
+        </w:rPr>
         <w:t>PHẦN 6. VIẾT LẠI CÂU THEO GỢI Ý (10 điểm)</w:t>
       </w:r>
     </w:p>
     <w:p>
-      <w:r>
+      <w:pPr>
+        <w:keepNext/>
+        <w:shd w:val="clear" w:color="000000" w:fill="auto"/>
+        <w:spacing w:after="80"/>
+        <w:rPr>
+          <w:rFonts w:eastAsiaTheme="majorEastAsia"/>
+          <w:i/>
+          <w:color w:val="000000"/>
+          <w:spacing w:val="-10"/>
+          <w:kern w:val="28"/>
+          <w:sz w:val="22"/>
+          <w:szCs w:val="56"/>
+        </w:rPr>
+      </w:pPr>
+      <w:r>
+        <w:rPr>
+          <w:rFonts w:eastAsiaTheme="majorEastAsia"/>
+          <w:i/>
+          <w:color w:val="000000"/>
+          <w:spacing w:val="-10"/>
+          <w:kern w:val="28"/>
+          <w:sz w:val="22"/>
+          <w:szCs w:val="56"/>
+        </w:rPr>
+        <w:t>Hướng dẫn: Viết câu hỏi hoặc điền cụm từ phù hợp với dữ kiện.</w:t>
+      </w:r>
+    </w:p>
+    <w:p>
+      <w:pPr>
+        <w:keepNext/>
+        <w:shd w:val="clear" w:color="000000" w:fill="auto"/>
+        <w:spacing w:before="120" w:after="60"/>
+        <w:rPr>
+          <w:rFonts w:eastAsiaTheme="majorEastAsia"/>
+          <w:color w:val="000000"/>
+          <w:spacing w:val="-10"/>
+          <w:kern w:val="28"/>
+          <w:sz w:val="22"/>
+          <w:szCs w:val="56"/>
+        </w:rPr>
+      </w:pPr>
+      <w:r>
+        <w:rPr>
+          <w:rFonts w:eastAsiaTheme="majorEastAsia"/>
+          <w:color w:val="000000"/>
+          <w:spacing w:val="-10"/>
+          <w:kern w:val="28"/>
+          <w:sz w:val="22"/>
+          <w:szCs w:val="56"/>
+        </w:rPr>
         <w:t>1. I have some friends here. (a few) → ______________________________</w:t>
       </w:r>
     </w:p>
     <w:p>
-      <w:r>
+      <w:pPr>
+        <w:keepNext/>
+        <w:shd w:val="clear" w:color="000000" w:fill="auto"/>
+        <w:spacing w:before="120" w:after="60"/>
+        <w:rPr>
+          <w:rFonts w:eastAsiaTheme="majorEastAsia"/>
+          <w:color w:val="000000"/>
+          <w:spacing w:val="-10"/>
+          <w:kern w:val="28"/>
+          <w:sz w:val="22"/>
+          <w:szCs w:val="56"/>
+        </w:rPr>
+      </w:pPr>
+      <w:r>
+        <w:rPr>
+          <w:rFonts w:eastAsiaTheme="majorEastAsia"/>
+          <w:color w:val="000000"/>
+          <w:spacing w:val="-10"/>
+          <w:kern w:val="28"/>
+          <w:sz w:val="22"/>
+          <w:szCs w:val="56"/>
+        </w:rPr>
         <w:t>2. There is some juice left. (a little) → ______________________________</w:t>
       </w:r>
     </w:p>
     <w:p>
-      <w:r>
+      <w:pPr>
+        <w:keepNext/>
+        <w:shd w:val="clear" w:color="000000" w:fill="auto"/>
+        <w:spacing w:before="120" w:after="60"/>
+        <w:rPr>
+          <w:rFonts w:eastAsiaTheme="majorEastAsia"/>
+          <w:color w:val="000000"/>
+          <w:spacing w:val="-10"/>
+          <w:kern w:val="28"/>
+          <w:sz w:val="22"/>
+          <w:szCs w:val="56"/>
+        </w:rPr>
+      </w:pPr>
+      <w:r>
+        <w:rPr>
+          <w:rFonts w:eastAsiaTheme="majorEastAsia"/>
+          <w:color w:val="000000"/>
+          <w:spacing w:val="-10"/>
+          <w:kern w:val="28"/>
+          <w:sz w:val="22"/>
+          <w:szCs w:val="56"/>
+        </w:rPr>
         <w:t>3. Almost no students came. (few) → ______________________________</w:t>
       </w:r>
     </w:p>
     <w:p>
-      <w:r>
+      <w:pPr>
+        <w:keepNext/>
+        <w:shd w:val="clear" w:color="000000" w:fill="auto"/>
+        <w:spacing w:before="120" w:after="60"/>
+        <w:rPr>
+          <w:rFonts w:eastAsiaTheme="majorEastAsia"/>
+          <w:color w:val="000000"/>
+          <w:spacing w:val="-10"/>
+          <w:kern w:val="28"/>
+          <w:sz w:val="22"/>
+          <w:szCs w:val="56"/>
+        </w:rPr>
+      </w:pPr>
+      <w:r>
+        <w:rPr>
+          <w:rFonts w:eastAsiaTheme="majorEastAsia"/>
+          <w:color w:val="000000"/>
+          <w:spacing w:val="-10"/>
+          <w:kern w:val="28"/>
+          <w:sz w:val="22"/>
+          <w:szCs w:val="56"/>
+        </w:rPr>
         <w:t>4. We have almost no time. (little) → ______________________________</w:t>
       </w:r>
     </w:p>
     <w:p>
-      <w:r>
+      <w:pPr>
+        <w:keepNext/>
+        <w:shd w:val="clear" w:color="000000" w:fill="auto"/>
+        <w:spacing w:before="120" w:after="60"/>
+        <w:rPr>
+          <w:rFonts w:eastAsiaTheme="majorEastAsia"/>
+          <w:color w:val="000000"/>
+          <w:spacing w:val="-10"/>
+          <w:kern w:val="28"/>
+          <w:sz w:val="22"/>
+          <w:szCs w:val="56"/>
+        </w:rPr>
+      </w:pPr>
+      <w:r>
+        <w:rPr>
+          <w:rFonts w:eastAsiaTheme="majorEastAsia"/>
+          <w:color w:val="000000"/>
+          <w:spacing w:val="-10"/>
+          <w:kern w:val="28"/>
+          <w:sz w:val="22"/>
+          <w:szCs w:val="56"/>
+        </w:rPr>
         <w:t>5. She bought some books. (a few) → ______________________________</w:t>
       </w:r>
     </w:p>
     <w:p>
-      <w:r>
+      <w:pPr>
+        <w:keepNext/>
+        <w:shd w:val="clear" w:color="000000" w:fill="auto"/>
+        <w:spacing w:before="120" w:after="60"/>
+        <w:rPr>
+          <w:rFonts w:eastAsiaTheme="majorEastAsia"/>
+          <w:color w:val="000000"/>
+          <w:spacing w:val="-10"/>
+          <w:kern w:val="28"/>
+          <w:sz w:val="22"/>
+          <w:szCs w:val="56"/>
+        </w:rPr>
+      </w:pPr>
+      <w:r>
+        <w:rPr>
+          <w:rFonts w:eastAsiaTheme="majorEastAsia"/>
+          <w:color w:val="000000"/>
+          <w:spacing w:val="-10"/>
+          <w:kern w:val="28"/>
+          <w:sz w:val="22"/>
+          <w:szCs w:val="56"/>
+        </w:rPr>
         <w:t>6. He knows some English. (a little) → ______________________________</w:t>
       </w:r>
     </w:p>
     <w:p>
-      <w:r>
+      <w:pPr>
+        <w:keepNext/>
+        <w:shd w:val="clear" w:color="000000" w:fill="auto"/>
+        <w:spacing w:before="120" w:after="60"/>
+        <w:rPr>
+          <w:rFonts w:eastAsiaTheme="majorEastAsia"/>
+          <w:color w:val="000000"/>
+          <w:spacing w:val="-10"/>
+          <w:kern w:val="28"/>
+          <w:sz w:val="22"/>
+          <w:szCs w:val="56"/>
+        </w:rPr>
+      </w:pPr>
+      <w:r>
+        <w:rPr>
+          <w:rFonts w:eastAsiaTheme="majorEastAsia"/>
+          <w:color w:val="000000"/>
+          <w:spacing w:val="-10"/>
+          <w:kern w:val="28"/>
+          <w:sz w:val="22"/>
+          <w:szCs w:val="56"/>
+        </w:rPr>
         <w:t>7. Almost no shops are open. (few) → ______________________________</w:t>
       </w:r>
     </w:p>
     <w:p>
-      <w:r>
+      <w:pPr>
+        <w:keepNext/>
+        <w:shd w:val="clear" w:color="000000" w:fill="auto"/>
+        <w:spacing w:before="120" w:after="60"/>
+        <w:rPr>
+          <w:rFonts w:eastAsiaTheme="majorEastAsia"/>
+          <w:color w:val="000000"/>
+          <w:spacing w:val="-10"/>
+          <w:kern w:val="28"/>
+          <w:sz w:val="22"/>
+          <w:szCs w:val="56"/>
+        </w:rPr>
+      </w:pPr>
+      <w:r>
+        <w:rPr>
+          <w:rFonts w:eastAsiaTheme="majorEastAsia"/>
+          <w:color w:val="000000"/>
+          <w:spacing w:val="-10"/>
+          <w:kern w:val="28"/>
+          <w:sz w:val="22"/>
+          <w:szCs w:val="56"/>
+        </w:rPr>
         <w:t>8. There is almost no hope. (little) → ______________________________</w:t>
       </w:r>
     </w:p>
     <w:p>
-      <w:r>
+      <w:pPr>
+        <w:keepNext/>
+        <w:shd w:val="clear" w:color="000000" w:fill="auto"/>
+        <w:spacing w:before="120" w:after="60"/>
+        <w:rPr>
+          <w:rFonts w:eastAsiaTheme="majorEastAsia"/>
+          <w:color w:val="000000"/>
+          <w:spacing w:val="-10"/>
+          <w:kern w:val="28"/>
+          <w:sz w:val="22"/>
+          <w:szCs w:val="56"/>
+        </w:rPr>
+      </w:pPr>
+      <w:r>
+        <w:rPr>
+          <w:rFonts w:eastAsiaTheme="majorEastAsia"/>
+          <w:color w:val="000000"/>
+          <w:spacing w:val="-10"/>
+          <w:kern w:val="28"/>
+          <w:sz w:val="22"/>
+          <w:szCs w:val="56"/>
+        </w:rPr>
         <w:t>9. We need some chairs. (a few) → ______________________________</w:t>
       </w:r>
     </w:p>
     <w:p>
-      <w:r>
+      <w:pPr>
+        <w:keepNext/>
+        <w:shd w:val="clear" w:color="000000" w:fill="auto"/>
+        <w:spacing w:before="120" w:after="60"/>
+        <w:rPr>
+          <w:rFonts w:eastAsiaTheme="majorEastAsia"/>
+          <w:color w:val="000000"/>
+          <w:spacing w:val="-10"/>
+          <w:kern w:val="28"/>
+          <w:sz w:val="22"/>
+          <w:szCs w:val="56"/>
+        </w:rPr>
+      </w:pPr>
+      <w:r>
+        <w:rPr>
+          <w:rFonts w:eastAsiaTheme="majorEastAsia"/>
+          <w:color w:val="000000"/>
+          <w:spacing w:val="-10"/>
+          <w:kern w:val="28"/>
+          <w:sz w:val="22"/>
+          <w:szCs w:val="56"/>
+        </w:rPr>
         <w:t>10. Add some sugar. (a little) → ______________________________</w:t>
       </w:r>
     </w:p>
     <w:p>
       <w:pPr>
-        <w:pStyle w:val="Heading1"/>
-      </w:pPr>
-      <w:r>
+        <w:keepNext/>
+        <w:shd w:val="clear" w:color="000000" w:fill="auto"/>
+        <w:spacing w:before="280" w:after="80"/>
+        <w:rPr>
+          <w:rFonts w:eastAsiaTheme="majorEastAsia"/>
+          <w:b/>
+          <w:color w:val="000000"/>
+          <w:spacing w:val="-10"/>
+          <w:kern w:val="28"/>
+          <w:szCs w:val="56"/>
+        </w:rPr>
+      </w:pPr>
+      <w:r>
+        <w:rPr>
+          <w:rFonts w:eastAsiaTheme="majorEastAsia"/>
+          <w:b/>
+          <w:color w:val="000000"/>
+          <w:spacing w:val="-10"/>
+          <w:kern w:val="28"/>
+          <w:szCs w:val="56"/>
+        </w:rPr>
         <w:t>PHẦN 7. SỬA LỖI SAI (10 điểm)</w:t>
       </w:r>
     </w:p>
     <w:p>
-      <w:r>
+      <w:pPr>
+        <w:keepNext/>
+        <w:shd w:val="clear" w:color="000000" w:fill="auto"/>
+        <w:spacing w:after="80"/>
+        <w:rPr>
+          <w:rFonts w:eastAsiaTheme="majorEastAsia"/>
+          <w:i/>
+          <w:color w:val="000000"/>
+          <w:spacing w:val="-10"/>
+          <w:kern w:val="28"/>
+          <w:sz w:val="22"/>
+          <w:szCs w:val="56"/>
+        </w:rPr>
+      </w:pPr>
+      <w:r>
+        <w:rPr>
+          <w:rFonts w:eastAsiaTheme="majorEastAsia"/>
+          <w:i/>
+          <w:color w:val="000000"/>
+          <w:spacing w:val="-10"/>
+          <w:kern w:val="28"/>
+          <w:sz w:val="22"/>
+          <w:szCs w:val="56"/>
+        </w:rPr>
+        <w:t>Hướng dẫn: Tìm lỗi và viết lại toàn bộ câu cho đúng.</w:t>
+      </w:r>
+    </w:p>
+    <w:p>
+      <w:pPr>
+        <w:keepNext/>
+        <w:shd w:val="clear" w:color="000000" w:fill="auto"/>
+        <w:spacing w:before="120" w:after="60"/>
+        <w:rPr>
+          <w:rFonts w:eastAsiaTheme="majorEastAsia"/>
+          <w:color w:val="000000"/>
+          <w:spacing w:val="-10"/>
+          <w:kern w:val="28"/>
+          <w:sz w:val="22"/>
+          <w:szCs w:val="56"/>
+        </w:rPr>
+      </w:pPr>
+      <w:r>
+        <w:rPr>
+          <w:rFonts w:eastAsiaTheme="majorEastAsia"/>
+          <w:color w:val="000000"/>
+          <w:spacing w:val="-10"/>
+          <w:kern w:val="28"/>
+          <w:sz w:val="22"/>
+          <w:szCs w:val="56"/>
+        </w:rPr>
         <w:t>1. I have a little friends here. → ______________________________</w:t>
       </w:r>
     </w:p>
     <w:p>
-      <w:r>
+      <w:pPr>
+        <w:keepNext/>
+        <w:shd w:val="clear" w:color="000000" w:fill="auto"/>
+        <w:spacing w:before="120" w:after="60"/>
+        <w:rPr>
+          <w:rFonts w:eastAsiaTheme="majorEastAsia"/>
+          <w:color w:val="000000"/>
+          <w:spacing w:val="-10"/>
+          <w:kern w:val="28"/>
+          <w:sz w:val="22"/>
+          <w:szCs w:val="56"/>
+        </w:rPr>
+      </w:pPr>
+      <w:r>
+        <w:rPr>
+          <w:rFonts w:eastAsiaTheme="majorEastAsia"/>
+          <w:color w:val="000000"/>
+          <w:spacing w:val="-10"/>
+          <w:kern w:val="28"/>
+          <w:sz w:val="22"/>
+          <w:szCs w:val="56"/>
+        </w:rPr>
         <w:t>2. There is a few water in the glass. → ______________________________</w:t>
       </w:r>
     </w:p>
     <w:p>
-      <w:r>
+      <w:pPr>
+        <w:keepNext/>
+        <w:shd w:val="clear" w:color="000000" w:fill="auto"/>
+        <w:spacing w:before="120" w:after="60"/>
+        <w:rPr>
+          <w:rFonts w:eastAsiaTheme="majorEastAsia"/>
+          <w:color w:val="000000"/>
+          <w:spacing w:val="-10"/>
+          <w:kern w:val="28"/>
+          <w:sz w:val="22"/>
+          <w:szCs w:val="56"/>
+        </w:rPr>
+      </w:pPr>
+      <w:r>
+        <w:rPr>
+          <w:rFonts w:eastAsiaTheme="majorEastAsia"/>
+          <w:color w:val="000000"/>
+          <w:spacing w:val="-10"/>
+          <w:kern w:val="28"/>
+          <w:sz w:val="22"/>
+          <w:szCs w:val="56"/>
+        </w:rPr>
         <w:t>3. Few money is left. → ______________________________</w:t>
       </w:r>
     </w:p>
     <w:p>
-      <w:r>
+      <w:pPr>
+        <w:keepNext/>
+        <w:shd w:val="clear" w:color="000000" w:fill="auto"/>
+        <w:spacing w:before="120" w:after="60"/>
+        <w:rPr>
+          <w:rFonts w:eastAsiaTheme="majorEastAsia"/>
+          <w:color w:val="000000"/>
+          <w:spacing w:val="-10"/>
+          <w:kern w:val="28"/>
+          <w:sz w:val="22"/>
+          <w:szCs w:val="56"/>
+        </w:rPr>
+      </w:pPr>
+      <w:r>
+        <w:rPr>
+          <w:rFonts w:eastAsiaTheme="majorEastAsia"/>
+          <w:color w:val="000000"/>
+          <w:spacing w:val="-10"/>
+          <w:kern w:val="28"/>
+          <w:sz w:val="22"/>
+          <w:szCs w:val="56"/>
+        </w:rPr>
         <w:t>4. Little students joined the club. → ______________________________</w:t>
       </w:r>
     </w:p>
     <w:p>
-      <w:r>
+      <w:pPr>
+        <w:keepNext/>
+        <w:shd w:val="clear" w:color="000000" w:fill="auto"/>
+        <w:spacing w:before="120" w:after="60"/>
+        <w:rPr>
+          <w:rFonts w:eastAsiaTheme="majorEastAsia"/>
+          <w:color w:val="000000"/>
+          <w:spacing w:val="-10"/>
+          <w:kern w:val="28"/>
+          <w:sz w:val="22"/>
+          <w:szCs w:val="56"/>
+        </w:rPr>
+      </w:pPr>
+      <w:r>
+        <w:rPr>
+          <w:rFonts w:eastAsiaTheme="majorEastAsia"/>
+          <w:color w:val="000000"/>
+          <w:spacing w:val="-10"/>
+          <w:kern w:val="28"/>
+          <w:sz w:val="22"/>
+          <w:szCs w:val="56"/>
+        </w:rPr>
         <w:t>5. We need a few information. → ______________________________</w:t>
       </w:r>
     </w:p>
     <w:p>
-      <w:r>
+      <w:pPr>
+        <w:keepNext/>
+        <w:shd w:val="clear" w:color="000000" w:fill="auto"/>
+        <w:spacing w:before="120" w:after="60"/>
+        <w:rPr>
+          <w:rFonts w:eastAsiaTheme="majorEastAsia"/>
+          <w:color w:val="000000"/>
+          <w:spacing w:val="-10"/>
+          <w:kern w:val="28"/>
+          <w:sz w:val="22"/>
+          <w:szCs w:val="56"/>
+        </w:rPr>
+      </w:pPr>
+      <w:r>
+        <w:rPr>
+          <w:rFonts w:eastAsiaTheme="majorEastAsia"/>
+          <w:color w:val="000000"/>
+          <w:spacing w:val="-10"/>
+          <w:kern w:val="28"/>
+          <w:sz w:val="22"/>
+          <w:szCs w:val="56"/>
+        </w:rPr>
         <w:t>6. She bought a little apples. → ______________________________</w:t>
       </w:r>
     </w:p>
     <w:p>
-      <w:r>
+      <w:pPr>
+        <w:keepNext/>
+        <w:shd w:val="clear" w:color="000000" w:fill="auto"/>
+        <w:spacing w:before="120" w:after="60"/>
+        <w:rPr>
+          <w:rFonts w:eastAsiaTheme="majorEastAsia"/>
+          <w:color w:val="000000"/>
+          <w:spacing w:val="-10"/>
+          <w:kern w:val="28"/>
+          <w:sz w:val="22"/>
+          <w:szCs w:val="56"/>
+        </w:rPr>
+      </w:pPr>
+      <w:r>
+        <w:rPr>
+          <w:rFonts w:eastAsiaTheme="majorEastAsia"/>
+          <w:color w:val="000000"/>
+          <w:spacing w:val="-10"/>
+          <w:kern w:val="28"/>
+          <w:sz w:val="22"/>
+          <w:szCs w:val="56"/>
+        </w:rPr>
         <w:t>7. I have few time today. → ______________________________</w:t>
       </w:r>
     </w:p>
     <w:p>
-      <w:r>
+      <w:pPr>
+        <w:keepNext/>
+        <w:shd w:val="clear" w:color="000000" w:fill="auto"/>
+        <w:spacing w:before="120" w:after="60"/>
+        <w:rPr>
+          <w:rFonts w:eastAsiaTheme="majorEastAsia"/>
+          <w:color w:val="000000"/>
+          <w:spacing w:val="-10"/>
+          <w:kern w:val="28"/>
+          <w:sz w:val="22"/>
+          <w:szCs w:val="56"/>
+        </w:rPr>
+      </w:pPr>
+      <w:r>
+        <w:rPr>
+          <w:rFonts w:eastAsiaTheme="majorEastAsia"/>
+          <w:color w:val="000000"/>
+          <w:spacing w:val="-10"/>
+          <w:kern w:val="28"/>
+          <w:sz w:val="22"/>
+          <w:szCs w:val="56"/>
+        </w:rPr>
         <w:t>8. There are little chairs in the room. → ______________________________</w:t>
       </w:r>
     </w:p>
     <w:p>
-      <w:r>
+      <w:pPr>
+        <w:keepNext/>
+        <w:shd w:val="clear" w:color="000000" w:fill="auto"/>
+        <w:spacing w:before="120" w:after="60"/>
+        <w:rPr>
+          <w:rFonts w:eastAsiaTheme="majorEastAsia"/>
+          <w:color w:val="000000"/>
+          <w:spacing w:val="-10"/>
+          <w:kern w:val="28"/>
+          <w:sz w:val="22"/>
+          <w:szCs w:val="56"/>
+        </w:rPr>
+      </w:pPr>
+      <w:r>
+        <w:rPr>
+          <w:rFonts w:eastAsiaTheme="majorEastAsia"/>
+          <w:color w:val="000000"/>
+          <w:spacing w:val="-10"/>
+          <w:kern w:val="28"/>
+          <w:sz w:val="22"/>
+          <w:szCs w:val="56"/>
+        </w:rPr>
         <w:t>9. He gave me a few advice. → ______________________________</w:t>
       </w:r>
     </w:p>
     <w:p>
-      <w:r>
+      <w:pPr>
+        <w:keepNext/>
+        <w:shd w:val="clear" w:color="000000" w:fill="auto"/>
+        <w:spacing w:before="120" w:after="60"/>
+        <w:rPr>
+          <w:rFonts w:eastAsiaTheme="majorEastAsia"/>
+          <w:color w:val="000000"/>
+          <w:spacing w:val="-10"/>
+          <w:kern w:val="28"/>
+          <w:sz w:val="22"/>
+          <w:szCs w:val="56"/>
+        </w:rPr>
+      </w:pPr>
+      <w:r>
+        <w:rPr>
+          <w:rFonts w:eastAsiaTheme="majorEastAsia"/>
+          <w:color w:val="000000"/>
+          <w:spacing w:val="-10"/>
+          <w:kern w:val="28"/>
+          <w:sz w:val="22"/>
+          <w:szCs w:val="56"/>
+        </w:rPr>
         <w:t>10. Add a few salt, please. → ______________________________</w:t>
       </w:r>
     </w:p>
     <w:p>
       <w:pPr>
-        <w:pStyle w:val="Heading1"/>
-      </w:pPr>
-      <w:r>
+        <w:keepNext/>
+        <w:shd w:val="clear" w:color="000000" w:fill="auto"/>
+        <w:spacing w:before="280" w:after="80"/>
+        <w:rPr>
+          <w:rFonts w:eastAsiaTheme="majorEastAsia"/>
+          <w:b/>
+          <w:color w:val="000000"/>
+          <w:spacing w:val="-10"/>
+          <w:kern w:val="28"/>
+          <w:szCs w:val="56"/>
+        </w:rPr>
+      </w:pPr>
+      <w:r>
+        <w:rPr>
+          <w:rFonts w:eastAsiaTheme="majorEastAsia"/>
+          <w:b/>
+          <w:color w:val="000000"/>
+          <w:spacing w:val="-10"/>
+          <w:kern w:val="28"/>
+          <w:szCs w:val="56"/>
+        </w:rPr>
         <w:t>PHẦN 8. DỊCH SANG TIẾNG ANH (10 điểm)</w:t>
       </w:r>
     </w:p>
     <w:p>
-      <w:r>
+      <w:pPr>
+        <w:keepNext/>
+        <w:shd w:val="clear" w:color="000000" w:fill="auto"/>
+        <w:spacing w:after="80"/>
+        <w:rPr>
+          <w:rFonts w:eastAsiaTheme="majorEastAsia"/>
+          <w:i/>
+          <w:color w:val="000000"/>
+          <w:spacing w:val="-10"/>
+          <w:kern w:val="28"/>
+          <w:sz w:val="22"/>
+          <w:szCs w:val="56"/>
+        </w:rPr>
+      </w:pPr>
+      <w:r>
+        <w:rPr>
+          <w:rFonts w:eastAsiaTheme="majorEastAsia"/>
+          <w:i/>
+          <w:color w:val="000000"/>
+          <w:spacing w:val="-10"/>
+          <w:kern w:val="28"/>
+          <w:sz w:val="22"/>
+          <w:szCs w:val="56"/>
+        </w:rPr>
+        <w:t>Hướng dẫn: Dịch từng câu sang tiếng Anh tự nhiên và đúng ngữ pháp.</w:t>
+      </w:r>
+    </w:p>
+    <w:p>
+      <w:pPr>
+        <w:keepNext/>
+        <w:shd w:val="clear" w:color="000000" w:fill="auto"/>
+        <w:spacing w:before="120" w:after="60"/>
+        <w:rPr>
+          <w:rFonts w:eastAsiaTheme="majorEastAsia"/>
+          <w:color w:val="000000"/>
+          <w:spacing w:val="-10"/>
+          <w:kern w:val="28"/>
+          <w:sz w:val="22"/>
+          <w:szCs w:val="56"/>
+        </w:rPr>
+      </w:pPr>
+      <w:r>
+        <w:rPr>
+          <w:rFonts w:eastAsiaTheme="majorEastAsia"/>
+          <w:color w:val="000000"/>
+          <w:spacing w:val="-10"/>
+          <w:kern w:val="28"/>
+          <w:sz w:val="22"/>
+          <w:szCs w:val="56"/>
+        </w:rPr>
         <w:t>1. Tôi có một vài người bạn ở đây.</w:t>
       </w:r>
     </w:p>
     <w:p>
-      <w:r>
+      <w:pPr>
+        <w:keepNext/>
+        <w:shd w:val="clear" w:color="000000" w:fill="auto"/>
+        <w:spacing w:before="120" w:after="60"/>
+        <w:rPr>
+          <w:rFonts w:eastAsiaTheme="majorEastAsia"/>
+          <w:color w:val="000000"/>
+          <w:spacing w:val="-10"/>
+          <w:kern w:val="28"/>
+          <w:sz w:val="22"/>
+          <w:szCs w:val="56"/>
+        </w:rPr>
+      </w:pPr>
+      <w:r>
+        <w:rPr>
+          <w:rFonts w:eastAsiaTheme="majorEastAsia"/>
+          <w:color w:val="000000"/>
+          <w:spacing w:val="-10"/>
+          <w:kern w:val="28"/>
+          <w:sz w:val="22"/>
+          <w:szCs w:val="56"/>
+        </w:rPr>
         <w:t>2. Chúng ta vẫn còn một ít thời gian.</w:t>
       </w:r>
     </w:p>
     <w:p>
-      <w:r>
+      <w:pPr>
+        <w:keepNext/>
+        <w:shd w:val="clear" w:color="000000" w:fill="auto"/>
+        <w:spacing w:before="120" w:after="60"/>
+        <w:rPr>
+          <w:rFonts w:eastAsiaTheme="majorEastAsia"/>
+          <w:color w:val="000000"/>
+          <w:spacing w:val="-10"/>
+          <w:kern w:val="28"/>
+          <w:sz w:val="22"/>
+          <w:szCs w:val="56"/>
+        </w:rPr>
+      </w:pPr>
+      <w:r>
+        <w:rPr>
+          <w:rFonts w:eastAsiaTheme="majorEastAsia"/>
+          <w:color w:val="000000"/>
+          <w:spacing w:val="-10"/>
+          <w:kern w:val="28"/>
+          <w:sz w:val="22"/>
+          <w:szCs w:val="56"/>
+        </w:rPr>
         <w:t>3. Rất ít học sinh hiểu bài học.</w:t>
       </w:r>
     </w:p>
     <w:p>
-      <w:r>
+      <w:pPr>
+        <w:keepNext/>
+        <w:shd w:val="clear" w:color="000000" w:fill="auto"/>
+        <w:spacing w:before="120" w:after="60"/>
+        <w:rPr>
+          <w:rFonts w:eastAsiaTheme="majorEastAsia"/>
+          <w:color w:val="000000"/>
+          <w:spacing w:val="-10"/>
+          <w:kern w:val="28"/>
+          <w:sz w:val="22"/>
+          <w:szCs w:val="56"/>
+        </w:rPr>
+      </w:pPr>
+      <w:r>
+        <w:rPr>
+          <w:rFonts w:eastAsiaTheme="majorEastAsia"/>
+          <w:color w:val="000000"/>
+          <w:spacing w:val="-10"/>
+          <w:kern w:val="28"/>
+          <w:sz w:val="22"/>
+          <w:szCs w:val="56"/>
+        </w:rPr>
         <w:t>4. Trong chai còn rất ít nước.</w:t>
       </w:r>
     </w:p>
     <w:p>
-      <w:r>
+      <w:pPr>
+        <w:keepNext/>
+        <w:shd w:val="clear" w:color="000000" w:fill="auto"/>
+        <w:spacing w:before="120" w:after="60"/>
+        <w:rPr>
+          <w:rFonts w:eastAsiaTheme="majorEastAsia"/>
+          <w:color w:val="000000"/>
+          <w:spacing w:val="-10"/>
+          <w:kern w:val="28"/>
+          <w:sz w:val="22"/>
+          <w:szCs w:val="56"/>
+        </w:rPr>
+      </w:pPr>
+      <w:r>
+        <w:rPr>
+          <w:rFonts w:eastAsiaTheme="majorEastAsia"/>
+          <w:color w:val="000000"/>
+          <w:spacing w:val="-10"/>
+          <w:kern w:val="28"/>
+          <w:sz w:val="22"/>
+          <w:szCs w:val="56"/>
+        </w:rPr>
         <w:t>5. Cô ấy đã mua một vài quả táo.</w:t>
       </w:r>
     </w:p>
     <w:p>
-      <w:r>
+      <w:pPr>
+        <w:keepNext/>
+        <w:shd w:val="clear" w:color="000000" w:fill="auto"/>
+        <w:spacing w:before="120" w:after="60"/>
+        <w:rPr>
+          <w:rFonts w:eastAsiaTheme="majorEastAsia"/>
+          <w:color w:val="000000"/>
+          <w:spacing w:val="-10"/>
+          <w:kern w:val="28"/>
+          <w:sz w:val="22"/>
+          <w:szCs w:val="56"/>
+        </w:rPr>
+      </w:pPr>
+      <w:r>
+        <w:rPr>
+          <w:rFonts w:eastAsiaTheme="majorEastAsia"/>
+          <w:color w:val="000000"/>
+          <w:spacing w:val="-10"/>
+          <w:kern w:val="28"/>
+          <w:sz w:val="22"/>
+          <w:szCs w:val="56"/>
+        </w:rPr>
         <w:t>6. Tôi có thể nói một ít tiếng Anh.</w:t>
       </w:r>
     </w:p>
     <w:p>
-      <w:r>
+      <w:pPr>
+        <w:keepNext/>
+        <w:shd w:val="clear" w:color="000000" w:fill="auto"/>
+        <w:spacing w:before="120" w:after="60"/>
+        <w:rPr>
+          <w:rFonts w:eastAsiaTheme="majorEastAsia"/>
+          <w:color w:val="000000"/>
+          <w:spacing w:val="-10"/>
+          <w:kern w:val="28"/>
+          <w:sz w:val="22"/>
+          <w:szCs w:val="56"/>
+        </w:rPr>
+      </w:pPr>
+      <w:r>
+        <w:rPr>
+          <w:rFonts w:eastAsiaTheme="majorEastAsia"/>
+          <w:color w:val="000000"/>
+          <w:spacing w:val="-10"/>
+          <w:kern w:val="28"/>
+          <w:sz w:val="22"/>
+          <w:szCs w:val="56"/>
+        </w:rPr>
         <w:t>7. Anh ấy có rất ít tiền nên không thể ăn trưa.</w:t>
       </w:r>
     </w:p>
     <w:p>
-      <w:r>
+      <w:pPr>
+        <w:keepNext/>
+        <w:shd w:val="clear" w:color="000000" w:fill="auto"/>
+        <w:spacing w:before="120" w:after="60"/>
+        <w:rPr>
+          <w:rFonts w:eastAsiaTheme="majorEastAsia"/>
+          <w:color w:val="000000"/>
+          <w:spacing w:val="-10"/>
+          <w:kern w:val="28"/>
+          <w:sz w:val="22"/>
+          <w:szCs w:val="56"/>
+        </w:rPr>
+      </w:pPr>
+      <w:r>
+        <w:rPr>
+          <w:rFonts w:eastAsiaTheme="majorEastAsia"/>
+          <w:color w:val="000000"/>
+          <w:spacing w:val="-10"/>
+          <w:kern w:val="28"/>
+          <w:sz w:val="22"/>
+          <w:szCs w:val="56"/>
+        </w:rPr>
         <w:t>8. Chỉ có một vài cửa hàng mở cửa.</w:t>
       </w:r>
     </w:p>
     <w:p>
-      <w:r>
+      <w:pPr>
+        <w:keepNext/>
+        <w:shd w:val="clear" w:color="000000" w:fill="auto"/>
+        <w:spacing w:before="120" w:after="60"/>
+        <w:rPr>
+          <w:rFonts w:eastAsiaTheme="majorEastAsia"/>
+          <w:color w:val="000000"/>
+          <w:spacing w:val="-10"/>
+          <w:kern w:val="28"/>
+          <w:sz w:val="22"/>
+          <w:szCs w:val="56"/>
+        </w:rPr>
+      </w:pPr>
+      <w:r>
+        <w:rPr>
+          <w:rFonts w:eastAsiaTheme="majorEastAsia"/>
+          <w:color w:val="000000"/>
+          <w:spacing w:val="-10"/>
+          <w:kern w:val="28"/>
+          <w:sz w:val="22"/>
+          <w:szCs w:val="56"/>
+        </w:rPr>
         <w:t>9. Hãy thêm một ít đường.</w:t>
       </w:r>
     </w:p>
     <w:p>
-      <w:r>
+      <w:pPr>
+        <w:keepNext/>
+        <w:shd w:val="clear" w:color="000000" w:fill="auto"/>
+        <w:spacing w:before="120" w:after="60"/>
+        <w:rPr>
+          <w:rFonts w:eastAsiaTheme="majorEastAsia"/>
+          <w:color w:val="000000"/>
+          <w:spacing w:val="-10"/>
+          <w:kern w:val="28"/>
+          <w:sz w:val="22"/>
+          <w:szCs w:val="56"/>
+        </w:rPr>
+      </w:pPr>
+      <w:r>
+        <w:rPr>
+          <w:rFonts w:eastAsiaTheme="majorEastAsia"/>
+          <w:color w:val="000000"/>
+          <w:spacing w:val="-10"/>
+          <w:kern w:val="28"/>
+          <w:sz w:val="22"/>
+          <w:szCs w:val="56"/>
+        </w:rPr>
         <w:t>10. Khá nhiều người đã tham gia câu lạc bộ.</w:t>
       </w:r>
     </w:p>
     <w:p>
       <w:pPr>
-        <w:pStyle w:val="Heading1"/>
-      </w:pPr>
-      <w:r>
+        <w:keepNext/>
+        <w:shd w:val="clear" w:color="000000" w:fill="auto"/>
+        <w:spacing w:before="280" w:after="80"/>
+        <w:rPr>
+          <w:rFonts w:eastAsiaTheme="majorEastAsia"/>
+          <w:b/>
+          <w:color w:val="000000"/>
+          <w:spacing w:val="-10"/>
+          <w:kern w:val="28"/>
+          <w:szCs w:val="56"/>
+        </w:rPr>
+      </w:pPr>
+      <w:r>
+        <w:rPr>
+          <w:rFonts w:eastAsiaTheme="majorEastAsia"/>
+          <w:b/>
+          <w:color w:val="000000"/>
+          <w:spacing w:val="-10"/>
+          <w:kern w:val="28"/>
+          <w:szCs w:val="56"/>
+        </w:rPr>
         <w:t>PHẦN 9. ĐỌC HIỂU (10 điểm)</w:t>
       </w:r>
     </w:p>
     <w:p>
-      <w:r>
+      <w:pPr>
+        <w:keepNext/>
+        <w:shd w:val="clear" w:color="000000" w:fill="auto"/>
+        <w:spacing w:after="80"/>
+        <w:rPr>
+          <w:rFonts w:eastAsiaTheme="majorEastAsia"/>
+          <w:i/>
+          <w:color w:val="000000"/>
+          <w:spacing w:val="-10"/>
+          <w:kern w:val="28"/>
+          <w:sz w:val="22"/>
+          <w:szCs w:val="56"/>
+        </w:rPr>
+      </w:pPr>
+      <w:r>
+        <w:rPr>
+          <w:rFonts w:eastAsiaTheme="majorEastAsia"/>
+          <w:i/>
+          <w:color w:val="000000"/>
+          <w:spacing w:val="-10"/>
+          <w:kern w:val="28"/>
+          <w:sz w:val="22"/>
+          <w:szCs w:val="56"/>
+        </w:rPr>
+        <w:t>Hướng dẫn: Đọc đoạn văn, xác định bằng chứng rồi trả lời từng câu hỏi.</w:t>
+      </w:r>
+    </w:p>
+    <w:p>
+      <w:pPr>
+        <w:keepNext/>
+        <w:shd w:val="clear" w:color="000000" w:fill="auto"/>
+        <w:spacing w:before="120" w:after="80"/>
+        <w:rPr>
+          <w:rFonts w:eastAsiaTheme="majorEastAsia"/>
+          <w:b/>
+          <w:color w:val="000000"/>
+          <w:spacing w:val="-10"/>
+          <w:kern w:val="28"/>
+          <w:sz w:val="22"/>
+          <w:szCs w:val="56"/>
+        </w:rPr>
+      </w:pPr>
+      <w:r>
+        <w:rPr>
+          <w:rFonts w:eastAsiaTheme="majorEastAsia"/>
+          <w:b/>
+          <w:color w:val="000000"/>
+          <w:spacing w:val="-10"/>
+          <w:kern w:val="28"/>
+          <w:sz w:val="22"/>
+          <w:szCs w:val="56"/>
+        </w:rPr>
         <w:t>Đọc đoạn văn:</w:t>
       </w:r>
     </w:p>
     <w:p>
-      <w:r>
+      <w:pPr>
+        <w:keepLines/>
+        <w:shd w:val="clear" w:color="000000" w:fill="auto"/>
+        <w:spacing w:after="160"/>
+        <w:rPr>
+          <w:rFonts w:eastAsiaTheme="majorEastAsia"/>
+          <w:color w:val="000000"/>
+          <w:spacing w:val="-10"/>
+          <w:kern w:val="28"/>
+          <w:sz w:val="22"/>
+          <w:szCs w:val="56"/>
+        </w:rPr>
+      </w:pPr>
+      <w:r>
+        <w:rPr>
+          <w:rFonts w:eastAsiaTheme="majorEastAsia"/>
+          <w:color w:val="000000"/>
+          <w:spacing w:val="-10"/>
+          <w:kern w:val="28"/>
+          <w:sz w:val="22"/>
+          <w:szCs w:val="56"/>
+        </w:rPr>
         <w:t>Linh has just moved to a new town. She has only a few friends there, but they are very kind. She speaks a little English, so she can talk to her foreign neighbor. Linh has little free time because she works and studies every day. On weekends, she visits a small café. Few people go there in the morning, so it is quiet. She usually drinks a little coffee and reads a few pages of a book.</w:t>
       </w:r>
     </w:p>
     <w:p>
-      <w:r>
+      <w:pPr>
+        <w:keepNext/>
+        <w:shd w:val="clear" w:color="000000" w:fill="auto"/>
+        <w:spacing w:before="120" w:after="80"/>
+        <w:rPr>
+          <w:rFonts w:eastAsiaTheme="majorEastAsia"/>
+          <w:b/>
+          <w:color w:val="000000"/>
+          <w:spacing w:val="-10"/>
+          <w:kern w:val="28"/>
+          <w:sz w:val="22"/>
+          <w:szCs w:val="56"/>
+        </w:rPr>
+      </w:pPr>
+      <w:r>
+        <w:rPr>
+          <w:rFonts w:eastAsiaTheme="majorEastAsia"/>
+          <w:b/>
+          <w:color w:val="000000"/>
+          <w:spacing w:val="-10"/>
+          <w:kern w:val="28"/>
+          <w:sz w:val="22"/>
+          <w:szCs w:val="56"/>
+        </w:rPr>
         <w:t>Trả lời câu hỏi:</w:t>
       </w:r>
     </w:p>
     <w:p>
-      <w:r>
+      <w:pPr>
+        <w:keepNext/>
+        <w:shd w:val="clear" w:color="000000" w:fill="auto"/>
+        <w:spacing w:before="120" w:after="60"/>
+        <w:rPr>
+          <w:rFonts w:eastAsiaTheme="majorEastAsia"/>
+          <w:color w:val="000000"/>
+          <w:spacing w:val="-10"/>
+          <w:kern w:val="28"/>
+          <w:sz w:val="22"/>
+          <w:szCs w:val="56"/>
+        </w:rPr>
+      </w:pPr>
+      <w:r>
+        <w:rPr>
+          <w:rFonts w:eastAsiaTheme="majorEastAsia"/>
+          <w:color w:val="000000"/>
+          <w:spacing w:val="-10"/>
+          <w:kern w:val="28"/>
+          <w:sz w:val="22"/>
+          <w:szCs w:val="56"/>
+        </w:rPr>
         <w:t>1. Where has Linh moved?</w:t>
       </w:r>
     </w:p>
     <w:p>
-      <w:r>
+      <w:pPr>
+        <w:keepNext/>
+        <w:shd w:val="clear" w:color="000000" w:fill="auto"/>
+        <w:spacing w:before="120" w:after="60"/>
+        <w:rPr>
+          <w:rFonts w:eastAsiaTheme="majorEastAsia"/>
+          <w:color w:val="000000"/>
+          <w:spacing w:val="-10"/>
+          <w:kern w:val="28"/>
+          <w:sz w:val="22"/>
+          <w:szCs w:val="56"/>
+        </w:rPr>
+      </w:pPr>
+      <w:r>
+        <w:rPr>
+          <w:rFonts w:eastAsiaTheme="majorEastAsia"/>
+          <w:color w:val="000000"/>
+          <w:spacing w:val="-10"/>
+          <w:kern w:val="28"/>
+          <w:sz w:val="22"/>
+          <w:szCs w:val="56"/>
+        </w:rPr>
         <w:t>2. Does she have many friends there?</w:t>
       </w:r>
     </w:p>
     <w:p>
-      <w:r>
+      <w:pPr>
+        <w:keepNext/>
+        <w:shd w:val="clear" w:color="000000" w:fill="auto"/>
+        <w:spacing w:before="120" w:after="60"/>
+        <w:rPr>
+          <w:rFonts w:eastAsiaTheme="majorEastAsia"/>
+          <w:color w:val="000000"/>
+          <w:spacing w:val="-10"/>
+          <w:kern w:val="28"/>
+          <w:sz w:val="22"/>
+          <w:szCs w:val="56"/>
+        </w:rPr>
+      </w:pPr>
+      <w:r>
+        <w:rPr>
+          <w:rFonts w:eastAsiaTheme="majorEastAsia"/>
+          <w:color w:val="000000"/>
+          <w:spacing w:val="-10"/>
+          <w:kern w:val="28"/>
+          <w:sz w:val="22"/>
+          <w:szCs w:val="56"/>
+        </w:rPr>
         <w:t>3. What are her friends like?</w:t>
       </w:r>
     </w:p>
     <w:p>
-      <w:r>
+      <w:pPr>
+        <w:keepNext/>
+        <w:shd w:val="clear" w:color="000000" w:fill="auto"/>
+        <w:spacing w:before="120" w:after="60"/>
+        <w:rPr>
+          <w:rFonts w:eastAsiaTheme="majorEastAsia"/>
+          <w:color w:val="000000"/>
+          <w:spacing w:val="-10"/>
+          <w:kern w:val="28"/>
+          <w:sz w:val="22"/>
+          <w:szCs w:val="56"/>
+        </w:rPr>
+      </w:pPr>
+      <w:r>
+        <w:rPr>
+          <w:rFonts w:eastAsiaTheme="majorEastAsia"/>
+          <w:color w:val="000000"/>
+          <w:spacing w:val="-10"/>
+          <w:kern w:val="28"/>
+          <w:sz w:val="22"/>
+          <w:szCs w:val="56"/>
+        </w:rPr>
         <w:t>4. How much English does she speak?</w:t>
       </w:r>
     </w:p>
     <w:p>
-      <w:r>
+      <w:pPr>
+        <w:keepNext/>
+        <w:shd w:val="clear" w:color="000000" w:fill="auto"/>
+        <w:spacing w:before="120" w:after="60"/>
+        <w:rPr>
+          <w:rFonts w:eastAsiaTheme="majorEastAsia"/>
+          <w:color w:val="000000"/>
+          <w:spacing w:val="-10"/>
+          <w:kern w:val="28"/>
+          <w:sz w:val="22"/>
+          <w:szCs w:val="56"/>
+        </w:rPr>
+      </w:pPr>
+      <w:r>
+        <w:rPr>
+          <w:rFonts w:eastAsiaTheme="majorEastAsia"/>
+          <w:color w:val="000000"/>
+          <w:spacing w:val="-10"/>
+          <w:kern w:val="28"/>
+          <w:sz w:val="22"/>
+          <w:szCs w:val="56"/>
+        </w:rPr>
         <w:t>5. Can she talk to her foreign neighbor?</w:t>
       </w:r>
     </w:p>
     <w:p>
-      <w:r>
+      <w:pPr>
+        <w:keepNext/>
+        <w:shd w:val="clear" w:color="000000" w:fill="auto"/>
+        <w:spacing w:before="120" w:after="60"/>
+        <w:rPr>
+          <w:rFonts w:eastAsiaTheme="majorEastAsia"/>
+          <w:color w:val="000000"/>
+          <w:spacing w:val="-10"/>
+          <w:kern w:val="28"/>
+          <w:sz w:val="22"/>
+          <w:szCs w:val="56"/>
+        </w:rPr>
+      </w:pPr>
+      <w:r>
+        <w:rPr>
+          <w:rFonts w:eastAsiaTheme="majorEastAsia"/>
+          <w:color w:val="000000"/>
+          <w:spacing w:val="-10"/>
+          <w:kern w:val="28"/>
+          <w:sz w:val="22"/>
+          <w:szCs w:val="56"/>
+        </w:rPr>
         <w:t>6. Why does she have little free time?</w:t>
       </w:r>
     </w:p>
     <w:p>
-      <w:r>
+      <w:pPr>
+        <w:keepNext/>
+        <w:shd w:val="clear" w:color="000000" w:fill="auto"/>
+        <w:spacing w:before="120" w:after="60"/>
+        <w:rPr>
+          <w:rFonts w:eastAsiaTheme="majorEastAsia"/>
+          <w:color w:val="000000"/>
+          <w:spacing w:val="-10"/>
+          <w:kern w:val="28"/>
+          <w:sz w:val="22"/>
+          <w:szCs w:val="56"/>
+        </w:rPr>
+      </w:pPr>
+      <w:r>
+        <w:rPr>
+          <w:rFonts w:eastAsiaTheme="majorEastAsia"/>
+          <w:color w:val="000000"/>
+          <w:spacing w:val="-10"/>
+          <w:kern w:val="28"/>
+          <w:sz w:val="22"/>
+          <w:szCs w:val="56"/>
+        </w:rPr>
         <w:t>7. Where does she go on weekends?</w:t>
       </w:r>
     </w:p>
     <w:p>
-      <w:r>
+      <w:pPr>
+        <w:keepNext/>
+        <w:shd w:val="clear" w:color="000000" w:fill="auto"/>
+        <w:spacing w:before="120" w:after="60"/>
+        <w:rPr>
+          <w:rFonts w:eastAsiaTheme="majorEastAsia"/>
+          <w:color w:val="000000"/>
+          <w:spacing w:val="-10"/>
+          <w:kern w:val="28"/>
+          <w:sz w:val="22"/>
+          <w:szCs w:val="56"/>
+        </w:rPr>
+      </w:pPr>
+      <w:r>
+        <w:rPr>
+          <w:rFonts w:eastAsiaTheme="majorEastAsia"/>
+          <w:color w:val="000000"/>
+          <w:spacing w:val="-10"/>
+          <w:kern w:val="28"/>
+          <w:sz w:val="22"/>
+          <w:szCs w:val="56"/>
+        </w:rPr>
         <w:t>8. Are there many people in the café in the morning?</w:t>
       </w:r>
     </w:p>
     <w:p>
-      <w:r>
+      <w:pPr>
+        <w:keepNext/>
+        <w:shd w:val="clear" w:color="000000" w:fill="auto"/>
+        <w:spacing w:before="120" w:after="60"/>
+        <w:rPr>
+          <w:rFonts w:eastAsiaTheme="majorEastAsia"/>
+          <w:color w:val="000000"/>
+          <w:spacing w:val="-10"/>
+          <w:kern w:val="28"/>
+          <w:sz w:val="22"/>
+          <w:szCs w:val="56"/>
+        </w:rPr>
+      </w:pPr>
+      <w:r>
+        <w:rPr>
+          <w:rFonts w:eastAsiaTheme="majorEastAsia"/>
+          <w:color w:val="000000"/>
+          <w:spacing w:val="-10"/>
+          <w:kern w:val="28"/>
+          <w:sz w:val="22"/>
+          <w:szCs w:val="56"/>
+        </w:rPr>
         <w:t>9. What does she drink?</w:t>
       </w:r>
     </w:p>
     <w:p>
-      <w:r>
+      <w:pPr>
+        <w:keepNext/>
+        <w:shd w:val="clear" w:color="000000" w:fill="auto"/>
+        <w:spacing w:before="120" w:after="60"/>
+        <w:rPr>
+          <w:rFonts w:eastAsiaTheme="majorEastAsia"/>
+          <w:color w:val="000000"/>
+          <w:spacing w:val="-10"/>
+          <w:kern w:val="28"/>
+          <w:sz w:val="22"/>
+          <w:szCs w:val="56"/>
+        </w:rPr>
+      </w:pPr>
+      <w:r>
+        <w:rPr>
+          <w:rFonts w:eastAsiaTheme="majorEastAsia"/>
+          <w:color w:val="000000"/>
+          <w:spacing w:val="-10"/>
+          <w:kern w:val="28"/>
+          <w:sz w:val="22"/>
+          <w:szCs w:val="56"/>
+        </w:rPr>
         <w:t>10. How many pages does she read?</w:t>
       </w:r>
     </w:p>
     <w:p>
       <w:pPr>
-        <w:pStyle w:val="Heading1"/>
-      </w:pPr>
-      <w:r>
+        <w:keepNext/>
+        <w:shd w:val="clear" w:color="000000" w:fill="auto"/>
+        <w:spacing w:before="280" w:after="80"/>
+        <w:rPr>
+          <w:rFonts w:eastAsiaTheme="majorEastAsia"/>
+          <w:b/>
+          <w:color w:val="000000"/>
+          <w:spacing w:val="-10"/>
+          <w:kern w:val="28"/>
+          <w:szCs w:val="56"/>
+        </w:rPr>
+      </w:pPr>
+      <w:r>
+        <w:rPr>
+          <w:rFonts w:eastAsiaTheme="majorEastAsia"/>
+          <w:b/>
+          <w:color w:val="000000"/>
+          <w:spacing w:val="-10"/>
+          <w:kern w:val="28"/>
+          <w:szCs w:val="56"/>
+        </w:rPr>
         <w:t>PHẦN 10. VIẾT CÂU HOÀN CHỈNH (10 điểm)</w:t>
       </w:r>
     </w:p>
     <w:p>
-      <w:r>
+      <w:pPr>
+        <w:keepNext/>
+        <w:shd w:val="clear" w:color="000000" w:fill="auto"/>
+        <w:spacing w:after="80"/>
+        <w:rPr>
+          <w:rFonts w:eastAsiaTheme="majorEastAsia"/>
+          <w:i/>
+          <w:color w:val="000000"/>
+          <w:spacing w:val="-10"/>
+          <w:kern w:val="28"/>
+          <w:sz w:val="22"/>
+          <w:szCs w:val="56"/>
+        </w:rPr>
+      </w:pPr>
+      <w:r>
+        <w:rPr>
+          <w:rFonts w:eastAsiaTheme="majorEastAsia"/>
+          <w:i/>
+          <w:color w:val="000000"/>
+          <w:spacing w:val="-10"/>
+          <w:kern w:val="28"/>
+          <w:sz w:val="22"/>
+          <w:szCs w:val="56"/>
+        </w:rPr>
+        <w:t>Hướng dẫn: Viết câu hoàn chỉnh hoặc câu hỏi phù hợp với dữ kiện đã cho.</w:t>
+      </w:r>
+    </w:p>
+    <w:p>
+      <w:pPr>
+        <w:keepNext/>
+        <w:shd w:val="clear" w:color="000000" w:fill="auto"/>
+        <w:spacing w:before="120" w:after="60"/>
+        <w:rPr>
+          <w:rFonts w:eastAsiaTheme="majorEastAsia"/>
+          <w:color w:val="000000"/>
+          <w:spacing w:val="-10"/>
+          <w:kern w:val="28"/>
+          <w:sz w:val="22"/>
+          <w:szCs w:val="56"/>
+        </w:rPr>
+      </w:pPr>
+      <w:r>
+        <w:rPr>
+          <w:rFonts w:eastAsiaTheme="majorEastAsia"/>
+          <w:color w:val="000000"/>
+          <w:spacing w:val="-10"/>
+          <w:kern w:val="28"/>
+          <w:sz w:val="22"/>
+          <w:szCs w:val="56"/>
+        </w:rPr>
         <w:t>1. I / have / a few / books → ______________________________</w:t>
       </w:r>
     </w:p>
     <w:p>
-      <w:r>
+      <w:pPr>
+        <w:keepNext/>
+        <w:shd w:val="clear" w:color="000000" w:fill="auto"/>
+        <w:spacing w:before="120" w:after="60"/>
+        <w:rPr>
+          <w:rFonts w:eastAsiaTheme="majorEastAsia"/>
+          <w:color w:val="000000"/>
+          <w:spacing w:val="-10"/>
+          <w:kern w:val="28"/>
+          <w:sz w:val="22"/>
+          <w:szCs w:val="56"/>
+        </w:rPr>
+      </w:pPr>
+      <w:r>
+        <w:rPr>
+          <w:rFonts w:eastAsiaTheme="majorEastAsia"/>
+          <w:color w:val="000000"/>
+          <w:spacing w:val="-10"/>
+          <w:kern w:val="28"/>
+          <w:sz w:val="22"/>
+          <w:szCs w:val="56"/>
+        </w:rPr>
         <w:t>2. there / be / a little / milk / fridge → ______________________________</w:t>
       </w:r>
     </w:p>
     <w:p>
-      <w:r>
+      <w:pPr>
+        <w:keepNext/>
+        <w:shd w:val="clear" w:color="000000" w:fill="auto"/>
+        <w:spacing w:before="120" w:after="60"/>
+        <w:rPr>
+          <w:rFonts w:eastAsiaTheme="majorEastAsia"/>
+          <w:color w:val="000000"/>
+          <w:spacing w:val="-10"/>
+          <w:kern w:val="28"/>
+          <w:sz w:val="22"/>
+          <w:szCs w:val="56"/>
+        </w:rPr>
+      </w:pPr>
+      <w:r>
+        <w:rPr>
+          <w:rFonts w:eastAsiaTheme="majorEastAsia"/>
+          <w:color w:val="000000"/>
+          <w:spacing w:val="-10"/>
+          <w:kern w:val="28"/>
+          <w:sz w:val="22"/>
+          <w:szCs w:val="56"/>
+        </w:rPr>
         <w:t>3. few / students / understand / question → ______________________________</w:t>
       </w:r>
     </w:p>
     <w:p>
-      <w:r>
+      <w:pPr>
+        <w:keepNext/>
+        <w:shd w:val="clear" w:color="000000" w:fill="auto"/>
+        <w:spacing w:before="120" w:after="60"/>
+        <w:rPr>
+          <w:rFonts w:eastAsiaTheme="majorEastAsia"/>
+          <w:color w:val="000000"/>
+          <w:spacing w:val="-10"/>
+          <w:kern w:val="28"/>
+          <w:sz w:val="22"/>
+          <w:szCs w:val="56"/>
+        </w:rPr>
+      </w:pPr>
+      <w:r>
+        <w:rPr>
+          <w:rFonts w:eastAsiaTheme="majorEastAsia"/>
+          <w:color w:val="000000"/>
+          <w:spacing w:val="-10"/>
+          <w:kern w:val="28"/>
+          <w:sz w:val="22"/>
+          <w:szCs w:val="56"/>
+        </w:rPr>
         <w:t>4. we / have / little / time → ______________________________</w:t>
       </w:r>
     </w:p>
     <w:p>
-      <w:r>
+      <w:pPr>
+        <w:keepNext/>
+        <w:shd w:val="clear" w:color="000000" w:fill="auto"/>
+        <w:spacing w:before="120" w:after="60"/>
+        <w:rPr>
+          <w:rFonts w:eastAsiaTheme="majorEastAsia"/>
+          <w:color w:val="000000"/>
+          <w:spacing w:val="-10"/>
+          <w:kern w:val="28"/>
+          <w:sz w:val="22"/>
+          <w:szCs w:val="56"/>
+        </w:rPr>
+      </w:pPr>
+      <w:r>
+        <w:rPr>
+          <w:rFonts w:eastAsiaTheme="majorEastAsia"/>
+          <w:color w:val="000000"/>
+          <w:spacing w:val="-10"/>
+          <w:kern w:val="28"/>
+          <w:sz w:val="22"/>
+          <w:szCs w:val="56"/>
+        </w:rPr>
         <w:t>5. she / speak / a little / English → ______________________________</w:t>
       </w:r>
     </w:p>
     <w:p>
-      <w:r>
+      <w:pPr>
+        <w:keepNext/>
+        <w:shd w:val="clear" w:color="000000" w:fill="auto"/>
+        <w:spacing w:before="120" w:after="60"/>
+        <w:rPr>
+          <w:rFonts w:eastAsiaTheme="majorEastAsia"/>
+          <w:color w:val="000000"/>
+          <w:spacing w:val="-10"/>
+          <w:kern w:val="28"/>
+          <w:sz w:val="22"/>
+          <w:szCs w:val="56"/>
+        </w:rPr>
+      </w:pPr>
+      <w:r>
+        <w:rPr>
+          <w:rFonts w:eastAsiaTheme="majorEastAsia"/>
+          <w:color w:val="000000"/>
+          <w:spacing w:val="-10"/>
+          <w:kern w:val="28"/>
+          <w:sz w:val="22"/>
+          <w:szCs w:val="56"/>
+        </w:rPr>
         <w:t>6. he / have / few / friends / here → ______________________________</w:t>
       </w:r>
     </w:p>
     <w:p>
-      <w:r>
+      <w:pPr>
+        <w:keepNext/>
+        <w:shd w:val="clear" w:color="000000" w:fill="auto"/>
+        <w:spacing w:before="120" w:after="60"/>
+        <w:rPr>
+          <w:rFonts w:eastAsiaTheme="majorEastAsia"/>
+          <w:color w:val="000000"/>
+          <w:spacing w:val="-10"/>
+          <w:kern w:val="28"/>
+          <w:sz w:val="22"/>
+          <w:szCs w:val="56"/>
+        </w:rPr>
+      </w:pPr>
+      <w:r>
+        <w:rPr>
+          <w:rFonts w:eastAsiaTheme="majorEastAsia"/>
+          <w:color w:val="000000"/>
+          <w:spacing w:val="-10"/>
+          <w:kern w:val="28"/>
+          <w:sz w:val="22"/>
+          <w:szCs w:val="56"/>
+        </w:rPr>
         <w:t>7. buy / a few / eggs / please → ______________________________</w:t>
       </w:r>
     </w:p>
     <w:p>
-      <w:r>
+      <w:pPr>
+        <w:keepNext/>
+        <w:shd w:val="clear" w:color="000000" w:fill="auto"/>
+        <w:spacing w:before="120" w:after="60"/>
+        <w:rPr>
+          <w:rFonts w:eastAsiaTheme="majorEastAsia"/>
+          <w:color w:val="000000"/>
+          <w:spacing w:val="-10"/>
+          <w:kern w:val="28"/>
+          <w:sz w:val="22"/>
+          <w:szCs w:val="56"/>
+        </w:rPr>
+      </w:pPr>
+      <w:r>
+        <w:rPr>
+          <w:rFonts w:eastAsiaTheme="majorEastAsia"/>
+          <w:color w:val="000000"/>
+          <w:spacing w:val="-10"/>
+          <w:kern w:val="28"/>
+          <w:sz w:val="22"/>
+          <w:szCs w:val="56"/>
+        </w:rPr>
         <w:t>8. add / a little / salt / soup → ______________________________</w:t>
       </w:r>
     </w:p>
     <w:p>
-      <w:r>
+      <w:pPr>
+        <w:keepNext/>
+        <w:shd w:val="clear" w:color="000000" w:fill="auto"/>
+        <w:spacing w:before="120" w:after="60"/>
+        <w:rPr>
+          <w:rFonts w:eastAsiaTheme="majorEastAsia"/>
+          <w:color w:val="000000"/>
+          <w:spacing w:val="-10"/>
+          <w:kern w:val="28"/>
+          <w:sz w:val="22"/>
+          <w:szCs w:val="56"/>
+        </w:rPr>
+      </w:pPr>
+      <w:r>
+        <w:rPr>
+          <w:rFonts w:eastAsiaTheme="majorEastAsia"/>
+          <w:color w:val="000000"/>
+          <w:spacing w:val="-10"/>
+          <w:kern w:val="28"/>
+          <w:sz w:val="22"/>
+          <w:szCs w:val="56"/>
+        </w:rPr>
         <w:t>9. only a few / shops / be / open → ______________________________</w:t>
       </w:r>
     </w:p>
     <w:p>
-      <w:r>
+      <w:pPr>
+        <w:keepNext/>
+        <w:shd w:val="clear" w:color="000000" w:fill="auto"/>
+        <w:spacing w:before="120" w:after="60"/>
+        <w:rPr>
+          <w:rFonts w:eastAsiaTheme="majorEastAsia"/>
+          <w:color w:val="000000"/>
+          <w:spacing w:val="-10"/>
+          <w:kern w:val="28"/>
+          <w:sz w:val="22"/>
+          <w:szCs w:val="56"/>
+        </w:rPr>
+      </w:pPr>
+      <w:r>
+        <w:rPr>
+          <w:rFonts w:eastAsiaTheme="majorEastAsia"/>
+          <w:color w:val="000000"/>
+          <w:spacing w:val="-10"/>
+          <w:kern w:val="28"/>
+          <w:sz w:val="22"/>
+          <w:szCs w:val="56"/>
+        </w:rPr>
         <w:t>10. there / be / very little / water / bottle → ______________________________</w:t>
       </w:r>
     </w:p>
     <w:p>
       <w:pPr>
-        <w:spacing w:after="160"/>
-      </w:pPr>
-      <w:r>
-        <w:br w:type="page"/>
-      </w:r>
-    </w:p>
-    <w:p>
-      <w:pPr>
-        <w:pStyle w:val="Title"/>
+        <w:keepNext/>
+        <w:pageBreakBefore/>
+        <w:shd w:val="clear" w:color="000000" w:fill="auto"/>
+        <w:spacing w:before="240" w:after="80"/>
         <w:jc w:val="center"/>
         <w:rPr>
-          <w:rFonts w:ascii="Arial" w:hAnsi="Arial" w:cs="Arial"/>
+          <w:rFonts w:eastAsiaTheme="majorEastAsia"/>
           <w:b/>
-          <w:sz w:val="32"/>
-        </w:rPr>
-      </w:pPr>
-      <w:r>
-        <w:rPr>
-          <w:rFonts w:ascii="Arial" w:hAnsi="Arial" w:cs="Arial"/>
+          <w:color w:val="000000"/>
+          <w:spacing w:val="-10"/>
+          <w:kern w:val="28"/>
+          <w:sz w:val="30"/>
+          <w:szCs w:val="56"/>
+        </w:rPr>
+      </w:pPr>
+      <w:r>
+        <w:rPr>
+          <w:rFonts w:eastAsiaTheme="majorEastAsia"/>
           <w:b/>
-          <w:sz w:val="32"/>
+          <w:color w:val="000000"/>
+          <w:spacing w:val="-10"/>
+          <w:kern w:val="28"/>
+          <w:sz w:val="30"/>
+          <w:szCs w:val="56"/>
         </w:rPr>
         <w:t>ĐÁP ÁN</w:t>
       </w:r>
     </w:p>
     <w:p>
       <w:pPr>
-        <w:pStyle w:val="Title"/>
+        <w:keepNext/>
+        <w:pageBreakBefore/>
+        <w:shd w:val="clear" w:color="000000" w:fill="auto"/>
+        <w:spacing w:after="240"/>
         <w:jc w:val="center"/>
         <w:rPr>
-          <w:rFonts w:ascii="Arial" w:hAnsi="Arial" w:cs="Arial"/>
+          <w:rFonts w:eastAsiaTheme="majorEastAsia"/>
           <w:b/>
-          <w:sz w:val="36"/>
-        </w:rPr>
-      </w:pPr>
-      <w:r>
-        <w:rPr>
-          <w:rFonts w:ascii="Arial" w:hAnsi="Arial" w:cs="Arial"/>
+          <w:color w:val="000000"/>
+          <w:spacing w:val="-10"/>
+          <w:kern w:val="28"/>
+          <w:sz w:val="30"/>
+          <w:szCs w:val="56"/>
+        </w:rPr>
+      </w:pPr>
+      <w:r>
+        <w:rPr>
+          <w:rFonts w:eastAsiaTheme="majorEastAsia"/>
           <w:b/>
-          <w:sz w:val="36"/>
-        </w:rPr>
-        <w:t>BÀI TẬP NGÀY 32 – FEW / LITTLE</w:t>
-      </w:r>
-    </w:p>
-    <w:p>
-      <w:pPr>
-        <w:pStyle w:val="Heading1"/>
-      </w:pPr>
-      <w:r>
+          <w:color w:val="000000"/>
+          <w:spacing w:val="-10"/>
+          <w:kern w:val="28"/>
+          <w:sz w:val="30"/>
+          <w:szCs w:val="56"/>
+        </w:rPr>
         <w:t>PHẦN 1</w:t>
       </w:r>
     </w:p>
     <w:p>
-      <w:r>
-        <w:t>1. A</w:t>
-      </w:r>
-    </w:p>
-    <w:p>
-      <w:r>
-        <w:t>2. B</w:t>
-      </w:r>
-    </w:p>
-    <w:p>
-      <w:r>
-        <w:t>3. A</w:t>
-      </w:r>
-    </w:p>
-    <w:p>
-      <w:r>
-        <w:t>4. B</w:t>
-      </w:r>
-    </w:p>
-    <w:p>
-      <w:r>
-        <w:t>5. B</w:t>
-      </w:r>
-    </w:p>
-    <w:p>
-      <w:r>
-        <w:t>6. B</w:t>
-      </w:r>
-    </w:p>
-    <w:p>
-      <w:r>
-        <w:t>7. A</w:t>
-      </w:r>
-    </w:p>
-    <w:p>
-      <w:r>
-        <w:t>8. B</w:t>
-      </w:r>
-    </w:p>
-    <w:p>
-      <w:r>
-        <w:t>9. B</w:t>
-      </w:r>
-    </w:p>
-    <w:p>
-      <w:r>
-        <w:t>10. A</w:t>
-      </w:r>
-    </w:p>
-    <w:p>
-      <w:pPr>
-        <w:pStyle w:val="Heading1"/>
-      </w:pPr>
-      <w:r>
+      <w:pPr>
+        <w:shd w:val="clear" w:color="000000" w:fill="auto"/>
+        <w:spacing w:after="160"/>
+        <w:ind w:left="198"/>
+        <w:rPr>
+          <w:rFonts w:eastAsiaTheme="majorEastAsia"/>
+          <w:color w:val="000000"/>
+          <w:spacing w:val="-10"/>
+          <w:kern w:val="28"/>
+          <w:sz w:val="22"/>
+          <w:szCs w:val="56"/>
+        </w:rPr>
+      </w:pPr>
+      <w:r>
+        <w:rPr>
+          <w:rFonts w:eastAsiaTheme="majorEastAsia"/>
+          <w:color w:val="000000"/>
+          <w:spacing w:val="-10"/>
+          <w:kern w:val="28"/>
+          <w:sz w:val="22"/>
+          <w:szCs w:val="56"/>
+        </w:rPr>
+        <w:t>Câu 1: A</w:t>
+      </w:r>
+    </w:p>
+    <w:p>
+      <w:pPr>
+        <w:shd w:val="clear" w:color="000000" w:fill="auto"/>
+        <w:spacing w:after="160"/>
+        <w:ind w:left="198"/>
+        <w:rPr>
+          <w:rFonts w:eastAsiaTheme="majorEastAsia"/>
+          <w:color w:val="000000"/>
+          <w:spacing w:val="-10"/>
+          <w:kern w:val="28"/>
+          <w:sz w:val="22"/>
+          <w:szCs w:val="56"/>
+        </w:rPr>
+      </w:pPr>
+      <w:r>
+        <w:rPr>
+          <w:rFonts w:eastAsiaTheme="majorEastAsia"/>
+          <w:color w:val="000000"/>
+          <w:spacing w:val="-10"/>
+          <w:kern w:val="28"/>
+          <w:sz w:val="22"/>
+          <w:szCs w:val="56"/>
+        </w:rPr>
+        <w:t>Câu 2: B</w:t>
+      </w:r>
+    </w:p>
+    <w:p>
+      <w:pPr>
+        <w:shd w:val="clear" w:color="000000" w:fill="auto"/>
+        <w:spacing w:after="160"/>
+        <w:ind w:left="198"/>
+        <w:rPr>
+          <w:rFonts w:eastAsiaTheme="majorEastAsia"/>
+          <w:color w:val="000000"/>
+          <w:spacing w:val="-10"/>
+          <w:kern w:val="28"/>
+          <w:sz w:val="22"/>
+          <w:szCs w:val="56"/>
+        </w:rPr>
+      </w:pPr>
+      <w:r>
+        <w:rPr>
+          <w:rFonts w:eastAsiaTheme="majorEastAsia"/>
+          <w:color w:val="000000"/>
+          <w:spacing w:val="-10"/>
+          <w:kern w:val="28"/>
+          <w:sz w:val="22"/>
+          <w:szCs w:val="56"/>
+        </w:rPr>
+        <w:t>Câu 3: A</w:t>
+      </w:r>
+    </w:p>
+    <w:p>
+      <w:pPr>
+        <w:shd w:val="clear" w:color="000000" w:fill="auto"/>
+        <w:spacing w:after="160"/>
+        <w:ind w:left="198"/>
+        <w:rPr>
+          <w:rFonts w:eastAsiaTheme="majorEastAsia"/>
+          <w:color w:val="000000"/>
+          <w:spacing w:val="-10"/>
+          <w:kern w:val="28"/>
+          <w:sz w:val="22"/>
+          <w:szCs w:val="56"/>
+        </w:rPr>
+      </w:pPr>
+      <w:r>
+        <w:rPr>
+          <w:rFonts w:eastAsiaTheme="majorEastAsia"/>
+          <w:color w:val="000000"/>
+          <w:spacing w:val="-10"/>
+          <w:kern w:val="28"/>
+          <w:sz w:val="22"/>
+          <w:szCs w:val="56"/>
+        </w:rPr>
+        <w:t>Câu 4: B</w:t>
+      </w:r>
+    </w:p>
+    <w:p>
+      <w:pPr>
+        <w:shd w:val="clear" w:color="000000" w:fill="auto"/>
+        <w:spacing w:after="160"/>
+        <w:ind w:left="198"/>
+        <w:rPr>
+          <w:rFonts w:eastAsiaTheme="majorEastAsia"/>
+          <w:color w:val="000000"/>
+          <w:spacing w:val="-10"/>
+          <w:kern w:val="28"/>
+          <w:sz w:val="22"/>
+          <w:szCs w:val="56"/>
+        </w:rPr>
+      </w:pPr>
+      <w:r>
+        <w:rPr>
+          <w:rFonts w:eastAsiaTheme="majorEastAsia"/>
+          <w:color w:val="000000"/>
+          <w:spacing w:val="-10"/>
+          <w:kern w:val="28"/>
+          <w:sz w:val="22"/>
+          <w:szCs w:val="56"/>
+        </w:rPr>
+        <w:t>Câu 5: B</w:t>
+      </w:r>
+    </w:p>
+    <w:p>
+      <w:pPr>
+        <w:shd w:val="clear" w:color="000000" w:fill="auto"/>
+        <w:spacing w:after="160"/>
+        <w:ind w:left="198"/>
+        <w:rPr>
+          <w:rFonts w:eastAsiaTheme="majorEastAsia"/>
+          <w:color w:val="000000"/>
+          <w:spacing w:val="-10"/>
+          <w:kern w:val="28"/>
+          <w:sz w:val="22"/>
+          <w:szCs w:val="56"/>
+        </w:rPr>
+      </w:pPr>
+      <w:r>
+        <w:rPr>
+          <w:rFonts w:eastAsiaTheme="majorEastAsia"/>
+          <w:color w:val="000000"/>
+          <w:spacing w:val="-10"/>
+          <w:kern w:val="28"/>
+          <w:sz w:val="22"/>
+          <w:szCs w:val="56"/>
+        </w:rPr>
+        <w:t>Câu 6: B</w:t>
+      </w:r>
+    </w:p>
+    <w:p>
+      <w:pPr>
+        <w:shd w:val="clear" w:color="000000" w:fill="auto"/>
+        <w:spacing w:after="160"/>
+        <w:ind w:left="198"/>
+        <w:rPr>
+          <w:rFonts w:eastAsiaTheme="majorEastAsia"/>
+          <w:color w:val="000000"/>
+          <w:spacing w:val="-10"/>
+          <w:kern w:val="28"/>
+          <w:sz w:val="22"/>
+          <w:szCs w:val="56"/>
+        </w:rPr>
+      </w:pPr>
+      <w:r>
+        <w:rPr>
+          <w:rFonts w:eastAsiaTheme="majorEastAsia"/>
+          <w:color w:val="000000"/>
+          <w:spacing w:val="-10"/>
+          <w:kern w:val="28"/>
+          <w:sz w:val="22"/>
+          <w:szCs w:val="56"/>
+        </w:rPr>
+        <w:t>Câu 7: A</w:t>
+      </w:r>
+    </w:p>
+    <w:p>
+      <w:pPr>
+        <w:shd w:val="clear" w:color="000000" w:fill="auto"/>
+        <w:spacing w:after="160"/>
+        <w:ind w:left="198"/>
+        <w:rPr>
+          <w:rFonts w:eastAsiaTheme="majorEastAsia"/>
+          <w:color w:val="000000"/>
+          <w:spacing w:val="-10"/>
+          <w:kern w:val="28"/>
+          <w:sz w:val="22"/>
+          <w:szCs w:val="56"/>
+        </w:rPr>
+      </w:pPr>
+      <w:r>
+        <w:rPr>
+          <w:rFonts w:eastAsiaTheme="majorEastAsia"/>
+          <w:color w:val="000000"/>
+          <w:spacing w:val="-10"/>
+          <w:kern w:val="28"/>
+          <w:sz w:val="22"/>
+          <w:szCs w:val="56"/>
+        </w:rPr>
+        <w:t>Câu 8: B</w:t>
+      </w:r>
+    </w:p>
+    <w:p>
+      <w:pPr>
+        <w:shd w:val="clear" w:color="000000" w:fill="auto"/>
+        <w:spacing w:after="160"/>
+        <w:ind w:left="198"/>
+        <w:rPr>
+          <w:rFonts w:eastAsiaTheme="majorEastAsia"/>
+          <w:color w:val="000000"/>
+          <w:spacing w:val="-10"/>
+          <w:kern w:val="28"/>
+          <w:sz w:val="22"/>
+          <w:szCs w:val="56"/>
+        </w:rPr>
+      </w:pPr>
+      <w:r>
+        <w:rPr>
+          <w:rFonts w:eastAsiaTheme="majorEastAsia"/>
+          <w:color w:val="000000"/>
+          <w:spacing w:val="-10"/>
+          <w:kern w:val="28"/>
+          <w:sz w:val="22"/>
+          <w:szCs w:val="56"/>
+        </w:rPr>
+        <w:t>Câu 9: B</w:t>
+      </w:r>
+    </w:p>
+    <w:p>
+      <w:pPr>
+        <w:shd w:val="clear" w:color="000000" w:fill="auto"/>
+        <w:spacing w:after="160"/>
+        <w:ind w:left="198"/>
+        <w:rPr>
+          <w:rFonts w:eastAsiaTheme="majorEastAsia"/>
+          <w:color w:val="000000"/>
+          <w:spacing w:val="-10"/>
+          <w:kern w:val="28"/>
+          <w:sz w:val="22"/>
+          <w:szCs w:val="56"/>
+        </w:rPr>
+      </w:pPr>
+      <w:r>
+        <w:rPr>
+          <w:rFonts w:eastAsiaTheme="majorEastAsia"/>
+          <w:color w:val="000000"/>
+          <w:spacing w:val="-10"/>
+          <w:kern w:val="28"/>
+          <w:sz w:val="22"/>
+          <w:szCs w:val="56"/>
+        </w:rPr>
+        <w:t>Câu 10: A</w:t>
+      </w:r>
+    </w:p>
+    <w:p>
+      <w:pPr>
+        <w:keepNext/>
+        <w:shd w:val="clear" w:color="000000" w:fill="auto"/>
+        <w:spacing w:before="240" w:after="80"/>
+        <w:rPr>
+          <w:rFonts w:eastAsiaTheme="majorEastAsia"/>
+          <w:b/>
+          <w:color w:val="000000"/>
+          <w:spacing w:val="-10"/>
+          <w:kern w:val="28"/>
+          <w:sz w:val="22"/>
+          <w:szCs w:val="56"/>
+        </w:rPr>
+      </w:pPr>
+      <w:r>
+        <w:rPr>
+          <w:rFonts w:eastAsiaTheme="majorEastAsia"/>
+          <w:b/>
+          <w:color w:val="000000"/>
+          <w:spacing w:val="-10"/>
+          <w:kern w:val="28"/>
+          <w:sz w:val="22"/>
+          <w:szCs w:val="56"/>
+        </w:rPr>
         <w:t>PHẦN 2</w:t>
       </w:r>
     </w:p>
     <w:p>
-      <w:r>
-        <w:t>1. few</w:t>
-      </w:r>
-    </w:p>
-    <w:p>
-      <w:r>
-        <w:t>2. little</w:t>
-      </w:r>
-    </w:p>
-    <w:p>
-      <w:r>
-        <w:t>3. Few</w:t>
-      </w:r>
-    </w:p>
-    <w:p>
-      <w:r>
-        <w:t>4. little</w:t>
-      </w:r>
-    </w:p>
-    <w:p>
-      <w:r>
-        <w:t>5. little</w:t>
-      </w:r>
-    </w:p>
-    <w:p>
-      <w:r>
-        <w:t>6. few</w:t>
-      </w:r>
-    </w:p>
-    <w:p>
-      <w:r>
-        <w:t>7. little</w:t>
-      </w:r>
-    </w:p>
-    <w:p>
-      <w:r>
-        <w:t>8. Few</w:t>
-      </w:r>
-    </w:p>
-    <w:p>
-      <w:r>
-        <w:t>9. little</w:t>
-      </w:r>
-    </w:p>
-    <w:p>
-      <w:r>
-        <w:t>10. few</w:t>
-      </w:r>
-    </w:p>
-    <w:p>
-      <w:pPr>
-        <w:pStyle w:val="Heading1"/>
-      </w:pPr>
-      <w:r>
+      <w:pPr>
+        <w:shd w:val="clear" w:color="000000" w:fill="auto"/>
+        <w:spacing w:after="160"/>
+        <w:ind w:left="198"/>
+        <w:rPr>
+          <w:rFonts w:eastAsiaTheme="majorEastAsia"/>
+          <w:color w:val="000000"/>
+          <w:spacing w:val="-10"/>
+          <w:kern w:val="28"/>
+          <w:sz w:val="22"/>
+          <w:szCs w:val="56"/>
+        </w:rPr>
+      </w:pPr>
+      <w:r>
+        <w:rPr>
+          <w:rFonts w:eastAsiaTheme="majorEastAsia"/>
+          <w:color w:val="000000"/>
+          <w:spacing w:val="-10"/>
+          <w:kern w:val="28"/>
+          <w:sz w:val="22"/>
+          <w:szCs w:val="56"/>
+        </w:rPr>
+        <w:t>Câu 1: few</w:t>
+      </w:r>
+    </w:p>
+    <w:p>
+      <w:pPr>
+        <w:shd w:val="clear" w:color="000000" w:fill="auto"/>
+        <w:spacing w:after="160"/>
+        <w:ind w:left="198"/>
+        <w:rPr>
+          <w:rFonts w:eastAsiaTheme="majorEastAsia"/>
+          <w:color w:val="000000"/>
+          <w:spacing w:val="-10"/>
+          <w:kern w:val="28"/>
+          <w:sz w:val="22"/>
+          <w:szCs w:val="56"/>
+        </w:rPr>
+      </w:pPr>
+      <w:r>
+        <w:rPr>
+          <w:rFonts w:eastAsiaTheme="majorEastAsia"/>
+          <w:color w:val="000000"/>
+          <w:spacing w:val="-10"/>
+          <w:kern w:val="28"/>
+          <w:sz w:val="22"/>
+          <w:szCs w:val="56"/>
+        </w:rPr>
+        <w:t>Câu 2: little</w:t>
+      </w:r>
+    </w:p>
+    <w:p>
+      <w:pPr>
+        <w:shd w:val="clear" w:color="000000" w:fill="auto"/>
+        <w:spacing w:after="160"/>
+        <w:ind w:left="198"/>
+        <w:rPr>
+          <w:rFonts w:eastAsiaTheme="majorEastAsia"/>
+          <w:color w:val="000000"/>
+          <w:spacing w:val="-10"/>
+          <w:kern w:val="28"/>
+          <w:sz w:val="22"/>
+          <w:szCs w:val="56"/>
+        </w:rPr>
+      </w:pPr>
+      <w:r>
+        <w:rPr>
+          <w:rFonts w:eastAsiaTheme="majorEastAsia"/>
+          <w:color w:val="000000"/>
+          <w:spacing w:val="-10"/>
+          <w:kern w:val="28"/>
+          <w:sz w:val="22"/>
+          <w:szCs w:val="56"/>
+        </w:rPr>
+        <w:t>Câu 3: Few</w:t>
+      </w:r>
+    </w:p>
+    <w:p>
+      <w:pPr>
+        <w:shd w:val="clear" w:color="000000" w:fill="auto"/>
+        <w:spacing w:after="160"/>
+        <w:ind w:left="198"/>
+        <w:rPr>
+          <w:rFonts w:eastAsiaTheme="majorEastAsia"/>
+          <w:color w:val="000000"/>
+          <w:spacing w:val="-10"/>
+          <w:kern w:val="28"/>
+          <w:sz w:val="22"/>
+          <w:szCs w:val="56"/>
+        </w:rPr>
+      </w:pPr>
+      <w:r>
+        <w:rPr>
+          <w:rFonts w:eastAsiaTheme="majorEastAsia"/>
+          <w:color w:val="000000"/>
+          <w:spacing w:val="-10"/>
+          <w:kern w:val="28"/>
+          <w:sz w:val="22"/>
+          <w:szCs w:val="56"/>
+        </w:rPr>
+        <w:t>Câu 4: little</w:t>
+      </w:r>
+    </w:p>
+    <w:p>
+      <w:pPr>
+        <w:shd w:val="clear" w:color="000000" w:fill="auto"/>
+        <w:spacing w:after="160"/>
+        <w:ind w:left="198"/>
+        <w:rPr>
+          <w:rFonts w:eastAsiaTheme="majorEastAsia"/>
+          <w:color w:val="000000"/>
+          <w:spacing w:val="-10"/>
+          <w:kern w:val="28"/>
+          <w:sz w:val="22"/>
+          <w:szCs w:val="56"/>
+        </w:rPr>
+      </w:pPr>
+      <w:r>
+        <w:rPr>
+          <w:rFonts w:eastAsiaTheme="majorEastAsia"/>
+          <w:color w:val="000000"/>
+          <w:spacing w:val="-10"/>
+          <w:kern w:val="28"/>
+          <w:sz w:val="22"/>
+          <w:szCs w:val="56"/>
+        </w:rPr>
+        <w:t>Câu 5: little</w:t>
+      </w:r>
+    </w:p>
+    <w:p>
+      <w:pPr>
+        <w:shd w:val="clear" w:color="000000" w:fill="auto"/>
+        <w:spacing w:after="160"/>
+        <w:ind w:left="198"/>
+        <w:rPr>
+          <w:rFonts w:eastAsiaTheme="majorEastAsia"/>
+          <w:color w:val="000000"/>
+          <w:spacing w:val="-10"/>
+          <w:kern w:val="28"/>
+          <w:sz w:val="22"/>
+          <w:szCs w:val="56"/>
+        </w:rPr>
+      </w:pPr>
+      <w:r>
+        <w:rPr>
+          <w:rFonts w:eastAsiaTheme="majorEastAsia"/>
+          <w:color w:val="000000"/>
+          <w:spacing w:val="-10"/>
+          <w:kern w:val="28"/>
+          <w:sz w:val="22"/>
+          <w:szCs w:val="56"/>
+        </w:rPr>
+        <w:t>Câu 6: few</w:t>
+      </w:r>
+    </w:p>
+    <w:p>
+      <w:pPr>
+        <w:shd w:val="clear" w:color="000000" w:fill="auto"/>
+        <w:spacing w:after="160"/>
+        <w:ind w:left="198"/>
+        <w:rPr>
+          <w:rFonts w:eastAsiaTheme="majorEastAsia"/>
+          <w:color w:val="000000"/>
+          <w:spacing w:val="-10"/>
+          <w:kern w:val="28"/>
+          <w:sz w:val="22"/>
+          <w:szCs w:val="56"/>
+        </w:rPr>
+      </w:pPr>
+      <w:r>
+        <w:rPr>
+          <w:rFonts w:eastAsiaTheme="majorEastAsia"/>
+          <w:color w:val="000000"/>
+          <w:spacing w:val="-10"/>
+          <w:kern w:val="28"/>
+          <w:sz w:val="22"/>
+          <w:szCs w:val="56"/>
+        </w:rPr>
+        <w:t>Câu 7: little</w:t>
+      </w:r>
+    </w:p>
+    <w:p>
+      <w:pPr>
+        <w:shd w:val="clear" w:color="000000" w:fill="auto"/>
+        <w:spacing w:after="160"/>
+        <w:ind w:left="198"/>
+        <w:rPr>
+          <w:rFonts w:eastAsiaTheme="majorEastAsia"/>
+          <w:color w:val="000000"/>
+          <w:spacing w:val="-10"/>
+          <w:kern w:val="28"/>
+          <w:sz w:val="22"/>
+          <w:szCs w:val="56"/>
+        </w:rPr>
+      </w:pPr>
+      <w:r>
+        <w:rPr>
+          <w:rFonts w:eastAsiaTheme="majorEastAsia"/>
+          <w:color w:val="000000"/>
+          <w:spacing w:val="-10"/>
+          <w:kern w:val="28"/>
+          <w:sz w:val="22"/>
+          <w:szCs w:val="56"/>
+        </w:rPr>
+        <w:t>Câu 8: Few</w:t>
+      </w:r>
+    </w:p>
+    <w:p>
+      <w:pPr>
+        <w:shd w:val="clear" w:color="000000" w:fill="auto"/>
+        <w:spacing w:after="160"/>
+        <w:ind w:left="198"/>
+        <w:rPr>
+          <w:rFonts w:eastAsiaTheme="majorEastAsia"/>
+          <w:color w:val="000000"/>
+          <w:spacing w:val="-10"/>
+          <w:kern w:val="28"/>
+          <w:sz w:val="22"/>
+          <w:szCs w:val="56"/>
+        </w:rPr>
+      </w:pPr>
+      <w:r>
+        <w:rPr>
+          <w:rFonts w:eastAsiaTheme="majorEastAsia"/>
+          <w:color w:val="000000"/>
+          <w:spacing w:val="-10"/>
+          <w:kern w:val="28"/>
+          <w:sz w:val="22"/>
+          <w:szCs w:val="56"/>
+        </w:rPr>
+        <w:t>Câu 9: little</w:t>
+      </w:r>
+    </w:p>
+    <w:p>
+      <w:pPr>
+        <w:shd w:val="clear" w:color="000000" w:fill="auto"/>
+        <w:spacing w:after="160"/>
+        <w:ind w:left="198"/>
+        <w:rPr>
+          <w:rFonts w:eastAsiaTheme="majorEastAsia"/>
+          <w:color w:val="000000"/>
+          <w:spacing w:val="-10"/>
+          <w:kern w:val="28"/>
+          <w:sz w:val="22"/>
+          <w:szCs w:val="56"/>
+        </w:rPr>
+      </w:pPr>
+      <w:r>
+        <w:rPr>
+          <w:rFonts w:eastAsiaTheme="majorEastAsia"/>
+          <w:color w:val="000000"/>
+          <w:spacing w:val="-10"/>
+          <w:kern w:val="28"/>
+          <w:sz w:val="22"/>
+          <w:szCs w:val="56"/>
+        </w:rPr>
+        <w:t>Câu 10: few</w:t>
+      </w:r>
+    </w:p>
+    <w:p>
+      <w:pPr>
+        <w:keepNext/>
+        <w:shd w:val="clear" w:color="000000" w:fill="auto"/>
+        <w:spacing w:before="240" w:after="80"/>
+        <w:rPr>
+          <w:rFonts w:eastAsiaTheme="majorEastAsia"/>
+          <w:b/>
+          <w:color w:val="000000"/>
+          <w:spacing w:val="-10"/>
+          <w:kern w:val="28"/>
+          <w:sz w:val="22"/>
+          <w:szCs w:val="56"/>
+        </w:rPr>
+      </w:pPr>
+      <w:r>
+        <w:rPr>
+          <w:rFonts w:eastAsiaTheme="majorEastAsia"/>
+          <w:b/>
+          <w:color w:val="000000"/>
+          <w:spacing w:val="-10"/>
+          <w:kern w:val="28"/>
+          <w:sz w:val="22"/>
+          <w:szCs w:val="56"/>
+        </w:rPr>
         <w:t>PHẦN 3</w:t>
       </w:r>
     </w:p>
     <w:p>
-      <w:r>
-        <w:t>1. a few</w:t>
-      </w:r>
-    </w:p>
-    <w:p>
-      <w:r>
-        <w:t>2. a little</w:t>
-      </w:r>
-    </w:p>
-    <w:p>
-      <w:r>
-        <w:t>3. a few</w:t>
-      </w:r>
-    </w:p>
-    <w:p>
-      <w:r>
-        <w:t>4. a little</w:t>
-      </w:r>
-    </w:p>
-    <w:p>
-      <w:r>
-        <w:t>5. a few</w:t>
-      </w:r>
-    </w:p>
-    <w:p>
-      <w:r>
-        <w:t>6. a little</w:t>
-      </w:r>
-    </w:p>
-    <w:p>
-      <w:r>
-        <w:t>7. a few</w:t>
-      </w:r>
-    </w:p>
-    <w:p>
-      <w:r>
-        <w:t>8. a little</w:t>
-      </w:r>
-    </w:p>
-    <w:p>
-      <w:r>
-        <w:t>9. a little</w:t>
-      </w:r>
-    </w:p>
-    <w:p>
-      <w:r>
-        <w:t>10. a few</w:t>
-      </w:r>
-    </w:p>
-    <w:p>
-      <w:pPr>
-        <w:pStyle w:val="Heading1"/>
-      </w:pPr>
-      <w:r>
+      <w:pPr>
+        <w:shd w:val="clear" w:color="000000" w:fill="auto"/>
+        <w:spacing w:after="160"/>
+        <w:ind w:left="198"/>
+        <w:rPr>
+          <w:rFonts w:eastAsiaTheme="majorEastAsia"/>
+          <w:color w:val="000000"/>
+          <w:spacing w:val="-10"/>
+          <w:kern w:val="28"/>
+          <w:sz w:val="22"/>
+          <w:szCs w:val="56"/>
+        </w:rPr>
+      </w:pPr>
+      <w:r>
+        <w:rPr>
+          <w:rFonts w:eastAsiaTheme="majorEastAsia"/>
+          <w:color w:val="000000"/>
+          <w:spacing w:val="-10"/>
+          <w:kern w:val="28"/>
+          <w:sz w:val="22"/>
+          <w:szCs w:val="56"/>
+        </w:rPr>
+        <w:t>Câu 1: a few</w:t>
+      </w:r>
+    </w:p>
+    <w:p>
+      <w:pPr>
+        <w:shd w:val="clear" w:color="000000" w:fill="auto"/>
+        <w:spacing w:after="160"/>
+        <w:ind w:left="198"/>
+        <w:rPr>
+          <w:rFonts w:eastAsiaTheme="majorEastAsia"/>
+          <w:color w:val="000000"/>
+          <w:spacing w:val="-10"/>
+          <w:kern w:val="28"/>
+          <w:sz w:val="22"/>
+          <w:szCs w:val="56"/>
+        </w:rPr>
+      </w:pPr>
+      <w:r>
+        <w:rPr>
+          <w:rFonts w:eastAsiaTheme="majorEastAsia"/>
+          <w:color w:val="000000"/>
+          <w:spacing w:val="-10"/>
+          <w:kern w:val="28"/>
+          <w:sz w:val="22"/>
+          <w:szCs w:val="56"/>
+        </w:rPr>
+        <w:t>Câu 2: a little</w:t>
+      </w:r>
+    </w:p>
+    <w:p>
+      <w:pPr>
+        <w:shd w:val="clear" w:color="000000" w:fill="auto"/>
+        <w:spacing w:after="160"/>
+        <w:ind w:left="198"/>
+        <w:rPr>
+          <w:rFonts w:eastAsiaTheme="majorEastAsia"/>
+          <w:color w:val="000000"/>
+          <w:spacing w:val="-10"/>
+          <w:kern w:val="28"/>
+          <w:sz w:val="22"/>
+          <w:szCs w:val="56"/>
+        </w:rPr>
+      </w:pPr>
+      <w:r>
+        <w:rPr>
+          <w:rFonts w:eastAsiaTheme="majorEastAsia"/>
+          <w:color w:val="000000"/>
+          <w:spacing w:val="-10"/>
+          <w:kern w:val="28"/>
+          <w:sz w:val="22"/>
+          <w:szCs w:val="56"/>
+        </w:rPr>
+        <w:t>Câu 3: a few</w:t>
+      </w:r>
+    </w:p>
+    <w:p>
+      <w:pPr>
+        <w:shd w:val="clear" w:color="000000" w:fill="auto"/>
+        <w:spacing w:after="160"/>
+        <w:ind w:left="198"/>
+        <w:rPr>
+          <w:rFonts w:eastAsiaTheme="majorEastAsia"/>
+          <w:color w:val="000000"/>
+          <w:spacing w:val="-10"/>
+          <w:kern w:val="28"/>
+          <w:sz w:val="22"/>
+          <w:szCs w:val="56"/>
+        </w:rPr>
+      </w:pPr>
+      <w:r>
+        <w:rPr>
+          <w:rFonts w:eastAsiaTheme="majorEastAsia"/>
+          <w:color w:val="000000"/>
+          <w:spacing w:val="-10"/>
+          <w:kern w:val="28"/>
+          <w:sz w:val="22"/>
+          <w:szCs w:val="56"/>
+        </w:rPr>
+        <w:t>Câu 4: a little</w:t>
+      </w:r>
+    </w:p>
+    <w:p>
+      <w:pPr>
+        <w:shd w:val="clear" w:color="000000" w:fill="auto"/>
+        <w:spacing w:after="160"/>
+        <w:ind w:left="198"/>
+        <w:rPr>
+          <w:rFonts w:eastAsiaTheme="majorEastAsia"/>
+          <w:color w:val="000000"/>
+          <w:spacing w:val="-10"/>
+          <w:kern w:val="28"/>
+          <w:sz w:val="22"/>
+          <w:szCs w:val="56"/>
+        </w:rPr>
+      </w:pPr>
+      <w:r>
+        <w:rPr>
+          <w:rFonts w:eastAsiaTheme="majorEastAsia"/>
+          <w:color w:val="000000"/>
+          <w:spacing w:val="-10"/>
+          <w:kern w:val="28"/>
+          <w:sz w:val="22"/>
+          <w:szCs w:val="56"/>
+        </w:rPr>
+        <w:t>Câu 5: a few</w:t>
+      </w:r>
+    </w:p>
+    <w:p>
+      <w:pPr>
+        <w:shd w:val="clear" w:color="000000" w:fill="auto"/>
+        <w:spacing w:after="160"/>
+        <w:ind w:left="198"/>
+        <w:rPr>
+          <w:rFonts w:eastAsiaTheme="majorEastAsia"/>
+          <w:color w:val="000000"/>
+          <w:spacing w:val="-10"/>
+          <w:kern w:val="28"/>
+          <w:sz w:val="22"/>
+          <w:szCs w:val="56"/>
+        </w:rPr>
+      </w:pPr>
+      <w:r>
+        <w:rPr>
+          <w:rFonts w:eastAsiaTheme="majorEastAsia"/>
+          <w:color w:val="000000"/>
+          <w:spacing w:val="-10"/>
+          <w:kern w:val="28"/>
+          <w:sz w:val="22"/>
+          <w:szCs w:val="56"/>
+        </w:rPr>
+        <w:t>Câu 6: a little</w:t>
+      </w:r>
+    </w:p>
+    <w:p>
+      <w:pPr>
+        <w:shd w:val="clear" w:color="000000" w:fill="auto"/>
+        <w:spacing w:after="160"/>
+        <w:ind w:left="198"/>
+        <w:rPr>
+          <w:rFonts w:eastAsiaTheme="majorEastAsia"/>
+          <w:color w:val="000000"/>
+          <w:spacing w:val="-10"/>
+          <w:kern w:val="28"/>
+          <w:sz w:val="22"/>
+          <w:szCs w:val="56"/>
+        </w:rPr>
+      </w:pPr>
+      <w:r>
+        <w:rPr>
+          <w:rFonts w:eastAsiaTheme="majorEastAsia"/>
+          <w:color w:val="000000"/>
+          <w:spacing w:val="-10"/>
+          <w:kern w:val="28"/>
+          <w:sz w:val="22"/>
+          <w:szCs w:val="56"/>
+        </w:rPr>
+        <w:t>Câu 7: a few</w:t>
+      </w:r>
+    </w:p>
+    <w:p>
+      <w:pPr>
+        <w:shd w:val="clear" w:color="000000" w:fill="auto"/>
+        <w:spacing w:after="160"/>
+        <w:ind w:left="198"/>
+        <w:rPr>
+          <w:rFonts w:eastAsiaTheme="majorEastAsia"/>
+          <w:color w:val="000000"/>
+          <w:spacing w:val="-10"/>
+          <w:kern w:val="28"/>
+          <w:sz w:val="22"/>
+          <w:szCs w:val="56"/>
+        </w:rPr>
+      </w:pPr>
+      <w:r>
+        <w:rPr>
+          <w:rFonts w:eastAsiaTheme="majorEastAsia"/>
+          <w:color w:val="000000"/>
+          <w:spacing w:val="-10"/>
+          <w:kern w:val="28"/>
+          <w:sz w:val="22"/>
+          <w:szCs w:val="56"/>
+        </w:rPr>
+        <w:t>Câu 8: a little</w:t>
+      </w:r>
+    </w:p>
+    <w:p>
+      <w:pPr>
+        <w:shd w:val="clear" w:color="000000" w:fill="auto"/>
+        <w:spacing w:after="160"/>
+        <w:ind w:left="198"/>
+        <w:rPr>
+          <w:rFonts w:eastAsiaTheme="majorEastAsia"/>
+          <w:color w:val="000000"/>
+          <w:spacing w:val="-10"/>
+          <w:kern w:val="28"/>
+          <w:sz w:val="22"/>
+          <w:szCs w:val="56"/>
+        </w:rPr>
+      </w:pPr>
+      <w:r>
+        <w:rPr>
+          <w:rFonts w:eastAsiaTheme="majorEastAsia"/>
+          <w:color w:val="000000"/>
+          <w:spacing w:val="-10"/>
+          <w:kern w:val="28"/>
+          <w:sz w:val="22"/>
+          <w:szCs w:val="56"/>
+        </w:rPr>
+        <w:t>Câu 9: a little</w:t>
+      </w:r>
+    </w:p>
+    <w:p>
+      <w:pPr>
+        <w:shd w:val="clear" w:color="000000" w:fill="auto"/>
+        <w:spacing w:after="160"/>
+        <w:ind w:left="198"/>
+        <w:rPr>
+          <w:rFonts w:eastAsiaTheme="majorEastAsia"/>
+          <w:color w:val="000000"/>
+          <w:spacing w:val="-10"/>
+          <w:kern w:val="28"/>
+          <w:sz w:val="22"/>
+          <w:szCs w:val="56"/>
+        </w:rPr>
+      </w:pPr>
+      <w:r>
+        <w:rPr>
+          <w:rFonts w:eastAsiaTheme="majorEastAsia"/>
+          <w:color w:val="000000"/>
+          <w:spacing w:val="-10"/>
+          <w:kern w:val="28"/>
+          <w:sz w:val="22"/>
+          <w:szCs w:val="56"/>
+        </w:rPr>
+        <w:t>Câu 10: a few</w:t>
+      </w:r>
+    </w:p>
+    <w:p>
+      <w:pPr>
+        <w:keepNext/>
+        <w:shd w:val="clear" w:color="000000" w:fill="auto"/>
+        <w:spacing w:before="240" w:after="80"/>
+        <w:rPr>
+          <w:rFonts w:eastAsiaTheme="majorEastAsia"/>
+          <w:b/>
+          <w:color w:val="000000"/>
+          <w:spacing w:val="-10"/>
+          <w:kern w:val="28"/>
+          <w:sz w:val="22"/>
+          <w:szCs w:val="56"/>
+        </w:rPr>
+      </w:pPr>
+      <w:r>
+        <w:rPr>
+          <w:rFonts w:eastAsiaTheme="majorEastAsia"/>
+          <w:b/>
+          <w:color w:val="000000"/>
+          <w:spacing w:val="-10"/>
+          <w:kern w:val="28"/>
+          <w:sz w:val="22"/>
+          <w:szCs w:val="56"/>
+        </w:rPr>
         <w:t>PHẦN 4</w:t>
       </w:r>
     </w:p>
     <w:p>
-      <w:r>
-        <w:t>1. little</w:t>
-      </w:r>
-    </w:p>
-    <w:p>
-      <w:r>
-        <w:t>2. a little</w:t>
-      </w:r>
-    </w:p>
-    <w:p>
-      <w:r>
-        <w:t>3. few</w:t>
-      </w:r>
-    </w:p>
-    <w:p>
-      <w:r>
-        <w:t>4. a few</w:t>
-      </w:r>
-    </w:p>
-    <w:p>
-      <w:r>
-        <w:t>5. Few</w:t>
-      </w:r>
-    </w:p>
-    <w:p>
-      <w:r>
-        <w:t>6. A few</w:t>
-      </w:r>
-    </w:p>
-    <w:p>
-      <w:r>
-        <w:t>7. little</w:t>
-      </w:r>
-    </w:p>
-    <w:p>
-      <w:r>
-        <w:t>8. a little</w:t>
-      </w:r>
-    </w:p>
-    <w:p>
-      <w:r>
-        <w:t>9. little</w:t>
-      </w:r>
-    </w:p>
-    <w:p>
-      <w:r>
-        <w:t>10. a little</w:t>
-      </w:r>
-    </w:p>
-    <w:p>
-      <w:pPr>
-        <w:pStyle w:val="Heading1"/>
-      </w:pPr>
-      <w:r>
+      <w:pPr>
+        <w:shd w:val="clear" w:color="000000" w:fill="auto"/>
+        <w:spacing w:after="160"/>
+        <w:ind w:left="198"/>
+        <w:rPr>
+          <w:rFonts w:eastAsiaTheme="majorEastAsia"/>
+          <w:color w:val="000000"/>
+          <w:spacing w:val="-10"/>
+          <w:kern w:val="28"/>
+          <w:sz w:val="22"/>
+          <w:szCs w:val="56"/>
+        </w:rPr>
+      </w:pPr>
+      <w:r>
+        <w:rPr>
+          <w:rFonts w:eastAsiaTheme="majorEastAsia"/>
+          <w:color w:val="000000"/>
+          <w:spacing w:val="-10"/>
+          <w:kern w:val="28"/>
+          <w:sz w:val="22"/>
+          <w:szCs w:val="56"/>
+        </w:rPr>
+        <w:t>Câu 1: little</w:t>
+      </w:r>
+    </w:p>
+    <w:p>
+      <w:pPr>
+        <w:shd w:val="clear" w:color="000000" w:fill="auto"/>
+        <w:spacing w:after="160"/>
+        <w:ind w:left="198"/>
+        <w:rPr>
+          <w:rFonts w:eastAsiaTheme="majorEastAsia"/>
+          <w:color w:val="000000"/>
+          <w:spacing w:val="-10"/>
+          <w:kern w:val="28"/>
+          <w:sz w:val="22"/>
+          <w:szCs w:val="56"/>
+        </w:rPr>
+      </w:pPr>
+      <w:r>
+        <w:rPr>
+          <w:rFonts w:eastAsiaTheme="majorEastAsia"/>
+          <w:color w:val="000000"/>
+          <w:spacing w:val="-10"/>
+          <w:kern w:val="28"/>
+          <w:sz w:val="22"/>
+          <w:szCs w:val="56"/>
+        </w:rPr>
+        <w:t>Câu 2: a little</w:t>
+      </w:r>
+    </w:p>
+    <w:p>
+      <w:pPr>
+        <w:shd w:val="clear" w:color="000000" w:fill="auto"/>
+        <w:spacing w:after="160"/>
+        <w:ind w:left="198"/>
+        <w:rPr>
+          <w:rFonts w:eastAsiaTheme="majorEastAsia"/>
+          <w:color w:val="000000"/>
+          <w:spacing w:val="-10"/>
+          <w:kern w:val="28"/>
+          <w:sz w:val="22"/>
+          <w:szCs w:val="56"/>
+        </w:rPr>
+      </w:pPr>
+      <w:r>
+        <w:rPr>
+          <w:rFonts w:eastAsiaTheme="majorEastAsia"/>
+          <w:color w:val="000000"/>
+          <w:spacing w:val="-10"/>
+          <w:kern w:val="28"/>
+          <w:sz w:val="22"/>
+          <w:szCs w:val="56"/>
+        </w:rPr>
+        <w:t>Câu 3: few</w:t>
+      </w:r>
+    </w:p>
+    <w:p>
+      <w:pPr>
+        <w:shd w:val="clear" w:color="000000" w:fill="auto"/>
+        <w:spacing w:after="160"/>
+        <w:ind w:left="198"/>
+        <w:rPr>
+          <w:rFonts w:eastAsiaTheme="majorEastAsia"/>
+          <w:color w:val="000000"/>
+          <w:spacing w:val="-10"/>
+          <w:kern w:val="28"/>
+          <w:sz w:val="22"/>
+          <w:szCs w:val="56"/>
+        </w:rPr>
+      </w:pPr>
+      <w:r>
+        <w:rPr>
+          <w:rFonts w:eastAsiaTheme="majorEastAsia"/>
+          <w:color w:val="000000"/>
+          <w:spacing w:val="-10"/>
+          <w:kern w:val="28"/>
+          <w:sz w:val="22"/>
+          <w:szCs w:val="56"/>
+        </w:rPr>
+        <w:t>Câu 4: a few</w:t>
+      </w:r>
+    </w:p>
+    <w:p>
+      <w:pPr>
+        <w:shd w:val="clear" w:color="000000" w:fill="auto"/>
+        <w:spacing w:after="160"/>
+        <w:ind w:left="198"/>
+        <w:rPr>
+          <w:rFonts w:eastAsiaTheme="majorEastAsia"/>
+          <w:color w:val="000000"/>
+          <w:spacing w:val="-10"/>
+          <w:kern w:val="28"/>
+          <w:sz w:val="22"/>
+          <w:szCs w:val="56"/>
+        </w:rPr>
+      </w:pPr>
+      <w:r>
+        <w:rPr>
+          <w:rFonts w:eastAsiaTheme="majorEastAsia"/>
+          <w:color w:val="000000"/>
+          <w:spacing w:val="-10"/>
+          <w:kern w:val="28"/>
+          <w:sz w:val="22"/>
+          <w:szCs w:val="56"/>
+        </w:rPr>
+        <w:t>Câu 5: Few</w:t>
+      </w:r>
+    </w:p>
+    <w:p>
+      <w:pPr>
+        <w:shd w:val="clear" w:color="000000" w:fill="auto"/>
+        <w:spacing w:after="160"/>
+        <w:ind w:left="198"/>
+        <w:rPr>
+          <w:rFonts w:eastAsiaTheme="majorEastAsia"/>
+          <w:color w:val="000000"/>
+          <w:spacing w:val="-10"/>
+          <w:kern w:val="28"/>
+          <w:sz w:val="22"/>
+          <w:szCs w:val="56"/>
+        </w:rPr>
+      </w:pPr>
+      <w:r>
+        <w:rPr>
+          <w:rFonts w:eastAsiaTheme="majorEastAsia"/>
+          <w:color w:val="000000"/>
+          <w:spacing w:val="-10"/>
+          <w:kern w:val="28"/>
+          <w:sz w:val="22"/>
+          <w:szCs w:val="56"/>
+        </w:rPr>
+        <w:t>Câu 6: A few</w:t>
+      </w:r>
+    </w:p>
+    <w:p>
+      <w:pPr>
+        <w:shd w:val="clear" w:color="000000" w:fill="auto"/>
+        <w:spacing w:after="160"/>
+        <w:ind w:left="198"/>
+        <w:rPr>
+          <w:rFonts w:eastAsiaTheme="majorEastAsia"/>
+          <w:color w:val="000000"/>
+          <w:spacing w:val="-10"/>
+          <w:kern w:val="28"/>
+          <w:sz w:val="22"/>
+          <w:szCs w:val="56"/>
+        </w:rPr>
+      </w:pPr>
+      <w:r>
+        <w:rPr>
+          <w:rFonts w:eastAsiaTheme="majorEastAsia"/>
+          <w:color w:val="000000"/>
+          <w:spacing w:val="-10"/>
+          <w:kern w:val="28"/>
+          <w:sz w:val="22"/>
+          <w:szCs w:val="56"/>
+        </w:rPr>
+        <w:t>Câu 7: little</w:t>
+      </w:r>
+    </w:p>
+    <w:p>
+      <w:pPr>
+        <w:shd w:val="clear" w:color="000000" w:fill="auto"/>
+        <w:spacing w:after="160"/>
+        <w:ind w:left="198"/>
+        <w:rPr>
+          <w:rFonts w:eastAsiaTheme="majorEastAsia"/>
+          <w:color w:val="000000"/>
+          <w:spacing w:val="-10"/>
+          <w:kern w:val="28"/>
+          <w:sz w:val="22"/>
+          <w:szCs w:val="56"/>
+        </w:rPr>
+      </w:pPr>
+      <w:r>
+        <w:rPr>
+          <w:rFonts w:eastAsiaTheme="majorEastAsia"/>
+          <w:color w:val="000000"/>
+          <w:spacing w:val="-10"/>
+          <w:kern w:val="28"/>
+          <w:sz w:val="22"/>
+          <w:szCs w:val="56"/>
+        </w:rPr>
+        <w:t>Câu 8: a little</w:t>
+      </w:r>
+    </w:p>
+    <w:p>
+      <w:pPr>
+        <w:shd w:val="clear" w:color="000000" w:fill="auto"/>
+        <w:spacing w:after="160"/>
+        <w:ind w:left="198"/>
+        <w:rPr>
+          <w:rFonts w:eastAsiaTheme="majorEastAsia"/>
+          <w:color w:val="000000"/>
+          <w:spacing w:val="-10"/>
+          <w:kern w:val="28"/>
+          <w:sz w:val="22"/>
+          <w:szCs w:val="56"/>
+        </w:rPr>
+      </w:pPr>
+      <w:r>
+        <w:rPr>
+          <w:rFonts w:eastAsiaTheme="majorEastAsia"/>
+          <w:color w:val="000000"/>
+          <w:spacing w:val="-10"/>
+          <w:kern w:val="28"/>
+          <w:sz w:val="22"/>
+          <w:szCs w:val="56"/>
+        </w:rPr>
+        <w:t>Câu 9: little</w:t>
+      </w:r>
+    </w:p>
+    <w:p>
+      <w:pPr>
+        <w:shd w:val="clear" w:color="000000" w:fill="auto"/>
+        <w:spacing w:after="160"/>
+        <w:ind w:left="198"/>
+        <w:rPr>
+          <w:rFonts w:eastAsiaTheme="majorEastAsia"/>
+          <w:color w:val="000000"/>
+          <w:spacing w:val="-10"/>
+          <w:kern w:val="28"/>
+          <w:sz w:val="22"/>
+          <w:szCs w:val="56"/>
+        </w:rPr>
+      </w:pPr>
+      <w:r>
+        <w:rPr>
+          <w:rFonts w:eastAsiaTheme="majorEastAsia"/>
+          <w:color w:val="000000"/>
+          <w:spacing w:val="-10"/>
+          <w:kern w:val="28"/>
+          <w:sz w:val="22"/>
+          <w:szCs w:val="56"/>
+        </w:rPr>
+        <w:t>Câu 10: a little</w:t>
+      </w:r>
+    </w:p>
+    <w:p>
+      <w:pPr>
+        <w:keepNext/>
+        <w:shd w:val="clear" w:color="000000" w:fill="auto"/>
+        <w:spacing w:before="240" w:after="80"/>
+        <w:rPr>
+          <w:rFonts w:eastAsiaTheme="majorEastAsia"/>
+          <w:b/>
+          <w:color w:val="000000"/>
+          <w:spacing w:val="-10"/>
+          <w:kern w:val="28"/>
+          <w:sz w:val="22"/>
+          <w:szCs w:val="56"/>
+        </w:rPr>
+      </w:pPr>
+      <w:r>
+        <w:rPr>
+          <w:rFonts w:eastAsiaTheme="majorEastAsia"/>
+          <w:b/>
+          <w:color w:val="000000"/>
+          <w:spacing w:val="-10"/>
+          <w:kern w:val="28"/>
+          <w:sz w:val="22"/>
+          <w:szCs w:val="56"/>
+        </w:rPr>
         <w:t>PHẦN 5</w:t>
       </w:r>
     </w:p>
     <w:p>
-      <w:r>
-        <w:t>1. B – books</w:t>
-      </w:r>
-    </w:p>
-    <w:p>
-      <w:r>
-        <w:t>2. A – water</w:t>
-      </w:r>
-    </w:p>
-    <w:p>
-      <w:r>
-        <w:t>3. B – children</w:t>
-      </w:r>
-    </w:p>
-    <w:p>
-      <w:r>
-        <w:t>4. A – information</w:t>
-      </w:r>
-    </w:p>
-    <w:p>
-      <w:r>
-        <w:t>5. B – cities</w:t>
-      </w:r>
-    </w:p>
-    <w:p>
-      <w:r>
-        <w:t>6. A – homework</w:t>
-      </w:r>
-    </w:p>
-    <w:p>
-      <w:r>
-        <w:t>7. B – buses</w:t>
-      </w:r>
-    </w:p>
-    <w:p>
-      <w:r>
-        <w:t>8. A – traffic</w:t>
-      </w:r>
-    </w:p>
-    <w:p>
-      <w:r>
-        <w:t>9. A – suggestions</w:t>
-      </w:r>
-    </w:p>
-    <w:p>
-      <w:r>
-        <w:t>10. A – furniture</w:t>
-      </w:r>
-    </w:p>
-    <w:p>
-      <w:pPr>
-        <w:pStyle w:val="Heading1"/>
-      </w:pPr>
-      <w:r>
+      <w:pPr>
+        <w:shd w:val="clear" w:color="000000" w:fill="auto"/>
+        <w:spacing w:after="160"/>
+        <w:ind w:left="198"/>
+        <w:rPr>
+          <w:rFonts w:eastAsiaTheme="majorEastAsia"/>
+          <w:color w:val="000000"/>
+          <w:spacing w:val="-10"/>
+          <w:kern w:val="28"/>
+          <w:sz w:val="22"/>
+          <w:szCs w:val="56"/>
+        </w:rPr>
+      </w:pPr>
+      <w:r>
+        <w:rPr>
+          <w:rFonts w:eastAsiaTheme="majorEastAsia"/>
+          <w:color w:val="000000"/>
+          <w:spacing w:val="-10"/>
+          <w:kern w:val="28"/>
+          <w:sz w:val="22"/>
+          <w:szCs w:val="56"/>
+        </w:rPr>
+        <w:t>Câu 1: B – books</w:t>
+      </w:r>
+    </w:p>
+    <w:p>
+      <w:pPr>
+        <w:shd w:val="clear" w:color="000000" w:fill="auto"/>
+        <w:spacing w:after="160"/>
+        <w:ind w:left="198"/>
+        <w:rPr>
+          <w:rFonts w:eastAsiaTheme="majorEastAsia"/>
+          <w:color w:val="000000"/>
+          <w:spacing w:val="-10"/>
+          <w:kern w:val="28"/>
+          <w:sz w:val="22"/>
+          <w:szCs w:val="56"/>
+        </w:rPr>
+      </w:pPr>
+      <w:r>
+        <w:rPr>
+          <w:rFonts w:eastAsiaTheme="majorEastAsia"/>
+          <w:color w:val="000000"/>
+          <w:spacing w:val="-10"/>
+          <w:kern w:val="28"/>
+          <w:sz w:val="22"/>
+          <w:szCs w:val="56"/>
+        </w:rPr>
+        <w:t>Câu 2: A – water</w:t>
+      </w:r>
+    </w:p>
+    <w:p>
+      <w:pPr>
+        <w:shd w:val="clear" w:color="000000" w:fill="auto"/>
+        <w:spacing w:after="160"/>
+        <w:ind w:left="198"/>
+        <w:rPr>
+          <w:rFonts w:eastAsiaTheme="majorEastAsia"/>
+          <w:color w:val="000000"/>
+          <w:spacing w:val="-10"/>
+          <w:kern w:val="28"/>
+          <w:sz w:val="22"/>
+          <w:szCs w:val="56"/>
+        </w:rPr>
+      </w:pPr>
+      <w:r>
+        <w:rPr>
+          <w:rFonts w:eastAsiaTheme="majorEastAsia"/>
+          <w:color w:val="000000"/>
+          <w:spacing w:val="-10"/>
+          <w:kern w:val="28"/>
+          <w:sz w:val="22"/>
+          <w:szCs w:val="56"/>
+        </w:rPr>
+        <w:t>Câu 3: B – children</w:t>
+      </w:r>
+    </w:p>
+    <w:p>
+      <w:pPr>
+        <w:shd w:val="clear" w:color="000000" w:fill="auto"/>
+        <w:spacing w:after="160"/>
+        <w:ind w:left="198"/>
+        <w:rPr>
+          <w:rFonts w:eastAsiaTheme="majorEastAsia"/>
+          <w:color w:val="000000"/>
+          <w:spacing w:val="-10"/>
+          <w:kern w:val="28"/>
+          <w:sz w:val="22"/>
+          <w:szCs w:val="56"/>
+        </w:rPr>
+      </w:pPr>
+      <w:r>
+        <w:rPr>
+          <w:rFonts w:eastAsiaTheme="majorEastAsia"/>
+          <w:color w:val="000000"/>
+          <w:spacing w:val="-10"/>
+          <w:kern w:val="28"/>
+          <w:sz w:val="22"/>
+          <w:szCs w:val="56"/>
+        </w:rPr>
+        <w:t>Câu 4: A – information</w:t>
+      </w:r>
+    </w:p>
+    <w:p>
+      <w:pPr>
+        <w:shd w:val="clear" w:color="000000" w:fill="auto"/>
+        <w:spacing w:after="160"/>
+        <w:ind w:left="198"/>
+        <w:rPr>
+          <w:rFonts w:eastAsiaTheme="majorEastAsia"/>
+          <w:color w:val="000000"/>
+          <w:spacing w:val="-10"/>
+          <w:kern w:val="28"/>
+          <w:sz w:val="22"/>
+          <w:szCs w:val="56"/>
+        </w:rPr>
+      </w:pPr>
+      <w:r>
+        <w:rPr>
+          <w:rFonts w:eastAsiaTheme="majorEastAsia"/>
+          <w:color w:val="000000"/>
+          <w:spacing w:val="-10"/>
+          <w:kern w:val="28"/>
+          <w:sz w:val="22"/>
+          <w:szCs w:val="56"/>
+        </w:rPr>
+        <w:t>Câu 5: B – cities</w:t>
+      </w:r>
+    </w:p>
+    <w:p>
+      <w:pPr>
+        <w:shd w:val="clear" w:color="000000" w:fill="auto"/>
+        <w:spacing w:after="160"/>
+        <w:ind w:left="198"/>
+        <w:rPr>
+          <w:rFonts w:eastAsiaTheme="majorEastAsia"/>
+          <w:color w:val="000000"/>
+          <w:spacing w:val="-10"/>
+          <w:kern w:val="28"/>
+          <w:sz w:val="22"/>
+          <w:szCs w:val="56"/>
+        </w:rPr>
+      </w:pPr>
+      <w:r>
+        <w:rPr>
+          <w:rFonts w:eastAsiaTheme="majorEastAsia"/>
+          <w:color w:val="000000"/>
+          <w:spacing w:val="-10"/>
+          <w:kern w:val="28"/>
+          <w:sz w:val="22"/>
+          <w:szCs w:val="56"/>
+        </w:rPr>
+        <w:t>Câu 6: A – homework</w:t>
+      </w:r>
+    </w:p>
+    <w:p>
+      <w:pPr>
+        <w:shd w:val="clear" w:color="000000" w:fill="auto"/>
+        <w:spacing w:after="160"/>
+        <w:ind w:left="198"/>
+        <w:rPr>
+          <w:rFonts w:eastAsiaTheme="majorEastAsia"/>
+          <w:color w:val="000000"/>
+          <w:spacing w:val="-10"/>
+          <w:kern w:val="28"/>
+          <w:sz w:val="22"/>
+          <w:szCs w:val="56"/>
+        </w:rPr>
+      </w:pPr>
+      <w:r>
+        <w:rPr>
+          <w:rFonts w:eastAsiaTheme="majorEastAsia"/>
+          <w:color w:val="000000"/>
+          <w:spacing w:val="-10"/>
+          <w:kern w:val="28"/>
+          <w:sz w:val="22"/>
+          <w:szCs w:val="56"/>
+        </w:rPr>
+        <w:t>Câu 7: B – buses</w:t>
+      </w:r>
+    </w:p>
+    <w:p>
+      <w:pPr>
+        <w:shd w:val="clear" w:color="000000" w:fill="auto"/>
+        <w:spacing w:after="160"/>
+        <w:ind w:left="198"/>
+        <w:rPr>
+          <w:rFonts w:eastAsiaTheme="majorEastAsia"/>
+          <w:color w:val="000000"/>
+          <w:spacing w:val="-10"/>
+          <w:kern w:val="28"/>
+          <w:sz w:val="22"/>
+          <w:szCs w:val="56"/>
+        </w:rPr>
+      </w:pPr>
+      <w:r>
+        <w:rPr>
+          <w:rFonts w:eastAsiaTheme="majorEastAsia"/>
+          <w:color w:val="000000"/>
+          <w:spacing w:val="-10"/>
+          <w:kern w:val="28"/>
+          <w:sz w:val="22"/>
+          <w:szCs w:val="56"/>
+        </w:rPr>
+        <w:t>Câu 8: A – traffic</w:t>
+      </w:r>
+    </w:p>
+    <w:p>
+      <w:pPr>
+        <w:shd w:val="clear" w:color="000000" w:fill="auto"/>
+        <w:spacing w:after="160"/>
+        <w:ind w:left="198"/>
+        <w:rPr>
+          <w:rFonts w:eastAsiaTheme="majorEastAsia"/>
+          <w:color w:val="000000"/>
+          <w:spacing w:val="-10"/>
+          <w:kern w:val="28"/>
+          <w:sz w:val="22"/>
+          <w:szCs w:val="56"/>
+        </w:rPr>
+      </w:pPr>
+      <w:r>
+        <w:rPr>
+          <w:rFonts w:eastAsiaTheme="majorEastAsia"/>
+          <w:color w:val="000000"/>
+          <w:spacing w:val="-10"/>
+          <w:kern w:val="28"/>
+          <w:sz w:val="22"/>
+          <w:szCs w:val="56"/>
+        </w:rPr>
+        <w:t>Câu 9: A – suggestions</w:t>
+      </w:r>
+    </w:p>
+    <w:p>
+      <w:pPr>
+        <w:shd w:val="clear" w:color="000000" w:fill="auto"/>
+        <w:spacing w:after="160"/>
+        <w:ind w:left="198"/>
+        <w:rPr>
+          <w:rFonts w:eastAsiaTheme="majorEastAsia"/>
+          <w:color w:val="000000"/>
+          <w:spacing w:val="-10"/>
+          <w:kern w:val="28"/>
+          <w:sz w:val="22"/>
+          <w:szCs w:val="56"/>
+        </w:rPr>
+      </w:pPr>
+      <w:r>
+        <w:rPr>
+          <w:rFonts w:eastAsiaTheme="majorEastAsia"/>
+          <w:color w:val="000000"/>
+          <w:spacing w:val="-10"/>
+          <w:kern w:val="28"/>
+          <w:sz w:val="22"/>
+          <w:szCs w:val="56"/>
+        </w:rPr>
+        <w:t>Câu 10: A – furniture</w:t>
+      </w:r>
+    </w:p>
+    <w:p>
+      <w:pPr>
+        <w:keepNext/>
+        <w:shd w:val="clear" w:color="000000" w:fill="auto"/>
+        <w:spacing w:before="240" w:after="80"/>
+        <w:rPr>
+          <w:rFonts w:eastAsiaTheme="majorEastAsia"/>
+          <w:b/>
+          <w:color w:val="000000"/>
+          <w:spacing w:val="-10"/>
+          <w:kern w:val="28"/>
+          <w:sz w:val="22"/>
+          <w:szCs w:val="56"/>
+        </w:rPr>
+      </w:pPr>
+      <w:r>
+        <w:rPr>
+          <w:rFonts w:eastAsiaTheme="majorEastAsia"/>
+          <w:b/>
+          <w:color w:val="000000"/>
+          <w:spacing w:val="-10"/>
+          <w:kern w:val="28"/>
+          <w:sz w:val="22"/>
+          <w:szCs w:val="56"/>
+        </w:rPr>
         <w:t>PHẦN 6</w:t>
       </w:r>
     </w:p>
     <w:p>
-      <w:r>
-        <w:t>1. I have a few friends here.</w:t>
-      </w:r>
-    </w:p>
-    <w:p>
-      <w:r>
-        <w:t>2. There is a little juice left.</w:t>
-      </w:r>
-    </w:p>
-    <w:p>
-      <w:r>
-        <w:t>3. Few students came.</w:t>
-      </w:r>
-    </w:p>
-    <w:p>
-      <w:r>
-        <w:t>4. We have little time.</w:t>
-      </w:r>
-    </w:p>
-    <w:p>
-      <w:r>
-        <w:t>5. She bought a few books.</w:t>
-      </w:r>
-    </w:p>
-    <w:p>
-      <w:r>
-        <w:t>6. He knows a little English.</w:t>
-      </w:r>
-    </w:p>
-    <w:p>
-      <w:r>
-        <w:t>7. Few shops are open.</w:t>
-      </w:r>
-    </w:p>
-    <w:p>
-      <w:r>
-        <w:t>8. There is little hope.</w:t>
-      </w:r>
-    </w:p>
-    <w:p>
-      <w:r>
-        <w:t>9. We need a few chairs.</w:t>
-      </w:r>
-    </w:p>
-    <w:p>
-      <w:r>
-        <w:t>10. Add a little sugar.</w:t>
-      </w:r>
-    </w:p>
-    <w:p>
-      <w:pPr>
-        <w:pStyle w:val="Heading1"/>
-      </w:pPr>
-      <w:r>
+      <w:pPr>
+        <w:shd w:val="clear" w:color="000000" w:fill="auto"/>
+        <w:spacing w:after="160"/>
+        <w:ind w:left="198"/>
+        <w:rPr>
+          <w:rFonts w:eastAsiaTheme="majorEastAsia"/>
+          <w:color w:val="000000"/>
+          <w:spacing w:val="-10"/>
+          <w:kern w:val="28"/>
+          <w:sz w:val="22"/>
+          <w:szCs w:val="56"/>
+        </w:rPr>
+      </w:pPr>
+      <w:r>
+        <w:rPr>
+          <w:rFonts w:eastAsiaTheme="majorEastAsia"/>
+          <w:color w:val="000000"/>
+          <w:spacing w:val="-10"/>
+          <w:kern w:val="28"/>
+          <w:sz w:val="22"/>
+          <w:szCs w:val="56"/>
+        </w:rPr>
+        <w:t>Câu 1: I have a few friends here.</w:t>
+      </w:r>
+    </w:p>
+    <w:p>
+      <w:pPr>
+        <w:shd w:val="clear" w:color="000000" w:fill="auto"/>
+        <w:spacing w:after="160"/>
+        <w:ind w:left="198"/>
+        <w:rPr>
+          <w:rFonts w:eastAsiaTheme="majorEastAsia"/>
+          <w:color w:val="000000"/>
+          <w:spacing w:val="-10"/>
+          <w:kern w:val="28"/>
+          <w:sz w:val="22"/>
+          <w:szCs w:val="56"/>
+        </w:rPr>
+      </w:pPr>
+      <w:r>
+        <w:rPr>
+          <w:rFonts w:eastAsiaTheme="majorEastAsia"/>
+          <w:color w:val="000000"/>
+          <w:spacing w:val="-10"/>
+          <w:kern w:val="28"/>
+          <w:sz w:val="22"/>
+          <w:szCs w:val="56"/>
+        </w:rPr>
+        <w:t>Câu 2: There is a little juice left.</w:t>
+      </w:r>
+    </w:p>
+    <w:p>
+      <w:pPr>
+        <w:shd w:val="clear" w:color="000000" w:fill="auto"/>
+        <w:spacing w:after="160"/>
+        <w:ind w:left="198"/>
+        <w:rPr>
+          <w:rFonts w:eastAsiaTheme="majorEastAsia"/>
+          <w:color w:val="000000"/>
+          <w:spacing w:val="-10"/>
+          <w:kern w:val="28"/>
+          <w:sz w:val="22"/>
+          <w:szCs w:val="56"/>
+        </w:rPr>
+      </w:pPr>
+      <w:r>
+        <w:rPr>
+          <w:rFonts w:eastAsiaTheme="majorEastAsia"/>
+          <w:color w:val="000000"/>
+          <w:spacing w:val="-10"/>
+          <w:kern w:val="28"/>
+          <w:sz w:val="22"/>
+          <w:szCs w:val="56"/>
+        </w:rPr>
+        <w:t>Câu 3: Few students came.</w:t>
+      </w:r>
+    </w:p>
+    <w:p>
+      <w:pPr>
+        <w:shd w:val="clear" w:color="000000" w:fill="auto"/>
+        <w:spacing w:after="160"/>
+        <w:ind w:left="198"/>
+        <w:rPr>
+          <w:rFonts w:eastAsiaTheme="majorEastAsia"/>
+          <w:color w:val="000000"/>
+          <w:spacing w:val="-10"/>
+          <w:kern w:val="28"/>
+          <w:sz w:val="22"/>
+          <w:szCs w:val="56"/>
+        </w:rPr>
+      </w:pPr>
+      <w:r>
+        <w:rPr>
+          <w:rFonts w:eastAsiaTheme="majorEastAsia"/>
+          <w:color w:val="000000"/>
+          <w:spacing w:val="-10"/>
+          <w:kern w:val="28"/>
+          <w:sz w:val="22"/>
+          <w:szCs w:val="56"/>
+        </w:rPr>
+        <w:t>Câu 4: We have little time.</w:t>
+      </w:r>
+    </w:p>
+    <w:p>
+      <w:pPr>
+        <w:shd w:val="clear" w:color="000000" w:fill="auto"/>
+        <w:spacing w:after="160"/>
+        <w:ind w:left="198"/>
+        <w:rPr>
+          <w:rFonts w:eastAsiaTheme="majorEastAsia"/>
+          <w:color w:val="000000"/>
+          <w:spacing w:val="-10"/>
+          <w:kern w:val="28"/>
+          <w:sz w:val="22"/>
+          <w:szCs w:val="56"/>
+        </w:rPr>
+      </w:pPr>
+      <w:r>
+        <w:rPr>
+          <w:rFonts w:eastAsiaTheme="majorEastAsia"/>
+          <w:color w:val="000000"/>
+          <w:spacing w:val="-10"/>
+          <w:kern w:val="28"/>
+          <w:sz w:val="22"/>
+          <w:szCs w:val="56"/>
+        </w:rPr>
+        <w:t>Câu 5: She bought a few books.</w:t>
+      </w:r>
+    </w:p>
+    <w:p>
+      <w:pPr>
+        <w:shd w:val="clear" w:color="000000" w:fill="auto"/>
+        <w:spacing w:after="160"/>
+        <w:ind w:left="198"/>
+        <w:rPr>
+          <w:rFonts w:eastAsiaTheme="majorEastAsia"/>
+          <w:color w:val="000000"/>
+          <w:spacing w:val="-10"/>
+          <w:kern w:val="28"/>
+          <w:sz w:val="22"/>
+          <w:szCs w:val="56"/>
+        </w:rPr>
+      </w:pPr>
+      <w:r>
+        <w:rPr>
+          <w:rFonts w:eastAsiaTheme="majorEastAsia"/>
+          <w:color w:val="000000"/>
+          <w:spacing w:val="-10"/>
+          <w:kern w:val="28"/>
+          <w:sz w:val="22"/>
+          <w:szCs w:val="56"/>
+        </w:rPr>
+        <w:t>Câu 6: He knows a little English.</w:t>
+      </w:r>
+    </w:p>
+    <w:p>
+      <w:pPr>
+        <w:shd w:val="clear" w:color="000000" w:fill="auto"/>
+        <w:spacing w:after="160"/>
+        <w:ind w:left="198"/>
+        <w:rPr>
+          <w:rFonts w:eastAsiaTheme="majorEastAsia"/>
+          <w:color w:val="000000"/>
+          <w:spacing w:val="-10"/>
+          <w:kern w:val="28"/>
+          <w:sz w:val="22"/>
+          <w:szCs w:val="56"/>
+        </w:rPr>
+      </w:pPr>
+      <w:r>
+        <w:rPr>
+          <w:rFonts w:eastAsiaTheme="majorEastAsia"/>
+          <w:color w:val="000000"/>
+          <w:spacing w:val="-10"/>
+          <w:kern w:val="28"/>
+          <w:sz w:val="22"/>
+          <w:szCs w:val="56"/>
+        </w:rPr>
+        <w:t>Câu 7: Few shops are open.</w:t>
+      </w:r>
+    </w:p>
+    <w:p>
+      <w:pPr>
+        <w:shd w:val="clear" w:color="000000" w:fill="auto"/>
+        <w:spacing w:after="160"/>
+        <w:ind w:left="198"/>
+        <w:rPr>
+          <w:rFonts w:eastAsiaTheme="majorEastAsia"/>
+          <w:color w:val="000000"/>
+          <w:spacing w:val="-10"/>
+          <w:kern w:val="28"/>
+          <w:sz w:val="22"/>
+          <w:szCs w:val="56"/>
+        </w:rPr>
+      </w:pPr>
+      <w:r>
+        <w:rPr>
+          <w:rFonts w:eastAsiaTheme="majorEastAsia"/>
+          <w:color w:val="000000"/>
+          <w:spacing w:val="-10"/>
+          <w:kern w:val="28"/>
+          <w:sz w:val="22"/>
+          <w:szCs w:val="56"/>
+        </w:rPr>
+        <w:t>Câu 8: There is little hope.</w:t>
+      </w:r>
+    </w:p>
+    <w:p>
+      <w:pPr>
+        <w:shd w:val="clear" w:color="000000" w:fill="auto"/>
+        <w:spacing w:after="160"/>
+        <w:ind w:left="198"/>
+        <w:rPr>
+          <w:rFonts w:eastAsiaTheme="majorEastAsia"/>
+          <w:color w:val="000000"/>
+          <w:spacing w:val="-10"/>
+          <w:kern w:val="28"/>
+          <w:sz w:val="22"/>
+          <w:szCs w:val="56"/>
+        </w:rPr>
+      </w:pPr>
+      <w:r>
+        <w:rPr>
+          <w:rFonts w:eastAsiaTheme="majorEastAsia"/>
+          <w:color w:val="000000"/>
+          <w:spacing w:val="-10"/>
+          <w:kern w:val="28"/>
+          <w:sz w:val="22"/>
+          <w:szCs w:val="56"/>
+        </w:rPr>
+        <w:t>Câu 9: We need a few chairs.</w:t>
+      </w:r>
+    </w:p>
+    <w:p>
+      <w:pPr>
+        <w:shd w:val="clear" w:color="000000" w:fill="auto"/>
+        <w:spacing w:after="160"/>
+        <w:ind w:left="198"/>
+        <w:rPr>
+          <w:rFonts w:eastAsiaTheme="majorEastAsia"/>
+          <w:color w:val="000000"/>
+          <w:spacing w:val="-10"/>
+          <w:kern w:val="28"/>
+          <w:sz w:val="22"/>
+          <w:szCs w:val="56"/>
+        </w:rPr>
+      </w:pPr>
+      <w:r>
+        <w:rPr>
+          <w:rFonts w:eastAsiaTheme="majorEastAsia"/>
+          <w:color w:val="000000"/>
+          <w:spacing w:val="-10"/>
+          <w:kern w:val="28"/>
+          <w:sz w:val="22"/>
+          <w:szCs w:val="56"/>
+        </w:rPr>
+        <w:t>Câu 10: Add a little sugar.</w:t>
+      </w:r>
+    </w:p>
+    <w:p>
+      <w:pPr>
+        <w:keepNext/>
+        <w:shd w:val="clear" w:color="000000" w:fill="auto"/>
+        <w:spacing w:before="240" w:after="80"/>
+        <w:rPr>
+          <w:rFonts w:eastAsiaTheme="majorEastAsia"/>
+          <w:b/>
+          <w:color w:val="000000"/>
+          <w:spacing w:val="-10"/>
+          <w:kern w:val="28"/>
+          <w:sz w:val="22"/>
+          <w:szCs w:val="56"/>
+        </w:rPr>
+      </w:pPr>
+      <w:r>
+        <w:rPr>
+          <w:rFonts w:eastAsiaTheme="majorEastAsia"/>
+          <w:b/>
+          <w:color w:val="000000"/>
+          <w:spacing w:val="-10"/>
+          <w:kern w:val="28"/>
+          <w:sz w:val="22"/>
+          <w:szCs w:val="56"/>
+        </w:rPr>
         <w:t>PHẦN 7</w:t>
       </w:r>
     </w:p>
     <w:p>
-      <w:r>
-        <w:t>1. I have a few friends here.</w:t>
-      </w:r>
-    </w:p>
-    <w:p>
-      <w:r>
-        <w:t>2. There is a little water in the glass.</w:t>
-      </w:r>
-    </w:p>
-    <w:p>
-      <w:r>
-        <w:t>3. Little money is left.</w:t>
-      </w:r>
-    </w:p>
-    <w:p>
-      <w:r>
-        <w:t>4. Few students joined the club.</w:t>
-      </w:r>
-    </w:p>
-    <w:p>
-      <w:r>
-        <w:t>5. We need a little information.</w:t>
-      </w:r>
-    </w:p>
-    <w:p>
-      <w:r>
-        <w:t>6. She bought a few apples.</w:t>
-      </w:r>
-    </w:p>
-    <w:p>
-      <w:r>
-        <w:t>7. I have little time today.</w:t>
-      </w:r>
-    </w:p>
-    <w:p>
-      <w:r>
-        <w:t>8. There are few chairs in the room.</w:t>
-      </w:r>
-    </w:p>
-    <w:p>
-      <w:r>
-        <w:t>9. He gave me a little advice.</w:t>
-      </w:r>
-    </w:p>
-    <w:p>
-      <w:r>
-        <w:t>10. Add a little salt, please.</w:t>
-      </w:r>
-    </w:p>
-    <w:p>
-      <w:pPr>
-        <w:pStyle w:val="Heading1"/>
-      </w:pPr>
-      <w:r>
+      <w:pPr>
+        <w:shd w:val="clear" w:color="000000" w:fill="auto"/>
+        <w:spacing w:after="160"/>
+        <w:ind w:left="198"/>
+        <w:rPr>
+          <w:rFonts w:eastAsiaTheme="majorEastAsia"/>
+          <w:color w:val="000000"/>
+          <w:spacing w:val="-10"/>
+          <w:kern w:val="28"/>
+          <w:sz w:val="22"/>
+          <w:szCs w:val="56"/>
+        </w:rPr>
+      </w:pPr>
+      <w:r>
+        <w:rPr>
+          <w:rFonts w:eastAsiaTheme="majorEastAsia"/>
+          <w:color w:val="000000"/>
+          <w:spacing w:val="-10"/>
+          <w:kern w:val="28"/>
+          <w:sz w:val="22"/>
+          <w:szCs w:val="56"/>
+        </w:rPr>
+        <w:t>Câu 1: I have a few friends here.</w:t>
+      </w:r>
+    </w:p>
+    <w:p>
+      <w:pPr>
+        <w:shd w:val="clear" w:color="000000" w:fill="auto"/>
+        <w:spacing w:after="160"/>
+        <w:ind w:left="198"/>
+        <w:rPr>
+          <w:rFonts w:eastAsiaTheme="majorEastAsia"/>
+          <w:color w:val="000000"/>
+          <w:spacing w:val="-10"/>
+          <w:kern w:val="28"/>
+          <w:sz w:val="22"/>
+          <w:szCs w:val="56"/>
+        </w:rPr>
+      </w:pPr>
+      <w:r>
+        <w:rPr>
+          <w:rFonts w:eastAsiaTheme="majorEastAsia"/>
+          <w:color w:val="000000"/>
+          <w:spacing w:val="-10"/>
+          <w:kern w:val="28"/>
+          <w:sz w:val="22"/>
+          <w:szCs w:val="56"/>
+        </w:rPr>
+        <w:t>Câu 2: There is a little water in the glass.</w:t>
+      </w:r>
+    </w:p>
+    <w:p>
+      <w:pPr>
+        <w:shd w:val="clear" w:color="000000" w:fill="auto"/>
+        <w:spacing w:after="160"/>
+        <w:ind w:left="198"/>
+        <w:rPr>
+          <w:rFonts w:eastAsiaTheme="majorEastAsia"/>
+          <w:color w:val="000000"/>
+          <w:spacing w:val="-10"/>
+          <w:kern w:val="28"/>
+          <w:sz w:val="22"/>
+          <w:szCs w:val="56"/>
+        </w:rPr>
+      </w:pPr>
+      <w:r>
+        <w:rPr>
+          <w:rFonts w:eastAsiaTheme="majorEastAsia"/>
+          <w:color w:val="000000"/>
+          <w:spacing w:val="-10"/>
+          <w:kern w:val="28"/>
+          <w:sz w:val="22"/>
+          <w:szCs w:val="56"/>
+        </w:rPr>
+        <w:t>Câu 3: Little money is left.</w:t>
+      </w:r>
+    </w:p>
+    <w:p>
+      <w:pPr>
+        <w:shd w:val="clear" w:color="000000" w:fill="auto"/>
+        <w:spacing w:after="160"/>
+        <w:ind w:left="198"/>
+        <w:rPr>
+          <w:rFonts w:eastAsiaTheme="majorEastAsia"/>
+          <w:color w:val="000000"/>
+          <w:spacing w:val="-10"/>
+          <w:kern w:val="28"/>
+          <w:sz w:val="22"/>
+          <w:szCs w:val="56"/>
+        </w:rPr>
+      </w:pPr>
+      <w:r>
+        <w:rPr>
+          <w:rFonts w:eastAsiaTheme="majorEastAsia"/>
+          <w:color w:val="000000"/>
+          <w:spacing w:val="-10"/>
+          <w:kern w:val="28"/>
+          <w:sz w:val="22"/>
+          <w:szCs w:val="56"/>
+        </w:rPr>
+        <w:t>Câu 4: Few students joined the club.</w:t>
+      </w:r>
+    </w:p>
+    <w:p>
+      <w:pPr>
+        <w:shd w:val="clear" w:color="000000" w:fill="auto"/>
+        <w:spacing w:after="160"/>
+        <w:ind w:left="198"/>
+        <w:rPr>
+          <w:rFonts w:eastAsiaTheme="majorEastAsia"/>
+          <w:color w:val="000000"/>
+          <w:spacing w:val="-10"/>
+          <w:kern w:val="28"/>
+          <w:sz w:val="22"/>
+          <w:szCs w:val="56"/>
+        </w:rPr>
+      </w:pPr>
+      <w:r>
+        <w:rPr>
+          <w:rFonts w:eastAsiaTheme="majorEastAsia"/>
+          <w:color w:val="000000"/>
+          <w:spacing w:val="-10"/>
+          <w:kern w:val="28"/>
+          <w:sz w:val="22"/>
+          <w:szCs w:val="56"/>
+        </w:rPr>
+        <w:t>Câu 5: We need a little information.</w:t>
+      </w:r>
+    </w:p>
+    <w:p>
+      <w:pPr>
+        <w:shd w:val="clear" w:color="000000" w:fill="auto"/>
+        <w:spacing w:after="160"/>
+        <w:ind w:left="198"/>
+        <w:rPr>
+          <w:rFonts w:eastAsiaTheme="majorEastAsia"/>
+          <w:color w:val="000000"/>
+          <w:spacing w:val="-10"/>
+          <w:kern w:val="28"/>
+          <w:sz w:val="22"/>
+          <w:szCs w:val="56"/>
+        </w:rPr>
+      </w:pPr>
+      <w:r>
+        <w:rPr>
+          <w:rFonts w:eastAsiaTheme="majorEastAsia"/>
+          <w:color w:val="000000"/>
+          <w:spacing w:val="-10"/>
+          <w:kern w:val="28"/>
+          <w:sz w:val="22"/>
+          <w:szCs w:val="56"/>
+        </w:rPr>
+        <w:t>Câu 6: She bought a few apples.</w:t>
+      </w:r>
+    </w:p>
+    <w:p>
+      <w:pPr>
+        <w:shd w:val="clear" w:color="000000" w:fill="auto"/>
+        <w:spacing w:after="160"/>
+        <w:ind w:left="198"/>
+        <w:rPr>
+          <w:rFonts w:eastAsiaTheme="majorEastAsia"/>
+          <w:color w:val="000000"/>
+          <w:spacing w:val="-10"/>
+          <w:kern w:val="28"/>
+          <w:sz w:val="22"/>
+          <w:szCs w:val="56"/>
+        </w:rPr>
+      </w:pPr>
+      <w:r>
+        <w:rPr>
+          <w:rFonts w:eastAsiaTheme="majorEastAsia"/>
+          <w:color w:val="000000"/>
+          <w:spacing w:val="-10"/>
+          <w:kern w:val="28"/>
+          <w:sz w:val="22"/>
+          <w:szCs w:val="56"/>
+        </w:rPr>
+        <w:t>Câu 7: I have little time today.</w:t>
+      </w:r>
+    </w:p>
+    <w:p>
+      <w:pPr>
+        <w:shd w:val="clear" w:color="000000" w:fill="auto"/>
+        <w:spacing w:after="160"/>
+        <w:ind w:left="198"/>
+        <w:rPr>
+          <w:rFonts w:eastAsiaTheme="majorEastAsia"/>
+          <w:color w:val="000000"/>
+          <w:spacing w:val="-10"/>
+          <w:kern w:val="28"/>
+          <w:sz w:val="22"/>
+          <w:szCs w:val="56"/>
+        </w:rPr>
+      </w:pPr>
+      <w:r>
+        <w:rPr>
+          <w:rFonts w:eastAsiaTheme="majorEastAsia"/>
+          <w:color w:val="000000"/>
+          <w:spacing w:val="-10"/>
+          <w:kern w:val="28"/>
+          <w:sz w:val="22"/>
+          <w:szCs w:val="56"/>
+        </w:rPr>
+        <w:t>Câu 8: There are few chairs in the room.</w:t>
+      </w:r>
+    </w:p>
+    <w:p>
+      <w:pPr>
+        <w:shd w:val="clear" w:color="000000" w:fill="auto"/>
+        <w:spacing w:after="160"/>
+        <w:ind w:left="198"/>
+        <w:rPr>
+          <w:rFonts w:eastAsiaTheme="majorEastAsia"/>
+          <w:color w:val="000000"/>
+          <w:spacing w:val="-10"/>
+          <w:kern w:val="28"/>
+          <w:sz w:val="22"/>
+          <w:szCs w:val="56"/>
+        </w:rPr>
+      </w:pPr>
+      <w:r>
+        <w:rPr>
+          <w:rFonts w:eastAsiaTheme="majorEastAsia"/>
+          <w:color w:val="000000"/>
+          <w:spacing w:val="-10"/>
+          <w:kern w:val="28"/>
+          <w:sz w:val="22"/>
+          <w:szCs w:val="56"/>
+        </w:rPr>
+        <w:t>Câu 9: He gave me a little advice.</w:t>
+      </w:r>
+    </w:p>
+    <w:p>
+      <w:pPr>
+        <w:shd w:val="clear" w:color="000000" w:fill="auto"/>
+        <w:spacing w:after="160"/>
+        <w:ind w:left="198"/>
+        <w:rPr>
+          <w:rFonts w:eastAsiaTheme="majorEastAsia"/>
+          <w:color w:val="000000"/>
+          <w:spacing w:val="-10"/>
+          <w:kern w:val="28"/>
+          <w:sz w:val="22"/>
+          <w:szCs w:val="56"/>
+        </w:rPr>
+      </w:pPr>
+      <w:r>
+        <w:rPr>
+          <w:rFonts w:eastAsiaTheme="majorEastAsia"/>
+          <w:color w:val="000000"/>
+          <w:spacing w:val="-10"/>
+          <w:kern w:val="28"/>
+          <w:sz w:val="22"/>
+          <w:szCs w:val="56"/>
+        </w:rPr>
+        <w:t>Câu 10: Add a little salt, please.</w:t>
+      </w:r>
+    </w:p>
+    <w:p>
+      <w:pPr>
+        <w:keepNext/>
+        <w:shd w:val="clear" w:color="000000" w:fill="auto"/>
+        <w:spacing w:before="240" w:after="80"/>
+        <w:rPr>
+          <w:rFonts w:eastAsiaTheme="majorEastAsia"/>
+          <w:b/>
+          <w:color w:val="000000"/>
+          <w:spacing w:val="-10"/>
+          <w:kern w:val="28"/>
+          <w:sz w:val="22"/>
+          <w:szCs w:val="56"/>
+        </w:rPr>
+      </w:pPr>
+      <w:r>
+        <w:rPr>
+          <w:rFonts w:eastAsiaTheme="majorEastAsia"/>
+          <w:b/>
+          <w:color w:val="000000"/>
+          <w:spacing w:val="-10"/>
+          <w:kern w:val="28"/>
+          <w:sz w:val="22"/>
+          <w:szCs w:val="56"/>
+        </w:rPr>
         <w:t>PHẦN 8</w:t>
       </w:r>
     </w:p>
     <w:p>
-      <w:r>
-        <w:t>1. I have a few friends here.</w:t>
-      </w:r>
-    </w:p>
-    <w:p>
-      <w:r>
-        <w:t>2. We still have a little time.</w:t>
-      </w:r>
-    </w:p>
-    <w:p>
-      <w:r>
-        <w:t>3. Few students understood the lesson.</w:t>
-      </w:r>
-    </w:p>
-    <w:p>
-      <w:r>
-        <w:t>4. There is little water in the bottle.</w:t>
-      </w:r>
-    </w:p>
-    <w:p>
-      <w:r>
-        <w:t>5. She bought a few apples.</w:t>
-      </w:r>
-    </w:p>
-    <w:p>
-      <w:r>
-        <w:t>6. I can speak a little English.</w:t>
-      </w:r>
-    </w:p>
-    <w:p>
-      <w:r>
-        <w:t>7. He has little money, so he cannot buy lunch.</w:t>
-      </w:r>
-    </w:p>
-    <w:p>
-      <w:r>
-        <w:t>8. Only a few shops are open.</w:t>
-      </w:r>
-    </w:p>
-    <w:p>
-      <w:r>
-        <w:t>9. Add a little sugar.</w:t>
-      </w:r>
-    </w:p>
-    <w:p>
-      <w:r>
-        <w:t>10. Quite a few people joined the club.</w:t>
-      </w:r>
-    </w:p>
-    <w:p>
-      <w:pPr>
-        <w:pStyle w:val="Heading1"/>
-      </w:pPr>
-      <w:r>
+      <w:pPr>
+        <w:shd w:val="clear" w:color="000000" w:fill="auto"/>
+        <w:spacing w:after="160"/>
+        <w:ind w:left="198"/>
+        <w:rPr>
+          <w:rFonts w:eastAsiaTheme="majorEastAsia"/>
+          <w:color w:val="000000"/>
+          <w:spacing w:val="-10"/>
+          <w:kern w:val="28"/>
+          <w:sz w:val="22"/>
+          <w:szCs w:val="56"/>
+        </w:rPr>
+      </w:pPr>
+      <w:r>
+        <w:rPr>
+          <w:rFonts w:eastAsiaTheme="majorEastAsia"/>
+          <w:color w:val="000000"/>
+          <w:spacing w:val="-10"/>
+          <w:kern w:val="28"/>
+          <w:sz w:val="22"/>
+          <w:szCs w:val="56"/>
+        </w:rPr>
+        <w:t>Câu 1: I have a few friends here.</w:t>
+      </w:r>
+    </w:p>
+    <w:p>
+      <w:pPr>
+        <w:shd w:val="clear" w:color="000000" w:fill="auto"/>
+        <w:spacing w:after="160"/>
+        <w:ind w:left="198"/>
+        <w:rPr>
+          <w:rFonts w:eastAsiaTheme="majorEastAsia"/>
+          <w:color w:val="000000"/>
+          <w:spacing w:val="-10"/>
+          <w:kern w:val="28"/>
+          <w:sz w:val="22"/>
+          <w:szCs w:val="56"/>
+        </w:rPr>
+      </w:pPr>
+      <w:r>
+        <w:rPr>
+          <w:rFonts w:eastAsiaTheme="majorEastAsia"/>
+          <w:color w:val="000000"/>
+          <w:spacing w:val="-10"/>
+          <w:kern w:val="28"/>
+          <w:sz w:val="22"/>
+          <w:szCs w:val="56"/>
+        </w:rPr>
+        <w:t>Câu 2: We still have a little time.</w:t>
+      </w:r>
+    </w:p>
+    <w:p>
+      <w:pPr>
+        <w:shd w:val="clear" w:color="000000" w:fill="auto"/>
+        <w:spacing w:after="160"/>
+        <w:ind w:left="198"/>
+        <w:rPr>
+          <w:rFonts w:eastAsiaTheme="majorEastAsia"/>
+          <w:color w:val="000000"/>
+          <w:spacing w:val="-10"/>
+          <w:kern w:val="28"/>
+          <w:sz w:val="22"/>
+          <w:szCs w:val="56"/>
+        </w:rPr>
+      </w:pPr>
+      <w:r>
+        <w:rPr>
+          <w:rFonts w:eastAsiaTheme="majorEastAsia"/>
+          <w:color w:val="000000"/>
+          <w:spacing w:val="-10"/>
+          <w:kern w:val="28"/>
+          <w:sz w:val="22"/>
+          <w:szCs w:val="56"/>
+        </w:rPr>
+        <w:t>Câu 3: Few students understood the lesson.</w:t>
+      </w:r>
+    </w:p>
+    <w:p>
+      <w:pPr>
+        <w:shd w:val="clear" w:color="000000" w:fill="auto"/>
+        <w:spacing w:after="160"/>
+        <w:ind w:left="198"/>
+        <w:rPr>
+          <w:rFonts w:eastAsiaTheme="majorEastAsia"/>
+          <w:color w:val="000000"/>
+          <w:spacing w:val="-10"/>
+          <w:kern w:val="28"/>
+          <w:sz w:val="22"/>
+          <w:szCs w:val="56"/>
+        </w:rPr>
+      </w:pPr>
+      <w:r>
+        <w:rPr>
+          <w:rFonts w:eastAsiaTheme="majorEastAsia"/>
+          <w:color w:val="000000"/>
+          <w:spacing w:val="-10"/>
+          <w:kern w:val="28"/>
+          <w:sz w:val="22"/>
+          <w:szCs w:val="56"/>
+        </w:rPr>
+        <w:t>Câu 4: There is little water in the bottle.</w:t>
+      </w:r>
+    </w:p>
+    <w:p>
+      <w:pPr>
+        <w:shd w:val="clear" w:color="000000" w:fill="auto"/>
+        <w:spacing w:after="160"/>
+        <w:ind w:left="198"/>
+        <w:rPr>
+          <w:rFonts w:eastAsiaTheme="majorEastAsia"/>
+          <w:color w:val="000000"/>
+          <w:spacing w:val="-10"/>
+          <w:kern w:val="28"/>
+          <w:sz w:val="22"/>
+          <w:szCs w:val="56"/>
+        </w:rPr>
+      </w:pPr>
+      <w:r>
+        <w:rPr>
+          <w:rFonts w:eastAsiaTheme="majorEastAsia"/>
+          <w:color w:val="000000"/>
+          <w:spacing w:val="-10"/>
+          <w:kern w:val="28"/>
+          <w:sz w:val="22"/>
+          <w:szCs w:val="56"/>
+        </w:rPr>
+        <w:t>Câu 5: She bought a few apples.</w:t>
+      </w:r>
+    </w:p>
+    <w:p>
+      <w:pPr>
+        <w:shd w:val="clear" w:color="000000" w:fill="auto"/>
+        <w:spacing w:after="160"/>
+        <w:ind w:left="198"/>
+        <w:rPr>
+          <w:rFonts w:eastAsiaTheme="majorEastAsia"/>
+          <w:color w:val="000000"/>
+          <w:spacing w:val="-10"/>
+          <w:kern w:val="28"/>
+          <w:sz w:val="22"/>
+          <w:szCs w:val="56"/>
+        </w:rPr>
+      </w:pPr>
+      <w:r>
+        <w:rPr>
+          <w:rFonts w:eastAsiaTheme="majorEastAsia"/>
+          <w:color w:val="000000"/>
+          <w:spacing w:val="-10"/>
+          <w:kern w:val="28"/>
+          <w:sz w:val="22"/>
+          <w:szCs w:val="56"/>
+        </w:rPr>
+        <w:t>Câu 6: I can speak a little English.</w:t>
+      </w:r>
+    </w:p>
+    <w:p>
+      <w:pPr>
+        <w:shd w:val="clear" w:color="000000" w:fill="auto"/>
+        <w:spacing w:after="160"/>
+        <w:ind w:left="198"/>
+        <w:rPr>
+          <w:rFonts w:eastAsiaTheme="majorEastAsia"/>
+          <w:color w:val="000000"/>
+          <w:spacing w:val="-10"/>
+          <w:kern w:val="28"/>
+          <w:sz w:val="22"/>
+          <w:szCs w:val="56"/>
+        </w:rPr>
+      </w:pPr>
+      <w:r>
+        <w:rPr>
+          <w:rFonts w:eastAsiaTheme="majorEastAsia"/>
+          <w:color w:val="000000"/>
+          <w:spacing w:val="-10"/>
+          <w:kern w:val="28"/>
+          <w:sz w:val="22"/>
+          <w:szCs w:val="56"/>
+        </w:rPr>
+        <w:t>Câu 7: He has little money, so he cannot buy lunch.</w:t>
+      </w:r>
+    </w:p>
+    <w:p>
+      <w:pPr>
+        <w:shd w:val="clear" w:color="000000" w:fill="auto"/>
+        <w:spacing w:after="160"/>
+        <w:ind w:left="198"/>
+        <w:rPr>
+          <w:rFonts w:eastAsiaTheme="majorEastAsia"/>
+          <w:color w:val="000000"/>
+          <w:spacing w:val="-10"/>
+          <w:kern w:val="28"/>
+          <w:sz w:val="22"/>
+          <w:szCs w:val="56"/>
+        </w:rPr>
+      </w:pPr>
+      <w:r>
+        <w:rPr>
+          <w:rFonts w:eastAsiaTheme="majorEastAsia"/>
+          <w:color w:val="000000"/>
+          <w:spacing w:val="-10"/>
+          <w:kern w:val="28"/>
+          <w:sz w:val="22"/>
+          <w:szCs w:val="56"/>
+        </w:rPr>
+        <w:t>Câu 8: Only a few shops are open.</w:t>
+      </w:r>
+    </w:p>
+    <w:p>
+      <w:pPr>
+        <w:shd w:val="clear" w:color="000000" w:fill="auto"/>
+        <w:spacing w:after="160"/>
+        <w:ind w:left="198"/>
+        <w:rPr>
+          <w:rFonts w:eastAsiaTheme="majorEastAsia"/>
+          <w:color w:val="000000"/>
+          <w:spacing w:val="-10"/>
+          <w:kern w:val="28"/>
+          <w:sz w:val="22"/>
+          <w:szCs w:val="56"/>
+        </w:rPr>
+      </w:pPr>
+      <w:r>
+        <w:rPr>
+          <w:rFonts w:eastAsiaTheme="majorEastAsia"/>
+          <w:color w:val="000000"/>
+          <w:spacing w:val="-10"/>
+          <w:kern w:val="28"/>
+          <w:sz w:val="22"/>
+          <w:szCs w:val="56"/>
+        </w:rPr>
+        <w:t>Câu 9: Add a little sugar.</w:t>
+      </w:r>
+    </w:p>
+    <w:p>
+      <w:pPr>
+        <w:shd w:val="clear" w:color="000000" w:fill="auto"/>
+        <w:spacing w:after="160"/>
+        <w:ind w:left="198"/>
+        <w:rPr>
+          <w:rFonts w:eastAsiaTheme="majorEastAsia"/>
+          <w:color w:val="000000"/>
+          <w:spacing w:val="-10"/>
+          <w:kern w:val="28"/>
+          <w:sz w:val="22"/>
+          <w:szCs w:val="56"/>
+        </w:rPr>
+      </w:pPr>
+      <w:r>
+        <w:rPr>
+          <w:rFonts w:eastAsiaTheme="majorEastAsia"/>
+          <w:color w:val="000000"/>
+          <w:spacing w:val="-10"/>
+          <w:kern w:val="28"/>
+          <w:sz w:val="22"/>
+          <w:szCs w:val="56"/>
+        </w:rPr>
+        <w:t>Câu 10: Quite a few people joined the club.</w:t>
+      </w:r>
+    </w:p>
+    <w:p>
+      <w:pPr>
+        <w:keepNext/>
+        <w:shd w:val="clear" w:color="000000" w:fill="auto"/>
+        <w:spacing w:before="240" w:after="80"/>
+        <w:rPr>
+          <w:rFonts w:eastAsiaTheme="majorEastAsia"/>
+          <w:b/>
+          <w:color w:val="000000"/>
+          <w:spacing w:val="-10"/>
+          <w:kern w:val="28"/>
+          <w:sz w:val="22"/>
+          <w:szCs w:val="56"/>
+        </w:rPr>
+      </w:pPr>
+      <w:r>
+        <w:rPr>
+          <w:rFonts w:eastAsiaTheme="majorEastAsia"/>
+          <w:b/>
+          <w:color w:val="000000"/>
+          <w:spacing w:val="-10"/>
+          <w:kern w:val="28"/>
+          <w:sz w:val="22"/>
+          <w:szCs w:val="56"/>
+        </w:rPr>
         <w:t>PHẦN 9</w:t>
       </w:r>
     </w:p>
     <w:p>
-      <w:r>
-        <w:t>1. She has moved to a new town.</w:t>
-      </w:r>
-    </w:p>
-    <w:p>
-      <w:r>
-        <w:t>2. No. She has only a few friends.</w:t>
-      </w:r>
-    </w:p>
-    <w:p>
-      <w:r>
-        <w:t>3. They are very kind.</w:t>
-      </w:r>
-    </w:p>
-    <w:p>
-      <w:r>
-        <w:t>4. She speaks a little English.</w:t>
-      </w:r>
-    </w:p>
-    <w:p>
-      <w:r>
-        <w:t>5. Yes, she can.</w:t>
-      </w:r>
-    </w:p>
-    <w:p>
-      <w:r>
-        <w:t>6. Because she works and studies every day.</w:t>
-      </w:r>
-    </w:p>
-    <w:p>
-      <w:r>
-        <w:t>7. She goes to a small café.</w:t>
-      </w:r>
-    </w:p>
-    <w:p>
-      <w:r>
-        <w:t>8. No. Few people go there in the morning.</w:t>
-      </w:r>
-    </w:p>
-    <w:p>
-      <w:r>
-        <w:t>9. She drinks a little coffee.</w:t>
-      </w:r>
-    </w:p>
-    <w:p>
-      <w:r>
-        <w:t>10. She reads a few pages.</w:t>
-      </w:r>
-    </w:p>
-    <w:p>
-      <w:pPr>
-        <w:pStyle w:val="Heading1"/>
-      </w:pPr>
-      <w:r>
+      <w:pPr>
+        <w:shd w:val="clear" w:color="000000" w:fill="auto"/>
+        <w:spacing w:after="160"/>
+        <w:ind w:left="198"/>
+        <w:rPr>
+          <w:rFonts w:eastAsiaTheme="majorEastAsia"/>
+          <w:color w:val="000000"/>
+          <w:spacing w:val="-10"/>
+          <w:kern w:val="28"/>
+          <w:sz w:val="22"/>
+          <w:szCs w:val="56"/>
+        </w:rPr>
+      </w:pPr>
+      <w:r>
+        <w:rPr>
+          <w:rFonts w:eastAsiaTheme="majorEastAsia"/>
+          <w:color w:val="000000"/>
+          <w:spacing w:val="-10"/>
+          <w:kern w:val="28"/>
+          <w:sz w:val="22"/>
+          <w:szCs w:val="56"/>
+        </w:rPr>
+        <w:t>Câu 1: She has moved to a new town.</w:t>
+      </w:r>
+    </w:p>
+    <w:p>
+      <w:pPr>
+        <w:shd w:val="clear" w:color="000000" w:fill="auto"/>
+        <w:spacing w:after="160"/>
+        <w:ind w:left="198"/>
+        <w:rPr>
+          <w:rFonts w:eastAsiaTheme="majorEastAsia"/>
+          <w:color w:val="000000"/>
+          <w:spacing w:val="-10"/>
+          <w:kern w:val="28"/>
+          <w:sz w:val="22"/>
+          <w:szCs w:val="56"/>
+        </w:rPr>
+      </w:pPr>
+      <w:r>
+        <w:rPr>
+          <w:rFonts w:eastAsiaTheme="majorEastAsia"/>
+          <w:color w:val="000000"/>
+          <w:spacing w:val="-10"/>
+          <w:kern w:val="28"/>
+          <w:sz w:val="22"/>
+          <w:szCs w:val="56"/>
+        </w:rPr>
+        <w:t>Câu 2: No. She has only a few friends.</w:t>
+      </w:r>
+    </w:p>
+    <w:p>
+      <w:pPr>
+        <w:shd w:val="clear" w:color="000000" w:fill="auto"/>
+        <w:spacing w:after="160"/>
+        <w:ind w:left="198"/>
+        <w:rPr>
+          <w:rFonts w:eastAsiaTheme="majorEastAsia"/>
+          <w:color w:val="000000"/>
+          <w:spacing w:val="-10"/>
+          <w:kern w:val="28"/>
+          <w:sz w:val="22"/>
+          <w:szCs w:val="56"/>
+        </w:rPr>
+      </w:pPr>
+      <w:r>
+        <w:rPr>
+          <w:rFonts w:eastAsiaTheme="majorEastAsia"/>
+          <w:color w:val="000000"/>
+          <w:spacing w:val="-10"/>
+          <w:kern w:val="28"/>
+          <w:sz w:val="22"/>
+          <w:szCs w:val="56"/>
+        </w:rPr>
+        <w:t>Câu 3: They are very kind.</w:t>
+      </w:r>
+    </w:p>
+    <w:p>
+      <w:pPr>
+        <w:shd w:val="clear" w:color="000000" w:fill="auto"/>
+        <w:spacing w:after="160"/>
+        <w:ind w:left="198"/>
+        <w:rPr>
+          <w:rFonts w:eastAsiaTheme="majorEastAsia"/>
+          <w:color w:val="000000"/>
+          <w:spacing w:val="-10"/>
+          <w:kern w:val="28"/>
+          <w:sz w:val="22"/>
+          <w:szCs w:val="56"/>
+        </w:rPr>
+      </w:pPr>
+      <w:r>
+        <w:rPr>
+          <w:rFonts w:eastAsiaTheme="majorEastAsia"/>
+          <w:color w:val="000000"/>
+          <w:spacing w:val="-10"/>
+          <w:kern w:val="28"/>
+          <w:sz w:val="22"/>
+          <w:szCs w:val="56"/>
+        </w:rPr>
+        <w:t>Câu 4: She speaks a little English.</w:t>
+      </w:r>
+    </w:p>
+    <w:p>
+      <w:pPr>
+        <w:shd w:val="clear" w:color="000000" w:fill="auto"/>
+        <w:spacing w:after="160"/>
+        <w:ind w:left="198"/>
+        <w:rPr>
+          <w:rFonts w:eastAsiaTheme="majorEastAsia"/>
+          <w:color w:val="000000"/>
+          <w:spacing w:val="-10"/>
+          <w:kern w:val="28"/>
+          <w:sz w:val="22"/>
+          <w:szCs w:val="56"/>
+        </w:rPr>
+      </w:pPr>
+      <w:r>
+        <w:rPr>
+          <w:rFonts w:eastAsiaTheme="majorEastAsia"/>
+          <w:color w:val="000000"/>
+          <w:spacing w:val="-10"/>
+          <w:kern w:val="28"/>
+          <w:sz w:val="22"/>
+          <w:szCs w:val="56"/>
+        </w:rPr>
+        <w:t>Câu 5: Yes, she can.</w:t>
+      </w:r>
+    </w:p>
+    <w:p>
+      <w:pPr>
+        <w:shd w:val="clear" w:color="000000" w:fill="auto"/>
+        <w:spacing w:after="160"/>
+        <w:ind w:left="198"/>
+        <w:rPr>
+          <w:rFonts w:eastAsiaTheme="majorEastAsia"/>
+          <w:color w:val="000000"/>
+          <w:spacing w:val="-10"/>
+          <w:kern w:val="28"/>
+          <w:sz w:val="22"/>
+          <w:szCs w:val="56"/>
+        </w:rPr>
+      </w:pPr>
+      <w:r>
+        <w:rPr>
+          <w:rFonts w:eastAsiaTheme="majorEastAsia"/>
+          <w:color w:val="000000"/>
+          <w:spacing w:val="-10"/>
+          <w:kern w:val="28"/>
+          <w:sz w:val="22"/>
+          <w:szCs w:val="56"/>
+        </w:rPr>
+        <w:t>Câu 6: Because she works and studies every day.</w:t>
+      </w:r>
+    </w:p>
+    <w:p>
+      <w:pPr>
+        <w:shd w:val="clear" w:color="000000" w:fill="auto"/>
+        <w:spacing w:after="160"/>
+        <w:ind w:left="198"/>
+        <w:rPr>
+          <w:rFonts w:eastAsiaTheme="majorEastAsia"/>
+          <w:color w:val="000000"/>
+          <w:spacing w:val="-10"/>
+          <w:kern w:val="28"/>
+          <w:sz w:val="22"/>
+          <w:szCs w:val="56"/>
+        </w:rPr>
+      </w:pPr>
+      <w:r>
+        <w:rPr>
+          <w:rFonts w:eastAsiaTheme="majorEastAsia"/>
+          <w:color w:val="000000"/>
+          <w:spacing w:val="-10"/>
+          <w:kern w:val="28"/>
+          <w:sz w:val="22"/>
+          <w:szCs w:val="56"/>
+        </w:rPr>
+        <w:t>Câu 7: She goes to a small café.</w:t>
+      </w:r>
+    </w:p>
+    <w:p>
+      <w:pPr>
+        <w:shd w:val="clear" w:color="000000" w:fill="auto"/>
+        <w:spacing w:after="160"/>
+        <w:ind w:left="198"/>
+        <w:rPr>
+          <w:rFonts w:eastAsiaTheme="majorEastAsia"/>
+          <w:color w:val="000000"/>
+          <w:spacing w:val="-10"/>
+          <w:kern w:val="28"/>
+          <w:sz w:val="22"/>
+          <w:szCs w:val="56"/>
+        </w:rPr>
+      </w:pPr>
+      <w:r>
+        <w:rPr>
+          <w:rFonts w:eastAsiaTheme="majorEastAsia"/>
+          <w:color w:val="000000"/>
+          <w:spacing w:val="-10"/>
+          <w:kern w:val="28"/>
+          <w:sz w:val="22"/>
+          <w:szCs w:val="56"/>
+        </w:rPr>
+        <w:t>Câu 8: No. Few people go there in the morning.</w:t>
+      </w:r>
+    </w:p>
+    <w:p>
+      <w:pPr>
+        <w:shd w:val="clear" w:color="000000" w:fill="auto"/>
+        <w:spacing w:after="160"/>
+        <w:ind w:left="198"/>
+        <w:rPr>
+          <w:rFonts w:eastAsiaTheme="majorEastAsia"/>
+          <w:color w:val="000000"/>
+          <w:spacing w:val="-10"/>
+          <w:kern w:val="28"/>
+          <w:sz w:val="22"/>
+          <w:szCs w:val="56"/>
+        </w:rPr>
+      </w:pPr>
+      <w:r>
+        <w:rPr>
+          <w:rFonts w:eastAsiaTheme="majorEastAsia"/>
+          <w:color w:val="000000"/>
+          <w:spacing w:val="-10"/>
+          <w:kern w:val="28"/>
+          <w:sz w:val="22"/>
+          <w:szCs w:val="56"/>
+        </w:rPr>
+        <w:t>Câu 9: She drinks a little coffee.</w:t>
+      </w:r>
+    </w:p>
+    <w:p>
+      <w:pPr>
+        <w:shd w:val="clear" w:color="000000" w:fill="auto"/>
+        <w:spacing w:after="160"/>
+        <w:ind w:left="198"/>
+        <w:rPr>
+          <w:rFonts w:eastAsiaTheme="majorEastAsia"/>
+          <w:color w:val="000000"/>
+          <w:spacing w:val="-10"/>
+          <w:kern w:val="28"/>
+          <w:sz w:val="22"/>
+          <w:szCs w:val="56"/>
+        </w:rPr>
+      </w:pPr>
+      <w:r>
+        <w:rPr>
+          <w:rFonts w:eastAsiaTheme="majorEastAsia"/>
+          <w:color w:val="000000"/>
+          <w:spacing w:val="-10"/>
+          <w:kern w:val="28"/>
+          <w:sz w:val="22"/>
+          <w:szCs w:val="56"/>
+        </w:rPr>
+        <w:t>Câu 10: She reads a few pages.</w:t>
+      </w:r>
+    </w:p>
+    <w:p>
+      <w:pPr>
+        <w:keepNext/>
+        <w:shd w:val="clear" w:color="000000" w:fill="auto"/>
+        <w:spacing w:before="240" w:after="80"/>
+        <w:rPr>
+          <w:rFonts w:eastAsiaTheme="majorEastAsia"/>
+          <w:b/>
+          <w:color w:val="000000"/>
+          <w:spacing w:val="-10"/>
+          <w:kern w:val="28"/>
+          <w:sz w:val="22"/>
+          <w:szCs w:val="56"/>
+        </w:rPr>
+      </w:pPr>
+      <w:r>
+        <w:rPr>
+          <w:rFonts w:eastAsiaTheme="majorEastAsia"/>
+          <w:b/>
+          <w:color w:val="000000"/>
+          <w:spacing w:val="-10"/>
+          <w:kern w:val="28"/>
+          <w:sz w:val="22"/>
+          <w:szCs w:val="56"/>
+        </w:rPr>
         <w:t>PHẦN 10</w:t>
       </w:r>
     </w:p>
     <w:p>
-      <w:r>
-        <w:t>1. I have a few books.</w:t>
-      </w:r>
-    </w:p>
-    <w:p>
-      <w:r>
-        <w:t>2. There is a little milk in the fridge.</w:t>
-      </w:r>
-    </w:p>
-    <w:p>
-      <w:r>
-        <w:t>3. Few students understand the question.</w:t>
-      </w:r>
-    </w:p>
-    <w:p>
-      <w:r>
-        <w:t>4. We have little time.</w:t>
-      </w:r>
-    </w:p>
-    <w:p>
-      <w:r>
-        <w:t>5. She speaks a little English.</w:t>
-      </w:r>
-    </w:p>
-    <w:p>
-      <w:r>
-        <w:t>6. He has few friends here.</w:t>
-      </w:r>
-    </w:p>
-    <w:p>
-      <w:r>
-        <w:t>7. Buy a few eggs, please.</w:t>
-      </w:r>
-    </w:p>
-    <w:p>
-      <w:r>
-        <w:t>8. Add a little salt to the soup.</w:t>
-      </w:r>
-    </w:p>
-    <w:p>
-      <w:r>
-        <w:t>9. Only a few shops are open.</w:t>
-      </w:r>
-    </w:p>
-    <w:p>
-      <w:r>
-        <w:t>10. There is very little water in the bottle.</w:t>
-      </w:r>
-    </w:p>
-    <w:p/>
+      <w:pPr>
+        <w:shd w:val="clear" w:color="000000" w:fill="auto"/>
+        <w:spacing w:after="160"/>
+        <w:ind w:left="198"/>
+        <w:rPr>
+          <w:rFonts w:eastAsiaTheme="majorEastAsia"/>
+          <w:color w:val="000000"/>
+          <w:spacing w:val="-10"/>
+          <w:kern w:val="28"/>
+          <w:sz w:val="22"/>
+          <w:szCs w:val="56"/>
+        </w:rPr>
+      </w:pPr>
+      <w:r>
+        <w:rPr>
+          <w:rFonts w:eastAsiaTheme="majorEastAsia"/>
+          <w:color w:val="000000"/>
+          <w:spacing w:val="-10"/>
+          <w:kern w:val="28"/>
+          <w:sz w:val="22"/>
+          <w:szCs w:val="56"/>
+        </w:rPr>
+        <w:t>Câu 1: I have a few books.</w:t>
+      </w:r>
+    </w:p>
+    <w:p>
+      <w:pPr>
+        <w:shd w:val="clear" w:color="000000" w:fill="auto"/>
+        <w:spacing w:after="160"/>
+        <w:ind w:left="198"/>
+        <w:rPr>
+          <w:rFonts w:eastAsiaTheme="majorEastAsia"/>
+          <w:color w:val="000000"/>
+          <w:spacing w:val="-10"/>
+          <w:kern w:val="28"/>
+          <w:sz w:val="22"/>
+          <w:szCs w:val="56"/>
+        </w:rPr>
+      </w:pPr>
+      <w:r>
+        <w:rPr>
+          <w:rFonts w:eastAsiaTheme="majorEastAsia"/>
+          <w:color w:val="000000"/>
+          <w:spacing w:val="-10"/>
+          <w:kern w:val="28"/>
+          <w:sz w:val="22"/>
+          <w:szCs w:val="56"/>
+        </w:rPr>
+        <w:t>Câu 2: There is a little milk in the fridge.</w:t>
+      </w:r>
+    </w:p>
+    <w:p>
+      <w:pPr>
+        <w:shd w:val="clear" w:color="000000" w:fill="auto"/>
+        <w:spacing w:after="160"/>
+        <w:ind w:left="198"/>
+        <w:rPr>
+          <w:rFonts w:eastAsiaTheme="majorEastAsia"/>
+          <w:color w:val="000000"/>
+          <w:spacing w:val="-10"/>
+          <w:kern w:val="28"/>
+          <w:sz w:val="22"/>
+          <w:szCs w:val="56"/>
+        </w:rPr>
+      </w:pPr>
+      <w:r>
+        <w:rPr>
+          <w:rFonts w:eastAsiaTheme="majorEastAsia"/>
+          <w:color w:val="000000"/>
+          <w:spacing w:val="-10"/>
+          <w:kern w:val="28"/>
+          <w:sz w:val="22"/>
+          <w:szCs w:val="56"/>
+        </w:rPr>
+        <w:t>Câu 3: Few students understand the question.</w:t>
+      </w:r>
+    </w:p>
+    <w:p>
+      <w:pPr>
+        <w:shd w:val="clear" w:color="000000" w:fill="auto"/>
+        <w:spacing w:after="160"/>
+        <w:ind w:left="198"/>
+        <w:rPr>
+          <w:rFonts w:eastAsiaTheme="majorEastAsia"/>
+          <w:color w:val="000000"/>
+          <w:spacing w:val="-10"/>
+          <w:kern w:val="28"/>
+          <w:sz w:val="22"/>
+          <w:szCs w:val="56"/>
+        </w:rPr>
+      </w:pPr>
+      <w:r>
+        <w:rPr>
+          <w:rFonts w:eastAsiaTheme="majorEastAsia"/>
+          <w:color w:val="000000"/>
+          <w:spacing w:val="-10"/>
+          <w:kern w:val="28"/>
+          <w:sz w:val="22"/>
+          <w:szCs w:val="56"/>
+        </w:rPr>
+        <w:t>Câu 4: We have little time.</w:t>
+      </w:r>
+    </w:p>
+    <w:p>
+      <w:pPr>
+        <w:shd w:val="clear" w:color="000000" w:fill="auto"/>
+        <w:spacing w:after="160"/>
+        <w:ind w:left="198"/>
+        <w:rPr>
+          <w:rFonts w:eastAsiaTheme="majorEastAsia"/>
+          <w:color w:val="000000"/>
+          <w:spacing w:val="-10"/>
+          <w:kern w:val="28"/>
+          <w:sz w:val="22"/>
+          <w:szCs w:val="56"/>
+        </w:rPr>
+      </w:pPr>
+      <w:r>
+        <w:rPr>
+          <w:rFonts w:eastAsiaTheme="majorEastAsia"/>
+          <w:color w:val="000000"/>
+          <w:spacing w:val="-10"/>
+          <w:kern w:val="28"/>
+          <w:sz w:val="22"/>
+          <w:szCs w:val="56"/>
+        </w:rPr>
+        <w:t>Câu 5: She speaks a little English.</w:t>
+      </w:r>
+    </w:p>
+    <w:p>
+      <w:pPr>
+        <w:shd w:val="clear" w:color="000000" w:fill="auto"/>
+        <w:spacing w:after="160"/>
+        <w:ind w:left="198"/>
+        <w:rPr>
+          <w:rFonts w:eastAsiaTheme="majorEastAsia"/>
+          <w:color w:val="000000"/>
+          <w:spacing w:val="-10"/>
+          <w:kern w:val="28"/>
+          <w:sz w:val="22"/>
+          <w:szCs w:val="56"/>
+        </w:rPr>
+      </w:pPr>
+      <w:r>
+        <w:rPr>
+          <w:rFonts w:eastAsiaTheme="majorEastAsia"/>
+          <w:color w:val="000000"/>
+          <w:spacing w:val="-10"/>
+          <w:kern w:val="28"/>
+          <w:sz w:val="22"/>
+          <w:szCs w:val="56"/>
+        </w:rPr>
+        <w:t>Câu 6: He has few friends here.</w:t>
+      </w:r>
+    </w:p>
+    <w:p>
+      <w:pPr>
+        <w:shd w:val="clear" w:color="000000" w:fill="auto"/>
+        <w:spacing w:after="160"/>
+        <w:ind w:left="198"/>
+        <w:rPr>
+          <w:rFonts w:eastAsiaTheme="majorEastAsia"/>
+          <w:color w:val="000000"/>
+          <w:spacing w:val="-10"/>
+          <w:kern w:val="28"/>
+          <w:sz w:val="22"/>
+          <w:szCs w:val="56"/>
+        </w:rPr>
+      </w:pPr>
+      <w:r>
+        <w:rPr>
+          <w:rFonts w:eastAsiaTheme="majorEastAsia"/>
+          <w:color w:val="000000"/>
+          <w:spacing w:val="-10"/>
+          <w:kern w:val="28"/>
+          <w:sz w:val="22"/>
+          <w:szCs w:val="56"/>
+        </w:rPr>
+        <w:t>Câu 7: Buy a few eggs, please.</w:t>
+      </w:r>
+    </w:p>
+    <w:p>
+      <w:pPr>
+        <w:shd w:val="clear" w:color="000000" w:fill="auto"/>
+        <w:spacing w:after="160"/>
+        <w:ind w:left="198"/>
+        <w:rPr>
+          <w:rFonts w:eastAsiaTheme="majorEastAsia"/>
+          <w:color w:val="000000"/>
+          <w:spacing w:val="-10"/>
+          <w:kern w:val="28"/>
+          <w:sz w:val="22"/>
+          <w:szCs w:val="56"/>
+        </w:rPr>
+      </w:pPr>
+      <w:r>
+        <w:rPr>
+          <w:rFonts w:eastAsiaTheme="majorEastAsia"/>
+          <w:color w:val="000000"/>
+          <w:spacing w:val="-10"/>
+          <w:kern w:val="28"/>
+          <w:sz w:val="22"/>
+          <w:szCs w:val="56"/>
+        </w:rPr>
+        <w:t>Câu 8: Add a little salt to the soup.</w:t>
+      </w:r>
+    </w:p>
+    <w:p>
+      <w:pPr>
+        <w:shd w:val="clear" w:color="000000" w:fill="auto"/>
+        <w:spacing w:after="160"/>
+        <w:ind w:left="198"/>
+        <w:rPr>
+          <w:rFonts w:eastAsiaTheme="majorEastAsia"/>
+          <w:color w:val="000000"/>
+          <w:spacing w:val="-10"/>
+          <w:kern w:val="28"/>
+          <w:sz w:val="22"/>
+          <w:szCs w:val="56"/>
+        </w:rPr>
+      </w:pPr>
+      <w:r>
+        <w:rPr>
+          <w:rFonts w:eastAsiaTheme="majorEastAsia"/>
+          <w:color w:val="000000"/>
+          <w:spacing w:val="-10"/>
+          <w:kern w:val="28"/>
+          <w:sz w:val="22"/>
+          <w:szCs w:val="56"/>
+        </w:rPr>
+        <w:t>Câu 9: Only a few shops are open.</w:t>
+      </w:r>
+    </w:p>
+    <w:p>
+      <w:pPr>
+        <w:shd w:val="clear" w:color="000000" w:fill="auto"/>
+        <w:spacing w:after="160"/>
+        <w:ind w:left="198"/>
+        <w:rPr>
+          <w:rFonts w:eastAsiaTheme="majorEastAsia"/>
+          <w:color w:val="000000"/>
+          <w:spacing w:val="-10"/>
+          <w:kern w:val="28"/>
+          <w:sz w:val="22"/>
+          <w:szCs w:val="56"/>
+        </w:rPr>
+      </w:pPr>
+      <w:r>
+        <w:rPr>
+          <w:rFonts w:eastAsiaTheme="majorEastAsia"/>
+          <w:color w:val="000000"/>
+          <w:spacing w:val="-10"/>
+          <w:kern w:val="28"/>
+          <w:sz w:val="22"/>
+          <w:szCs w:val="56"/>
+        </w:rPr>
+        <w:t>Câu 10: There is very little water in the bottle.</w:t>
+      </w:r>
+    </w:p>
+    <w:p>
+      <w:pPr>
+        <w:shd w:val="clear" w:color="000000" w:fill="auto"/>
+        <w:spacing w:after="120"/>
+        <w:rPr>
+          <w:color w:val="000000"/>
+          <w:sz w:val="22"/>
+        </w:rPr>
+      </w:pPr>
+    </w:p>
     <w:sectPr>
       <w:pgSz w:w="12240" w:h="15840"/>
-      <w:pgMar w:top="850" w:right="1134" w:bottom="850" w:left="1134" w:header="720" w:footer="720" w:gutter="0"/>
+      <w:pgMar w:top="1134" w:right="1134" w:bottom="1134" w:left="1247" w:header="720" w:footer="720" w:gutter="0"/>
       <w:cols w:space="720"/>
       <w:docGrid w:linePitch="360"/>
     </w:sectPr>
